--- a/downloads/workbook/bridge-week-09.docx
+++ b/downloads/workbook/bridge-week-09.docx
@@ -971,6 +971,178 @@
         <w:t>Project connection: For Python readiness before the Responsible Plant Classifier, retain a trace of the values, the predicted outputs and the changed-case explanation. Use actual Python 3 results to check the prediction after reasoning first.</w:t>
       </w:r>
     </w:p>
+    <w:p>
+      <w:pPr>
+        <w:pStyle w:val="Heading1"/>
+      </w:pPr>
+      <w:r>
+        <w:t>13. Project portfolio milestone</w:t>
+      </w:r>
+    </w:p>
+    <w:p>
+      <w:r>
+        <w:t>Project: Python readiness portfolio</w:t>
+      </w:r>
+    </w:p>
+    <w:p>
+      <w:r>
+        <w:t>Current milestone: Python readiness portfolio. Keep runnable code, predictions, actual outputs, one repaired error and an explanation of a function on changed inputs.</w:t>
+      </w:r>
+    </w:p>
+    <w:p>
+      <w:r>
+        <w:t>For Python readiness before the Responsible Plant Classifier, retain a trace of the values, the predicted outputs and the changed-case explanation. Use actual Python 3 results to check the prediction after reasoning first.</w:t>
+      </w:r>
+    </w:p>
+    <w:tbl>
+      <w:tblPr>
+        <w:tblStyle w:val="LightShading-Accent1"/>
+        <w:tblW w:type="auto" w:w="0"/>
+        <w:tblLook w:firstColumn="1" w:firstRow="1" w:lastColumn="0" w:lastRow="0" w:noHBand="0" w:noVBand="1" w:val="04A0"/>
+      </w:tblPr>
+      <w:tblGrid>
+        <w:gridCol w:w="5112"/>
+        <w:gridCol w:w="5112"/>
+      </w:tblGrid>
+      <w:tr>
+        <w:trPr>
+          <w:tblHeader/>
+        </w:trPr>
+        <w:tc>
+          <w:tcPr>
+            <w:tcW w:type="dxa" w:w="5112"/>
+          </w:tcPr>
+          <w:p>
+            <w:r>
+              <w:t>Evidence to keep</w:t>
+            </w:r>
+          </w:p>
+        </w:tc>
+        <w:tc>
+          <w:tcPr>
+            <w:tcW w:type="dxa" w:w="5112"/>
+          </w:tcPr>
+          <w:p>
+            <w:r>
+              <w:t>My record</w:t>
+            </w:r>
+          </w:p>
+        </w:tc>
+      </w:tr>
+      <w:tr>
+        <w:tc>
+          <w:tcPr>
+            <w:tcW w:type="dxa" w:w="5112"/>
+          </w:tcPr>
+          <w:p>
+            <w:r>
+              <w:t>This week’s input and deciding step</w:t>
+            </w:r>
+          </w:p>
+        </w:tc>
+        <w:tc>
+          <w:tcPr>
+            <w:tcW w:type="dxa" w:w="5112"/>
+          </w:tcPr>
+          <w:p>
+            <w:r/>
+          </w:p>
+        </w:tc>
+      </w:tr>
+      <w:tr>
+        <w:tc>
+          <w:tcPr>
+            <w:tcW w:type="dxa" w:w="5112"/>
+          </w:tcPr>
+          <w:p>
+            <w:r>
+              <w:t>Prediction and actual result (or labelled paper trace)</w:t>
+            </w:r>
+          </w:p>
+        </w:tc>
+        <w:tc>
+          <w:tcPr>
+            <w:tcW w:type="dxa" w:w="5112"/>
+          </w:tcPr>
+          <w:p>
+            <w:r/>
+          </w:p>
+        </w:tc>
+      </w:tr>
+      <w:tr>
+        <w:tc>
+          <w:tcPr>
+            <w:tcW w:type="dxa" w:w="5112"/>
+          </w:tcPr>
+          <w:p>
+            <w:r>
+              <w:t>One change since the previous checkpoint and why</w:t>
+            </w:r>
+          </w:p>
+        </w:tc>
+        <w:tc>
+          <w:tcPr>
+            <w:tcW w:type="dxa" w:w="5112"/>
+          </w:tcPr>
+          <w:p>
+            <w:r/>
+          </w:p>
+        </w:tc>
+      </w:tr>
+      <w:tr>
+        <w:tc>
+          <w:tcPr>
+            <w:tcW w:type="dxa" w:w="5112"/>
+          </w:tcPr>
+          <w:p>
+            <w:r>
+              <w:t>One error or limit and the next test</w:t>
+            </w:r>
+          </w:p>
+        </w:tc>
+        <w:tc>
+          <w:tcPr>
+            <w:tcW w:type="dxa" w:w="5112"/>
+          </w:tcPr>
+          <w:p>
+            <w:r/>
+          </w:p>
+        </w:tc>
+      </w:tr>
+    </w:tbl>
+    <w:p>
+      <w:pPr>
+        <w:pStyle w:val="Heading3"/>
+      </w:pPr>
+      <w:r>
+        <w:t>Explain what this week adds to your project. Reuse last week’s record rather than starting again.</w:t>
+      </w:r>
+    </w:p>
+    <w:p>
+      <w:r>
+        <w:t>________________________________________________________________</w:t>
+      </w:r>
+    </w:p>
+    <w:p>
+      <w:r>
+        <w:t>________________________________________________________________</w:t>
+      </w:r>
+    </w:p>
+    <w:p>
+      <w:r>
+        <w:t>________________________________________________________________</w:t>
+      </w:r>
+    </w:p>
+    <w:p>
+      <w:r>
+        <w:t>________________________________________________________________</w:t>
+      </w:r>
+    </w:p>
+    <w:p>
+      <w:r>
+        <w:t>________________________________________________________________</w:t>
+      </w:r>
+    </w:p>
     <w:sectPr>
       <w:pgSz w:w="12240" w:h="15840"/>
       <w:pgMar w:top="936" w:right="1008" w:bottom="936" w:left="1008" w:header="720" w:footer="720" w:gutter="0"/>

--- a/downloads/workbook/bridge-week-09.docx
+++ b/downloads/workbook/bridge-week-09.docx
@@ -1143,6 +1143,248 @@
         <w:t>________________________________________________________________</w:t>
       </w:r>
     </w:p>
+    <w:p>
+      <w:pPr>
+        <w:pStyle w:val="Heading1"/>
+      </w:pPr>
+      <w:r>
+        <w:t>14. Supported practice and learning evidence</w:t>
+      </w:r>
+    </w:p>
+    <w:p>
+      <w:r>
+        <w:t>Use this supported practice once, in the browser or on paper. Keep the reserved independent assessment for a separate first attempt before teacher feedback.</w:t>
+      </w:r>
+    </w:p>
+    <w:p>
+      <w:r>
+        <w:t>Return values survive their calls. A function returns a local calculation that the caller stores.</w:t>
+      </w:r>
+    </w:p>
+    <w:p>
+      <w:pPr>
+        <w:pStyle w:val="Heading3"/>
+      </w:pPr>
+      <w:r>
+        <w:t>Practice 1: explain the deciding evidence</w:t>
+      </w:r>
+    </w:p>
+    <w:p>
+      <w:r>
+        <w:t>Which labelled step matches this detail? The final print displays 7 5; the second call does not overwrite first.</w:t>
+      </w:r>
+    </w:p>
+    <w:p>
+      <w:r>
+        <w:t>1. Read caller values</w:t>
+      </w:r>
+    </w:p>
+    <w:p>
+      <w:r>
+        <w:t>2. Trace first call</w:t>
+      </w:r>
+    </w:p>
+    <w:p>
+      <w:r>
+        <w:t>3. Trace second call</w:t>
+      </w:r>
+    </w:p>
+    <w:p>
+      <w:pPr>
+        <w:pStyle w:val="Heading3"/>
+      </w:pPr>
+      <w:r>
+        <w:t>My selected conclusion, deciding fact and explanation</w:t>
+      </w:r>
+    </w:p>
+    <w:p>
+      <w:r>
+        <w:t>________________________________________________________________</w:t>
+      </w:r>
+    </w:p>
+    <w:p>
+      <w:r>
+        <w:t>________________________________________________________________</w:t>
+      </w:r>
+    </w:p>
+    <w:p>
+      <w:r>
+        <w:t>________________________________________________________________</w:t>
+      </w:r>
+    </w:p>
+    <w:p>
+      <w:r>
+        <w:t>________________________________________________________________</w:t>
+      </w:r>
+    </w:p>
+    <w:p>
+      <w:r>
+        <w:t>________________________________________________________________</w:t>
+      </w:r>
+    </w:p>
+    <w:p>
+      <w:r>
+        <w:t>Hint if needed: Read the steps in the pictorial case. Match the supplied detail to the stage that performs or records it.</w:t>
+      </w:r>
+    </w:p>
+    <w:p>
+      <w:r>
+        <w:t>After your attempt, compare with the supported explanation: Read caller values The final print displays 7 5; the second call does not overwrite first. Returning passes a value back to the caller. Local names belong to a function call; storing the returned value creates a separate caller binding.</w:t>
+      </w:r>
+    </w:p>
+    <w:p>
+      <w:pPr>
+        <w:pStyle w:val="Heading3"/>
+      </w:pPr>
+      <w:r>
+        <w:t>Practice 2: explain the deciding evidence</w:t>
+      </w:r>
+    </w:p>
+    <w:p>
+      <w:r>
+        <w:t>Changed-case practice: Add print(result) after the calls in a fresh script with no global result. Which conclusion is supported by the supplied facts?</w:t>
+      </w:r>
+    </w:p>
+    <w:p>
+      <w:r>
+        <w:t>1. We can decide the result without examining the changed input or the procedure.</w:t>
+      </w:r>
+    </w:p>
+    <w:p>
+      <w:r>
+        <w:t>2. NameError occurs because that local name is not defined in the caller.</w:t>
+      </w:r>
+    </w:p>
+    <w:p>
+      <w:r>
+        <w:t>3. This one example guarantees correct results for every future input.</w:t>
+      </w:r>
+    </w:p>
+    <w:p>
+      <w:pPr>
+        <w:pStyle w:val="Heading3"/>
+      </w:pPr>
+      <w:r>
+        <w:t>My selected conclusion, deciding fact and explanation</w:t>
+      </w:r>
+    </w:p>
+    <w:p>
+      <w:r>
+        <w:t>________________________________________________________________</w:t>
+      </w:r>
+    </w:p>
+    <w:p>
+      <w:r>
+        <w:t>________________________________________________________________</w:t>
+      </w:r>
+    </w:p>
+    <w:p>
+      <w:r>
+        <w:t>________________________________________________________________</w:t>
+      </w:r>
+    </w:p>
+    <w:p>
+      <w:r>
+        <w:t>________________________________________________________________</w:t>
+      </w:r>
+    </w:p>
+    <w:p>
+      <w:r>
+        <w:t>________________________________________________________________</w:t>
+      </w:r>
+    </w:p>
+    <w:p>
+      <w:r>
+        <w:t>Hint if needed: Use the changed condition and the deciding step in the pictorial trace. The answer must say what follows from those facts.</w:t>
+      </w:r>
+    </w:p>
+    <w:p>
+      <w:r>
+        <w:t>After your attempt, compare with the supported explanation: NameError occurs because that local name is not defined in the caller. A returned value and the function’s internal name are different things.</w:t>
+      </w:r>
+    </w:p>
+    <w:p>
+      <w:pPr>
+        <w:pStyle w:val="Heading3"/>
+      </w:pPr>
+      <w:r>
+        <w:t>Repair a missing building block</w:t>
+      </w:r>
+    </w:p>
+    <w:p>
+      <w:r>
+        <w:t>Review Functions and arguments (python-bridge/8). Goal: Distinguish a function definition from a function call. Short practice: Match every argument to a parameter for the two calls. Why do outputs differ, and what prints when both calls are removed?. Return to this week and explain what you changed.</w:t>
+      </w:r>
+    </w:p>
+    <w:p>
+      <w:r>
+        <w:t>Review Loops and trace tables (python-bridge/6). Goal: Trace variable values before and after each loop iteration. Short practice: List the four visited values and their running totals. Explain why 5 is absent and what prints for range(1,1).. Return to this week and explain what you changed.</w:t>
+      </w:r>
+    </w:p>
+    <w:p>
+      <w:r>
+        <w:t>Review Expressions and operator order (python-bridge/3). Goal: Evaluate numeric expressions using Python’s grouping rules. Short practice: Trace the operation order in both expressions. Identify which picture step changes with parentheses and predict both results when the multiplier becomes four.. Return to this week and explain what you changed.</w:t>
+      </w:r>
+    </w:p>
+    <w:p>
+      <w:pPr>
+        <w:pStyle w:val="Heading3"/>
+      </w:pPr>
+      <w:r>
+        <w:t>Predict, run and debug</w:t>
+      </w:r>
+    </w:p>
+    <w:p>
+      <w:r>
+        <w:t>The browser lab lets you edit the supported Python examples already included in this lesson. Predict first, run, inspect the actual output or error, change one input, then run again. Keep code, predictions, actual results and a reasoned revision together. On paper, label your result as a trace rather than an execution.</w:t>
+      </w:r>
+    </w:p>
+    <w:p>
+      <w:pPr>
+        <w:pStyle w:val="Heading3"/>
+      </w:pPr>
+      <w:r>
+        <w:t>Keep your completed work</w:t>
+      </w:r>
+    </w:p>
+    <w:p>
+      <w:r>
+        <w:t>Use Download completed work in the hosted lesson to export your answers, reflections, practice feedback and code-run evidence. Open the HTML copy to read or print it. Drafts stay in this browser when storage is available; clear drafts on a shared device.</w:t>
+      </w:r>
+    </w:p>
+    <w:p>
+      <w:pPr>
+        <w:pStyle w:val="Heading3"/>
+      </w:pPr>
+      <w:r>
+        <w:t>What I repaired, the evidence I kept and the next test</w:t>
+      </w:r>
+    </w:p>
+    <w:p>
+      <w:r>
+        <w:t>________________________________________________________________</w:t>
+      </w:r>
+    </w:p>
+    <w:p>
+      <w:r>
+        <w:t>________________________________________________________________</w:t>
+      </w:r>
+    </w:p>
+    <w:p>
+      <w:r>
+        <w:t>________________________________________________________________</w:t>
+      </w:r>
+    </w:p>
+    <w:p>
+      <w:r>
+        <w:t>________________________________________________________________</w:t>
+      </w:r>
+    </w:p>
+    <w:p>
+      <w:r>
+        <w:t>________________________________________________________________</w:t>
+      </w:r>
+    </w:p>
     <w:sectPr>
       <w:pgSz w:w="12240" w:h="15840"/>
       <w:pgMar w:top="936" w:right="1008" w:bottom="936" w:left="1008" w:header="720" w:footer="720" w:gutter="0"/>

--- a/downloads/workbook/bridge-week-09.docx
+++ b/downloads/workbook/bridge-week-09.docx
@@ -30,33 +30,45 @@
     </w:p>
     <w:p>
       <w:r>
-        <w:t>Try the recall before opening notes. Then use a different colour or a labelled second line to correct your explanation.</w:t>
+        <w:t>Record your starting explanation for Return values and local state before opening notes. Show any later correction separately.</w:t>
       </w:r>
     </w:p>
     <w:p>
       <w:pPr>
-        <w:pStyle w:val="Heading3"/>
-      </w:pPr>
-      <w:r>
-        <w:t>Functions and arguments</w:t>
+        <w:spacing w:line="336" w:lineRule="auto" w:after="180"/>
+      </w:pPr>
+      <w:r>
+        <w:rPr>
+          <w:b w:val="0"/>
+        </w:rPr>
+        <w:t>Try the recall before opening notes. Then use a different colour or a labelled second line to correct your explanation.</w:t>
       </w:r>
     </w:p>
     <w:p>
-      <w:r>
-        <w:t>Without opening the old lesson, explain one key idea from Functions and arguments. Give an example and a mistake that the idea helps you avoid.</w:t>
+      <w:pPr>
+        <w:pStyle w:val="Heading3"/>
+      </w:pPr>
+      <w:r>
+        <w:t>Functions and arguments</w:t>
       </w:r>
     </w:p>
     <w:p>
       <w:pPr>
-        <w:pStyle w:val="Heading3"/>
-      </w:pPr>
-      <w:r>
-        <w:t>My remembered idea, example and correction</w:t>
+        <w:spacing w:line="336" w:lineRule="auto" w:after="180"/>
+      </w:pPr>
+      <w:r>
+        <w:rPr>
+          <w:b w:val="0"/>
+        </w:rPr>
+        <w:t>Without opening the old lesson, explain one key idea from Functions and arguments. Give an example and a mistake that the idea helps you avoid.</w:t>
       </w:r>
     </w:p>
     <w:p>
-      <w:r>
-        <w:t>________________________________________________________________</w:t>
+      <w:pPr>
+        <w:pStyle w:val="Heading3"/>
+      </w:pPr>
+      <w:r>
+        <w:t>My remembered idea, example and correction</w:t>
       </w:r>
     </w:p>
     <w:p>
@@ -70,29 +82,35 @@
       </w:r>
     </w:p>
     <w:p>
-      <w:pPr>
-        <w:pStyle w:val="Heading3"/>
-      </w:pPr>
-      <w:r>
-        <w:t>Loops and trace tables</w:t>
+      <w:r>
+        <w:t>________________________________________________________________</w:t>
       </w:r>
     </w:p>
     <w:p>
-      <w:r>
-        <w:t>Without opening the old lesson, explain one key idea from Loops and trace tables. Give an example and a mistake that the idea helps you avoid.</w:t>
+      <w:pPr>
+        <w:pStyle w:val="Heading3"/>
+      </w:pPr>
+      <w:r>
+        <w:t>Loops and trace tables</w:t>
       </w:r>
     </w:p>
     <w:p>
       <w:pPr>
-        <w:pStyle w:val="Heading3"/>
-      </w:pPr>
-      <w:r>
-        <w:t>My remembered idea, example and correction</w:t>
+        <w:spacing w:line="336" w:lineRule="auto" w:after="180"/>
+      </w:pPr>
+      <w:r>
+        <w:rPr>
+          <w:b w:val="0"/>
+        </w:rPr>
+        <w:t>Without opening the old lesson, explain one key idea from Loops and trace tables. Give an example and a mistake that the idea helps you avoid.</w:t>
       </w:r>
     </w:p>
     <w:p>
-      <w:r>
-        <w:t>________________________________________________________________</w:t>
+      <w:pPr>
+        <w:pStyle w:val="Heading3"/>
+      </w:pPr>
+      <w:r>
+        <w:t>My remembered idea, example and correction</w:t>
       </w:r>
     </w:p>
     <w:p>
@@ -106,29 +124,35 @@
       </w:r>
     </w:p>
     <w:p>
-      <w:pPr>
-        <w:pStyle w:val="Heading3"/>
-      </w:pPr>
-      <w:r>
-        <w:t>Expressions and operator order</w:t>
+      <w:r>
+        <w:t>________________________________________________________________</w:t>
       </w:r>
     </w:p>
     <w:p>
-      <w:r>
-        <w:t>Without opening the old lesson, explain one key idea from Expressions and operator order. Give an example and a mistake that the idea helps you avoid.</w:t>
+      <w:pPr>
+        <w:pStyle w:val="Heading3"/>
+      </w:pPr>
+      <w:r>
+        <w:t>Expressions and operator order</w:t>
       </w:r>
     </w:p>
     <w:p>
       <w:pPr>
-        <w:pStyle w:val="Heading3"/>
-      </w:pPr>
-      <w:r>
-        <w:t>My remembered idea, example and correction</w:t>
+        <w:spacing w:line="336" w:lineRule="auto" w:after="180"/>
+      </w:pPr>
+      <w:r>
+        <w:rPr>
+          <w:b w:val="0"/>
+        </w:rPr>
+        <w:t>Without opening the old lesson, explain one key idea from Expressions and operator order. Give an example and a mistake that the idea helps you avoid.</w:t>
       </w:r>
     </w:p>
     <w:p>
-      <w:r>
-        <w:t>________________________________________________________________</w:t>
+      <w:pPr>
+        <w:pStyle w:val="Heading3"/>
+      </w:pPr>
+      <w:r>
+        <w:t>My remembered idea, example and correction</w:t>
       </w:r>
     </w:p>
     <w:p>
@@ -142,16 +166,44 @@
       </w:r>
     </w:p>
     <w:p>
-      <w:pPr>
-        <w:pStyle w:val="Heading1"/>
-      </w:pPr>
-      <w:r>
-        <w:t>02. Practise with fading help</w:t>
+      <w:r>
+        <w:t>________________________________________________________________</w:t>
       </w:r>
     </w:p>
     <w:p>
-      <w:r>
-        <w:t>Use W2: Trace separate calls for Return values and local state. Record the answer once; the lesson and workbook refer to the same attempt.</w:t>
+      <w:pPr>
+        <w:pStyle w:val="Heading1"/>
+      </w:pPr>
+      <w:r>
+        <w:t>02. Practise with fading help</w:t>
+      </w:r>
+    </w:p>
+    <w:p>
+      <w:r>
+        <w:t>Complete the supported Return values and local state trace and record the first step you can explain without help.</w:t>
+      </w:r>
+    </w:p>
+    <w:p>
+      <w:pPr>
+        <w:spacing w:line="336" w:lineRule="auto" w:after="180"/>
+      </w:pPr>
+      <w:r>
+        <w:rPr>
+          <w:b w:val="0"/>
+        </w:rPr>
+        <w:t xml:space="preserve">Use W2: Trace separate calls for </w:t>
+      </w:r>
+      <w:r>
+        <w:rPr>
+          <w:b/>
+        </w:rPr>
+        <w:t>Return value</w:t>
+      </w:r>
+      <w:r>
+        <w:rPr>
+          <w:b w:val="0"/>
+        </w:rPr>
+        <w:t>s and local state. Record the answer once; the lesson and workbook refer to the same attempt.</w:t>
       </w:r>
     </w:p>
     <w:tbl>
@@ -279,25 +331,49 @@
     </w:p>
     <w:p>
       <w:r>
-        <w:t>Use the worked case for Return values and local state. Proposed explanation: “Printing a value returns that value”. Decide whether this explanation is supported. Point to the step or supplied fact that decides; explain your repair if needed.</w:t>
+        <w:t>Check the proposed Return values and local state explanation against the supplied facts before discussing it.</w:t>
       </w:r>
     </w:p>
     <w:p>
       <w:pPr>
-        <w:pStyle w:val="Heading3"/>
-      </w:pPr>
-      <w:r>
-        <w:t>My explanation before partner discussion</w:t>
+        <w:spacing w:line="336" w:lineRule="auto" w:after="180"/>
+      </w:pPr>
+      <w:r>
+        <w:rPr>
+          <w:b w:val="0"/>
+        </w:rPr>
+        <w:t xml:space="preserve">Use the worked case for </w:t>
+      </w:r>
+      <w:r>
+        <w:rPr>
+          <w:b/>
+        </w:rPr>
+        <w:t>Return value</w:t>
+      </w:r>
+      <w:r>
+        <w:rPr>
+          <w:b w:val="0"/>
+        </w:rPr>
+        <w:t>s and local state. Proposed explanation: “Printing a value returns that value”. Decide whether this explanation is supported.</w:t>
       </w:r>
     </w:p>
     <w:p>
-      <w:r>
-        <w:t>________________________________________________________________</w:t>
+      <w:pPr>
+        <w:spacing w:line="336" w:lineRule="auto" w:after="180"/>
+      </w:pPr>
+      <w:r>
+        <w:rPr>
+          <w:b w:val="0"/>
+        </w:rPr>
+        <w:t>Point to the step or supplied fact that decides; explain your repair if needed.</w:t>
       </w:r>
     </w:p>
     <w:p>
-      <w:r>
-        <w:t>________________________________________________________________</w:t>
+      <w:pPr>
+        <w:pStyle w:val="Heading3"/>
+      </w:pPr>
+      <w:r>
+        <w:t>My explanation before partner discussion</w:t>
       </w:r>
     </w:p>
     <w:p>
@@ -311,24 +387,58 @@
       </w:r>
     </w:p>
     <w:p>
-      <w:pPr>
-        <w:pStyle w:val="Heading1"/>
-      </w:pPr>
-      <w:r>
-        <w:t>04. Independent transfer case</w:t>
+      <w:r>
+        <w:t>________________________________________________________________</w:t>
       </w:r>
     </w:p>
     <w:p>
-      <w:pPr>
-        <w:pStyle w:val="Heading3"/>
-      </w:pPr>
-      <w:r>
-        <w:t>Independent case: Use returns and keep local state local</w:t>
+      <w:r>
+        <w:t>________________________________________________________________</w:t>
       </w:r>
     </w:p>
     <w:p>
-      <w:r>
-        <w:t>Trace both calls and the final expression. If return total is removed from the function, does this final print complete? Would a separate print(total) outside the function have access to its local variable?</w:t>
+      <w:pPr>
+        <w:pStyle w:val="Heading1"/>
+      </w:pPr>
+      <w:r>
+        <w:t>04. Independent transfer case</w:t>
+      </w:r>
+    </w:p>
+    <w:p>
+      <w:r>
+        <w:t>Write one first attempt at the reserved independent case before feedback. Repeated copies of that case refer to the same recorded attempt.</w:t>
+      </w:r>
+    </w:p>
+    <w:p>
+      <w:pPr>
+        <w:pStyle w:val="Heading3"/>
+      </w:pPr>
+      <w:r>
+        <w:t>Independent case: Use returns and keep local state local</w:t>
+      </w:r>
+    </w:p>
+    <w:p>
+      <w:pPr>
+        <w:spacing w:line="336" w:lineRule="auto" w:after="180"/>
+        <w:shd w:fill="F5F1FB"/>
+      </w:pPr>
+      <w:r>
+        <w:rPr>
+          <w:b w:val="0"/>
+        </w:rPr>
+        <w:t xml:space="preserve">Trace both calls and the final expression. If return total is removed from the function, does this final print complete? Would a separate print(total) outside the function have access to its </w:t>
+      </w:r>
+      <w:r>
+        <w:rPr>
+          <w:b/>
+        </w:rPr>
+        <w:t>local variable</w:t>
+      </w:r>
+      <w:r>
+        <w:rPr>
+          <w:b w:val="0"/>
+        </w:rPr>
+        <w:t>?</w:t>
       </w:r>
     </w:p>
     <w:p>
@@ -395,7 +505,13 @@
       </w:r>
     </w:p>
     <w:p>
-      <w:r>
+      <w:pPr>
+        <w:spacing w:line="336" w:lineRule="auto" w:after="180"/>
+      </w:pPr>
+      <w:r>
+        <w:rPr>
+          <w:b w:val="0"/>
+        </w:rPr>
         <w:t>Attempt this case before feedback. Record any help. Earlier examples below are further practice; a case already practised with feedback cannot establish fresh transfer.</w:t>
       </w:r>
     </w:p>
@@ -409,20 +525,26 @@
     </w:p>
     <w:p>
       <w:r>
-        <w:t>Using the correct worked definition, execute result = remaining(15, 6), then doubled = result * 2. State both stored values and what the script displays before a print statement is added.</w:t>
+        <w:t>Separate returning from displaying. Apply the supplied Return values and local state facts and keep your reasoning.</w:t>
       </w:r>
     </w:p>
     <w:p>
       <w:pPr>
-        <w:pStyle w:val="Heading3"/>
-      </w:pPr>
-      <w:r>
-        <w:t>My reasoning and evidence</w:t>
+        <w:spacing w:line="336" w:lineRule="auto" w:after="180"/>
+      </w:pPr>
+      <w:r>
+        <w:rPr>
+          <w:b w:val="0"/>
+        </w:rPr>
+        <w:t>Using the correct worked definition, execute result = remaining(15, 6), then doubled = result * 2. State both stored values and what the script displays before a print statement is added.</w:t>
       </w:r>
     </w:p>
     <w:p>
-      <w:r>
-        <w:t>________________________________________________________________</w:t>
+      <w:pPr>
+        <w:pStyle w:val="Heading3"/>
+      </w:pPr>
+      <w:r>
+        <w:t>My reasoning and evidence</w:t>
       </w:r>
     </w:p>
     <w:p>
@@ -451,34 +573,40 @@
       </w:r>
     </w:p>
     <w:p>
-      <w:pPr>
-        <w:pStyle w:val="Heading1"/>
-      </w:pPr>
-      <w:r>
-        <w:t>06. W2 Trace separate calls</w:t>
+      <w:r>
+        <w:t>________________________________________________________________</w:t>
       </w:r>
     </w:p>
     <w:p>
-      <w:r>
-        <w:t>Using the correct definition, store a = remaining(8, 3), b = remaining(8, 8), c = remaining(8, 3). State a, b and c. In a fresh script, explain why print(spaces) outside the function fails.</w:t>
+      <w:pPr>
+        <w:pStyle w:val="Heading1"/>
+      </w:pPr>
+      <w:r>
+        <w:t>06. W2 Trace separate calls</w:t>
       </w:r>
     </w:p>
     <w:p>
-      <w:pPr>
-        <w:pStyle w:val="Heading3"/>
-      </w:pPr>
-      <w:r>
-        <w:t>My reasoning and evidence</w:t>
+      <w:r>
+        <w:t>Trace separate calls. Apply the supplied Return values and local state facts and keep your reasoning.</w:t>
       </w:r>
     </w:p>
     <w:p>
-      <w:r>
-        <w:t>________________________________________________________________</w:t>
+      <w:pPr>
+        <w:spacing w:line="336" w:lineRule="auto" w:after="180"/>
+      </w:pPr>
+      <w:r>
+        <w:rPr>
+          <w:b w:val="0"/>
+        </w:rPr>
+        <w:t>Using the correct definition, store a = remaining(8, 3), b = remaining(8, 8), c = remaining(8, 3). State a, b and c. In a fresh script, explain why print(spaces) outside the function fails.</w:t>
       </w:r>
     </w:p>
     <w:p>
-      <w:r>
-        <w:t>________________________________________________________________</w:t>
+      <w:pPr>
+        <w:pStyle w:val="Heading3"/>
+      </w:pPr>
+      <w:r>
+        <w:t>My reasoning and evidence</w:t>
       </w:r>
     </w:p>
     <w:p>
@@ -502,39 +630,57 @@
       </w:r>
     </w:p>
     <w:p>
-      <w:pPr>
-        <w:pStyle w:val="Heading1"/>
-      </w:pPr>
-      <w:r>
-        <w:t>07. W3 Repair the returned value</w:t>
+      <w:r>
+        <w:t>________________________________________________________________</w:t>
       </w:r>
     </w:p>
     <w:p>
       <w:r>
-        <w:t>Use the faulty printing version with answer = remaining(11, 2). State the displayed number and the value stored in answer. Explain why print(answer + 1) fails, then repair the function and predict the repaired output.</w:t>
+        <w:t>________________________________________________________________</w:t>
       </w:r>
     </w:p>
     <w:p>
       <w:pPr>
-        <w:pStyle w:val="Heading3"/>
-      </w:pPr>
-      <w:r>
-        <w:t>My reasoning and evidence</w:t>
+        <w:pStyle w:val="Heading1"/>
+      </w:pPr>
+      <w:r>
+        <w:t>07. W3 Repair the returned value</w:t>
       </w:r>
     </w:p>
     <w:p>
       <w:r>
-        <w:t>________________________________________________________________</w:t>
+        <w:t>Repair the returned value. Apply the supplied Return values and local state facts and keep your reasoning.</w:t>
       </w:r>
     </w:p>
     <w:p>
-      <w:r>
-        <w:t>________________________________________________________________</w:t>
+      <w:pPr>
+        <w:spacing w:line="336" w:lineRule="auto" w:after="180"/>
+      </w:pPr>
+      <w:r>
+        <w:rPr>
+          <w:b w:val="0"/>
+        </w:rPr>
+        <w:t xml:space="preserve">Use the faulty printing version with answer = remaining(11, 2). State the displayed number and the value stored in answer. Explain why print(answer + 1) fails, then repair the function and predict the repaired </w:t>
+      </w:r>
+      <w:r>
+        <w:rPr>
+          <w:b/>
+        </w:rPr>
+        <w:t>output</w:t>
+      </w:r>
+      <w:r>
+        <w:rPr>
+          <w:b w:val="0"/>
+        </w:rPr>
+        <w:t>.</w:t>
       </w:r>
     </w:p>
     <w:p>
-      <w:r>
-        <w:t>________________________________________________________________</w:t>
+      <w:pPr>
+        <w:pStyle w:val="Heading3"/>
+      </w:pPr>
+      <w:r>
+        <w:t>My reasoning and evidence</w:t>
       </w:r>
     </w:p>
     <w:p>
@@ -553,49 +699,85 @@
       </w:r>
     </w:p>
     <w:p>
-      <w:pPr>
-        <w:pStyle w:val="Heading1"/>
-      </w:pPr>
-      <w:r>
-        <w:t>08. W4 Build a reusable calculation independently</w:t>
+      <w:r>
+        <w:t>________________________________________________________________</w:t>
       </w:r>
     </w:p>
     <w:p>
       <w:r>
-        <w:t>Each tray holds 5 counters. Define stock(trays, loose) to return the total using a local variable total. Assume nonnegative integer arguments. Store results for (2, 3), (0, 3) and (2, 0). Print the sum of the first two stored results. Predict that output and all three stored values. Call (2, 3) again to check fresh state.</w:t>
+        <w:t>________________________________________________________________</w:t>
       </w:r>
     </w:p>
     <w:p>
-      <w:pPr>
-        <w:pStyle w:val="Heading3"/>
-      </w:pPr>
-      <w:r>
-        <w:t>My reasoning and evidence</w:t>
+      <w:r>
+        <w:t>________________________________________________________________</w:t>
       </w:r>
     </w:p>
     <w:p>
-      <w:r>
-        <w:t>________________________________________________________________</w:t>
+      <w:pPr>
+        <w:pStyle w:val="Heading1"/>
+      </w:pPr>
+      <w:r>
+        <w:t>08. W4 Build a reusable calculation independently</w:t>
       </w:r>
     </w:p>
     <w:p>
       <w:r>
-        <w:t>________________________________________________________________</w:t>
+        <w:t>Attempt before feedback. If this repeats the selected independent case, reuse that first attempt; otherwise keep a separate record. Build a reusable calculation independently. Apply the supplied Return values and local state facts and keep your reasoning.</w:t>
       </w:r>
     </w:p>
     <w:p>
-      <w:r>
-        <w:t>________________________________________________________________</w:t>
+      <w:pPr>
+        <w:spacing w:line="336" w:lineRule="auto" w:after="180"/>
+      </w:pPr>
+      <w:r>
+        <w:rPr>
+          <w:b w:val="0"/>
+        </w:rPr>
+        <w:t xml:space="preserve">Each tray holds 5 counters. Define stock(trays, loose) to return the total using a </w:t>
+      </w:r>
+      <w:r>
+        <w:rPr>
+          <w:b/>
+        </w:rPr>
+        <w:t>local variable</w:t>
+      </w:r>
+      <w:r>
+        <w:rPr>
+          <w:b w:val="0"/>
+        </w:rPr>
+        <w:t xml:space="preserve"> total. Assume nonnegative integer arguments. Store results for (2, 3), (0, 3) and (2, 0).</w:t>
       </w:r>
     </w:p>
     <w:p>
-      <w:r>
-        <w:t>________________________________________________________________</w:t>
+      <w:pPr>
+        <w:spacing w:line="336" w:lineRule="auto" w:after="180"/>
+      </w:pPr>
+      <w:r>
+        <w:rPr>
+          <w:b w:val="0"/>
+        </w:rPr>
+        <w:t xml:space="preserve">Print the sum of the first two stored results. Predict that </w:t>
+      </w:r>
+      <w:r>
+        <w:rPr>
+          <w:b/>
+        </w:rPr>
+        <w:t>output</w:t>
+      </w:r>
+      <w:r>
+        <w:rPr>
+          <w:b w:val="0"/>
+        </w:rPr>
+        <w:t xml:space="preserve"> and all three stored values. Call (2, 3) again to check fresh state.</w:t>
       </w:r>
     </w:p>
     <w:p>
-      <w:r>
-        <w:t>________________________________________________________________</w:t>
+      <w:pPr>
+        <w:pStyle w:val="Heading3"/>
+      </w:pPr>
+      <w:r>
+        <w:t>My reasoning and evidence</w:t>
       </w:r>
     </w:p>
     <w:p>
@@ -614,24 +796,18 @@
       </w:r>
     </w:p>
     <w:p>
-      <w:pPr>
-        <w:pStyle w:val="Heading1"/>
-      </w:pPr>
-      <w:r>
-        <w:t>09. W5 Locate a statement that never runs</w:t>
+      <w:r>
+        <w:t>________________________________________________________________</w:t>
       </w:r>
     </w:p>
     <w:p>
       <w:r>
-        <w:t>A function body has spaces = capacity - used, then return spaces, then print("done"), all at the same indentation. What does answer = remaining(4, 4) store and display? Explain whether the final print can run.</w:t>
+        <w:t>________________________________________________________________</w:t>
       </w:r>
     </w:p>
     <w:p>
-      <w:pPr>
-        <w:pStyle w:val="Heading3"/>
-      </w:pPr>
-      <w:r>
-        <w:t>My reasoning and evidence</w:t>
+      <w:r>
+        <w:t>________________________________________________________________</w:t>
       </w:r>
     </w:p>
     <w:p>
@@ -645,44 +821,50 @@
       </w:r>
     </w:p>
     <w:p>
-      <w:r>
-        <w:t>________________________________________________________________</w:t>
+      <w:pPr>
+        <w:pStyle w:val="Heading1"/>
+      </w:pPr>
+      <w:r>
+        <w:t>09. W5 Locate a statement that never runs</w:t>
       </w:r>
     </w:p>
     <w:p>
       <w:r>
-        <w:t>________________________________________________________________</w:t>
+        <w:t>Locate a statement that never runs. Apply the supplied Return values and local state facts and keep your reasoning.</w:t>
       </w:r>
     </w:p>
     <w:p>
-      <w:r>
-        <w:t>________________________________________________________________</w:t>
+      <w:pPr>
+        <w:spacing w:line="336" w:lineRule="auto" w:after="180"/>
+      </w:pPr>
+      <w:r>
+        <w:rPr>
+          <w:b w:val="0"/>
+        </w:rPr>
+        <w:t>A function body has spaces = capacity - used, then return spaces, then print("done"), all at the same indentation. What does answer = remaining(4, 4) store and display? Explain whether the final print can run.</w:t>
       </w:r>
     </w:p>
     <w:p>
-      <w:r>
-        <w:t>________________________________________________________________</w:t>
+      <w:pPr>
+        <w:pStyle w:val="Heading3"/>
+      </w:pPr>
+      <w:r>
+        <w:t>My reasoning and evidence</w:t>
       </w:r>
     </w:p>
     <w:p>
-      <w:pPr>
-        <w:pStyle w:val="Heading1"/>
-      </w:pPr>
-      <w:r>
-        <w:t>10. Project checkpoint and reflection</w:t>
+      <w:r>
+        <w:t>________________________________________________________________</w:t>
       </w:r>
     </w:p>
     <w:p>
       <w:r>
-        <w:t>Add a labelled return values and local state evidence sheet to Python readiness portfolio. Show how you can use a returned value in a later calculation. Use the supplied fictional case and keep its inputs, intermediate steps, calculation or prediction, and limitation. Connect this record to last week’s record; a matching answer without a trace is insufficient.</w:t>
+        <w:t>________________________________________________________________</w:t>
       </w:r>
     </w:p>
     <w:p>
-      <w:pPr>
-        <w:pStyle w:val="Heading3"/>
-      </w:pPr>
-      <w:r>
-        <w:t>My project change, supporting evidence and remaining limit</w:t>
+      <w:r>
+        <w:t>________________________________________________________________</w:t>
       </w:r>
     </w:p>
     <w:p>
@@ -701,26 +883,137 @@
       </w:r>
     </w:p>
     <w:p>
-      <w:r>
-        <w:t>________________________________________________________________</w:t>
+      <w:pPr>
+        <w:pStyle w:val="Heading1"/>
+      </w:pPr>
+      <w:r>
+        <w:t>10. Project checkpoint and reflection</w:t>
       </w:r>
     </w:p>
     <w:p>
       <w:r>
-        <w:t>________________________________________________________________</w:t>
+        <w:t>Connect Return values and local state to Python readiness portfolio, identify a limit and choose the next useful test.</w:t>
       </w:r>
     </w:p>
     <w:p>
-      <w:r>
-        <w:t>________________________________________________________________</w:t>
+      <w:pPr>
+        <w:spacing w:line="336" w:lineRule="auto" w:after="180"/>
+      </w:pPr>
+      <w:r>
+        <w:rPr>
+          <w:b w:val="0"/>
+        </w:rPr>
+        <w:t xml:space="preserve">Add a labelled </w:t>
+      </w:r>
+      <w:r>
+        <w:rPr>
+          <w:b/>
+        </w:rPr>
+        <w:t>return value</w:t>
+      </w:r>
+      <w:r>
+        <w:rPr>
+          <w:b w:val="0"/>
+        </w:rPr>
+        <w:t xml:space="preserve">s and local state </w:t>
+      </w:r>
+      <w:r>
+        <w:rPr>
+          <w:b/>
+        </w:rPr>
+        <w:t>evidence</w:t>
+      </w:r>
+      <w:r>
+        <w:rPr>
+          <w:b w:val="0"/>
+        </w:rPr>
+        <w:t xml:space="preserve"> sheet to Python readiness portfolio. Show how you can use a returned value in a later calculation.</w:t>
       </w:r>
     </w:p>
     <w:p>
       <w:pPr>
+        <w:spacing w:line="336" w:lineRule="auto" w:after="180"/>
+      </w:pPr>
+      <w:r>
+        <w:rPr>
+          <w:b w:val="0"/>
+        </w:rPr>
+        <w:t xml:space="preserve">Use the supplied fictional case and keep its </w:t>
+      </w:r>
+      <w:r>
+        <w:rPr>
+          <w:b/>
+        </w:rPr>
+        <w:t>input</w:t>
+      </w:r>
+      <w:r>
+        <w:rPr>
+          <w:b w:val="0"/>
+        </w:rPr>
+        <w:t xml:space="preserve">s, intermediate steps, calculation or </w:t>
+      </w:r>
+      <w:r>
+        <w:rPr>
+          <w:b/>
+        </w:rPr>
+        <w:t>prediction</w:t>
+      </w:r>
+      <w:r>
+        <w:rPr>
+          <w:b w:val="0"/>
+        </w:rPr>
+        <w:t>, and limitation. Connect this record to last week’s record; a matching answer without a trace is insufficient.</w:t>
+      </w:r>
+    </w:p>
+    <w:p>
+      <w:pPr>
+        <w:pStyle w:val="Heading3"/>
+      </w:pPr>
+      <w:r>
+        <w:t>My project change, supporting evidence and remaining limit</w:t>
+      </w:r>
+    </w:p>
+    <w:p>
+      <w:r>
+        <w:t>________________________________________________________________</w:t>
+      </w:r>
+    </w:p>
+    <w:p>
+      <w:r>
+        <w:t>________________________________________________________________</w:t>
+      </w:r>
+    </w:p>
+    <w:p>
+      <w:r>
+        <w:t>________________________________________________________________</w:t>
+      </w:r>
+    </w:p>
+    <w:p>
+      <w:r>
+        <w:t>________________________________________________________________</w:t>
+      </w:r>
+    </w:p>
+    <w:p>
+      <w:r>
+        <w:t>________________________________________________________________</w:t>
+      </w:r>
+    </w:p>
+    <w:p>
+      <w:r>
+        <w:t>________________________________________________________________</w:t>
+      </w:r>
+    </w:p>
+    <w:p>
+      <w:pPr>
         <w:pStyle w:val="Heading1"/>
       </w:pPr>
       <w:r>
         <w:t>11. Feedback, return check and learning record</w:t>
+      </w:r>
+    </w:p>
+    <w:p>
+      <w:r>
+        <w:t>Record the first repaired step and a different case to revisit after a delay.</w:t>
       </w:r>
     </w:p>
     <w:tbl>
@@ -860,7 +1153,13 @@
       </w:tr>
     </w:tbl>
     <w:p>
-      <w:r>
+      <w:pPr>
+        <w:spacing w:line="336" w:lineRule="auto" w:after="180"/>
+      </w:pPr>
+      <w:r>
+        <w:rPr>
+          <w:b w:val="0"/>
+        </w:rPr>
         <w:t>Revisit this idea with your teacher after a delay. Familiarity is different from explaining and using it on a changed case.</w:t>
       </w:r>
     </w:p>
@@ -874,11 +1173,46 @@
     </w:p>
     <w:p>
       <w:r>
-        <w:t>Return values survive their calls. A function returns a local calculation that the caller stores.</w:t>
+        <w:t>Return values survive their calls. A function returns a local calculation that the caller stores. Explain the labelled step before checking the changed condition.</w:t>
       </w:r>
     </w:p>
     <w:p>
-      <w:r>
+      <w:pPr>
+        <w:spacing w:line="336" w:lineRule="auto" w:after="180"/>
+      </w:pPr>
+      <w:r>
+        <w:rPr>
+          <w:b/>
+        </w:rPr>
+        <w:t>Return value</w:t>
+      </w:r>
+      <w:r>
+        <w:rPr>
+          <w:b w:val="0"/>
+        </w:rPr>
+        <w:t xml:space="preserve">s survive their calls. A function returns a local calculation that the </w:t>
+      </w:r>
+      <w:r>
+        <w:rPr>
+          <w:b/>
+        </w:rPr>
+        <w:t>caller</w:t>
+      </w:r>
+      <w:r>
+        <w:rPr>
+          <w:b w:val="0"/>
+        </w:rPr>
+        <w:t xml:space="preserve"> stores.</w:t>
+      </w:r>
+    </w:p>
+    <w:p>
+      <w:pPr>
+        <w:spacing w:line="336" w:lineRule="auto" w:after="180"/>
+      </w:pPr>
+      <w:r>
+        <w:rPr>
+          <w:b w:val="0"/>
+        </w:rPr>
         <w:t>Python 3: def extra(a,b): result=a+b; return result. Then first=extra(2,5); second=extra(4,1); print(first,second).</w:t>
       </w:r>
     </w:p>
@@ -919,8 +1253,27 @@
       </w:r>
     </w:p>
     <w:p>
-      <w:r>
-        <w:t>Trace the two returned values and explain why first stays seven. What happens if the caller tries to print result directly?</w:t>
+      <w:pPr>
+        <w:spacing w:line="336" w:lineRule="auto" w:after="180"/>
+        <w:shd w:fill="F5F1FB"/>
+      </w:pPr>
+      <w:r>
+        <w:rPr>
+          <w:b w:val="0"/>
+        </w:rPr>
+        <w:t xml:space="preserve">Trace the two returned values and explain why first stays seven. What happens if the </w:t>
+      </w:r>
+      <w:r>
+        <w:rPr>
+          <w:b/>
+        </w:rPr>
+        <w:t>caller</w:t>
+      </w:r>
+      <w:r>
+        <w:rPr>
+          <w:b w:val="0"/>
+        </w:rPr>
+        <w:t xml:space="preserve"> tries to print result directly?</w:t>
       </w:r>
     </w:p>
     <w:p>
@@ -962,36 +1315,187 @@
       </w:r>
     </w:p>
     <w:p>
-      <w:r>
-        <w:t>Support used: alone / hint / worked example. This record is practice evidence.</w:t>
+      <w:pPr>
+        <w:pStyle w:val="Heading3"/>
+      </w:pPr>
+      <w:r>
+        <w:t>Record the help used</w:t>
       </w:r>
     </w:p>
     <w:p>
-      <w:r>
-        <w:t>Project connection: For Python readiness before the Responsible Plant Classifier, retain a trace of the values, the predicted outputs and the changed-case explanation. Use actual Python 3 results to check the prediction after reasoning first.</w:t>
+      <w:pPr>
+        <w:spacing w:line="336" w:lineRule="auto" w:after="180"/>
+        <w:shd w:fill="F1F6F8"/>
+      </w:pPr>
+      <w:r>
+        <w:rPr>
+          <w:b w:val="0"/>
+        </w:rPr>
+        <w:t xml:space="preserve">Support used: alone / hint / worked example. This record is practice </w:t>
+      </w:r>
+      <w:r>
+        <w:rPr>
+          <w:b/>
+        </w:rPr>
+        <w:t>evidence</w:t>
+      </w:r>
+      <w:r>
+        <w:rPr>
+          <w:b w:val="0"/>
+        </w:rPr>
+        <w:t>.</w:t>
       </w:r>
     </w:p>
     <w:p>
       <w:pPr>
-        <w:pStyle w:val="Heading1"/>
-      </w:pPr>
-      <w:r>
-        <w:t>13. Project portfolio milestone</w:t>
+        <w:spacing w:line="336" w:lineRule="auto" w:after="180"/>
+      </w:pPr>
+      <w:r>
+        <w:rPr>
+          <w:b w:val="0"/>
+        </w:rPr>
+        <w:t xml:space="preserve">Project connection: For Python readiness before the Responsible Plant Classifier, retain a trace of the values, the predicted </w:t>
+      </w:r>
+      <w:r>
+        <w:rPr>
+          <w:b/>
+        </w:rPr>
+        <w:t>output</w:t>
+      </w:r>
+      <w:r>
+        <w:rPr>
+          <w:b w:val="0"/>
+        </w:rPr>
+        <w:t>s and the changed-case explanation.</w:t>
       </w:r>
     </w:p>
     <w:p>
-      <w:r>
-        <w:t>Project: Python readiness portfolio</w:t>
+      <w:pPr>
+        <w:spacing w:line="336" w:lineRule="auto" w:after="180"/>
+      </w:pPr>
+      <w:r>
+        <w:rPr>
+          <w:b w:val="0"/>
+        </w:rPr>
+        <w:t xml:space="preserve">Use actual Python 3 results to check the </w:t>
+      </w:r>
+      <w:r>
+        <w:rPr>
+          <w:b/>
+        </w:rPr>
+        <w:t>prediction</w:t>
+      </w:r>
+      <w:r>
+        <w:rPr>
+          <w:b w:val="0"/>
+        </w:rPr>
+        <w:t xml:space="preserve"> after reasoning first.</w:t>
       </w:r>
     </w:p>
     <w:p>
-      <w:r>
-        <w:t>Current milestone: Python readiness portfolio. Keep runnable code, predictions, actual outputs, one repaired error and an explanation of a function on changed inputs.</w:t>
+      <w:pPr>
+        <w:pStyle w:val="Heading1"/>
+      </w:pPr>
+      <w:r>
+        <w:t>13. Project portfolio milestone</w:t>
       </w:r>
     </w:p>
     <w:p>
       <w:r>
-        <w:t>For Python readiness before the Responsible Plant Classifier, retain a trace of the values, the predicted outputs and the changed-case explanation. Use actual Python 3 results to check the prediction after reasoning first.</w:t>
+        <w:t>Keep this week’s input, deciding step, result and limit together in the Python readiness portfolio record.</w:t>
+      </w:r>
+    </w:p>
+    <w:p>
+      <w:pPr>
+        <w:spacing w:line="336" w:lineRule="auto" w:after="180"/>
+      </w:pPr>
+      <w:r>
+        <w:rPr>
+          <w:b w:val="0"/>
+        </w:rPr>
+        <w:t>Project: Python readiness portfolio</w:t>
+      </w:r>
+    </w:p>
+    <w:p>
+      <w:pPr>
+        <w:spacing w:line="336" w:lineRule="auto" w:after="180"/>
+      </w:pPr>
+      <w:r>
+        <w:rPr>
+          <w:b w:val="0"/>
+        </w:rPr>
+        <w:t xml:space="preserve">Current milestone: Python readiness portfolio. Keep runnable code, </w:t>
+      </w:r>
+      <w:r>
+        <w:rPr>
+          <w:b/>
+        </w:rPr>
+        <w:t>prediction</w:t>
+      </w:r>
+      <w:r>
+        <w:rPr>
+          <w:b w:val="0"/>
+        </w:rPr>
+        <w:t xml:space="preserve">s, actual </w:t>
+      </w:r>
+      <w:r>
+        <w:rPr>
+          <w:b/>
+        </w:rPr>
+        <w:t>output</w:t>
+      </w:r>
+      <w:r>
+        <w:rPr>
+          <w:b w:val="0"/>
+        </w:rPr>
+        <w:t xml:space="preserve">s, one repaired error and an explanation of a function on changed </w:t>
+      </w:r>
+      <w:r>
+        <w:rPr>
+          <w:b/>
+        </w:rPr>
+        <w:t>input</w:t>
+      </w:r>
+      <w:r>
+        <w:rPr>
+          <w:b w:val="0"/>
+        </w:rPr>
+        <w:t>s.</w:t>
+      </w:r>
+    </w:p>
+    <w:p>
+      <w:pPr>
+        <w:spacing w:line="336" w:lineRule="auto" w:after="180"/>
+      </w:pPr>
+      <w:r>
+        <w:rPr>
+          <w:b w:val="0"/>
+        </w:rPr>
+        <w:t xml:space="preserve">For Python readiness before the Responsible Plant Classifier, retain a trace of the values, the predicted </w:t>
+      </w:r>
+      <w:r>
+        <w:rPr>
+          <w:b/>
+        </w:rPr>
+        <w:t>output</w:t>
+      </w:r>
+      <w:r>
+        <w:rPr>
+          <w:b w:val="0"/>
+        </w:rPr>
+        <w:t xml:space="preserve">s and the changed-case explanation. Use actual Python 3 results to check the </w:t>
+      </w:r>
+      <w:r>
+        <w:rPr>
+          <w:b/>
+        </w:rPr>
+        <w:t>prediction</w:t>
+      </w:r>
+      <w:r>
+        <w:rPr>
+          <w:b w:val="0"/>
+        </w:rPr>
+        <w:t xml:space="preserve"> after reasoning first.</w:t>
       </w:r>
     </w:p>
     <w:tbl>
@@ -1153,53 +1657,122 @@
     </w:p>
     <w:p>
       <w:r>
-        <w:t>Use this supported practice once, in the browser or on paper. Keep the reserved independent assessment for a separate first attempt before teacher feedback.</w:t>
+        <w:t>Try the supported questions before comparing with hints and feedback. Record what you repaired and the evidence you retained.</w:t>
       </w:r>
     </w:p>
     <w:p>
-      <w:r>
-        <w:t>Return values survive their calls. A function returns a local calculation that the caller stores.</w:t>
+      <w:pPr>
+        <w:spacing w:line="336" w:lineRule="auto" w:after="180"/>
+      </w:pPr>
+      <w:r>
+        <w:rPr>
+          <w:b w:val="0"/>
+        </w:rPr>
+        <w:t>Use this supported practice once, in the browser or on paper. Keep the reserved independent assessment for a separate first attempt before teacher feedback.</w:t>
       </w:r>
     </w:p>
     <w:p>
       <w:pPr>
-        <w:pStyle w:val="Heading3"/>
-      </w:pPr>
-      <w:r>
-        <w:t>Practice 1: explain the deciding evidence</w:t>
+        <w:spacing w:line="336" w:lineRule="auto" w:after="180"/>
+      </w:pPr>
+      <w:r>
+        <w:rPr>
+          <w:b/>
+        </w:rPr>
+        <w:t>Return value</w:t>
+      </w:r>
+      <w:r>
+        <w:rPr>
+          <w:b w:val="0"/>
+        </w:rPr>
+        <w:t xml:space="preserve">s survive their calls. A function returns a local calculation that the </w:t>
+      </w:r>
+      <w:r>
+        <w:rPr>
+          <w:b/>
+        </w:rPr>
+        <w:t>caller</w:t>
+      </w:r>
+      <w:r>
+        <w:rPr>
+          <w:b w:val="0"/>
+        </w:rPr>
+        <w:t xml:space="preserve"> stores.</w:t>
       </w:r>
     </w:p>
     <w:p>
-      <w:r>
-        <w:t>Which labelled step matches this detail? The final print displays 7 5; the second call does not overwrite first.</w:t>
+      <w:pPr>
+        <w:pStyle w:val="Heading3"/>
+      </w:pPr>
+      <w:r>
+        <w:t>Practice 1: explain the deciding evidence</w:t>
       </w:r>
     </w:p>
     <w:p>
-      <w:r>
-        <w:t>1. Read caller values</w:t>
+      <w:pPr>
+        <w:spacing w:line="336" w:lineRule="auto" w:after="180"/>
+      </w:pPr>
+      <w:r>
+        <w:rPr>
+          <w:b w:val="0"/>
+        </w:rPr>
+        <w:t>Which labelled step matches this detail? The final print displays 7 5; the second call does not overwrite first.</w:t>
       </w:r>
     </w:p>
     <w:p>
-      <w:r>
-        <w:t>2. Trace first call</w:t>
+      <w:pPr>
+        <w:spacing w:line="336" w:lineRule="auto" w:after="180"/>
+        <w:shd w:fill="F4F9FC"/>
+      </w:pPr>
+      <w:r>
+        <w:rPr>
+          <w:b w:val="0"/>
+        </w:rPr>
+        <w:t xml:space="preserve">1. Read </w:t>
+      </w:r>
+      <w:r>
+        <w:rPr>
+          <w:b/>
+        </w:rPr>
+        <w:t>caller</w:t>
+      </w:r>
+      <w:r>
+        <w:rPr>
+          <w:b w:val="0"/>
+        </w:rPr>
+        <w:t xml:space="preserve"> values</w:t>
       </w:r>
     </w:p>
     <w:p>
-      <w:r>
-        <w:t>3. Trace second call</w:t>
+      <w:pPr>
+        <w:spacing w:line="336" w:lineRule="auto" w:after="180"/>
+        <w:shd w:fill="F4F9FC"/>
+      </w:pPr>
+      <w:r>
+        <w:rPr>
+          <w:b w:val="0"/>
+        </w:rPr>
+        <w:t>2. Trace first call</w:t>
       </w:r>
     </w:p>
     <w:p>
       <w:pPr>
-        <w:pStyle w:val="Heading3"/>
-      </w:pPr>
-      <w:r>
-        <w:t>My selected conclusion, deciding fact and explanation</w:t>
+        <w:spacing w:line="336" w:lineRule="auto" w:after="180"/>
+        <w:shd w:fill="F4F9FC"/>
+      </w:pPr>
+      <w:r>
+        <w:rPr>
+          <w:b w:val="0"/>
+        </w:rPr>
+        <w:t>3. Trace second call</w:t>
       </w:r>
     </w:p>
     <w:p>
-      <w:r>
-        <w:t>________________________________________________________________</w:t>
+      <w:pPr>
+        <w:pStyle w:val="Heading3"/>
+      </w:pPr>
+      <w:r>
+        <w:t>My selected conclusion, deciding fact and explanation</w:t>
       </w:r>
     </w:p>
     <w:p>
@@ -1224,40 +1797,103 @@
     </w:p>
     <w:p>
       <w:r>
-        <w:t>Hint if needed: Read the steps in the pictorial case. Match the supplied detail to the stage that performs or records it.</w:t>
+        <w:t>________________________________________________________________</w:t>
       </w:r>
     </w:p>
     <w:p>
-      <w:r>
-        <w:t>After your attempt, compare with the supported explanation: Read caller values The final print displays 7 5; the second call does not overwrite first. Returning passes a value back to the caller. Local names belong to a function call; storing the returned value creates a separate caller binding.</w:t>
+      <w:pPr>
+        <w:pStyle w:val="Heading3"/>
+      </w:pPr>
+      <w:r>
+        <w:t>Hint · try first</w:t>
       </w:r>
     </w:p>
     <w:p>
       <w:pPr>
-        <w:pStyle w:val="Heading3"/>
-      </w:pPr>
-      <w:r>
-        <w:t>Practice 2: explain the deciding evidence</w:t>
+        <w:spacing w:line="336" w:lineRule="auto" w:after="180"/>
+        <w:shd w:fill="F1F6F8"/>
+      </w:pPr>
+      <w:r>
+        <w:rPr>
+          <w:b w:val="0"/>
+        </w:rPr>
+        <w:t>Hint if needed: Read the steps in the pictorial case. Match the supplied detail to the stage that performs or records it.</w:t>
       </w:r>
     </w:p>
     <w:p>
-      <w:r>
-        <w:t>Changed-case practice: Add print(result) after the calls in a fresh script with no global result. Which conclusion is supported by the supplied facts?</w:t>
+      <w:pPr>
+        <w:pStyle w:val="Heading3"/>
+      </w:pPr>
+      <w:r>
+        <w:t>Feedback · compare after trying</w:t>
       </w:r>
     </w:p>
     <w:p>
-      <w:r>
-        <w:t>1. We can decide the result without examining the changed input or the procedure.</w:t>
+      <w:pPr>
+        <w:spacing w:line="336" w:lineRule="auto" w:after="180"/>
+        <w:shd w:fill="F1F6FC"/>
+      </w:pPr>
+      <w:r>
+        <w:rPr>
+          <w:b w:val="0"/>
+        </w:rPr>
+        <w:t xml:space="preserve">After your attempt, compare with the supported explanation: Read </w:t>
+      </w:r>
+      <w:r>
+        <w:rPr>
+          <w:b/>
+        </w:rPr>
+        <w:t>caller</w:t>
+      </w:r>
+      <w:r>
+        <w:rPr>
+          <w:b w:val="0"/>
+        </w:rPr>
+        <w:t xml:space="preserve"> values The final print displays 7 5; the second call does not overwrite first. Returning passes a value back to the </w:t>
+      </w:r>
+      <w:r>
+        <w:rPr>
+          <w:b/>
+        </w:rPr>
+        <w:t>caller</w:t>
+      </w:r>
+      <w:r>
+        <w:rPr>
+          <w:b w:val="0"/>
+        </w:rPr>
+        <w:t>.</w:t>
       </w:r>
     </w:p>
     <w:p>
-      <w:r>
-        <w:t>2. NameError occurs because that local name is not defined in the caller.</w:t>
+      <w:pPr>
+        <w:spacing w:line="336" w:lineRule="auto" w:after="180"/>
+        <w:shd w:fill="F1F6FC"/>
+      </w:pPr>
+      <w:r>
+        <w:rPr>
+          <w:b w:val="0"/>
+        </w:rPr>
+        <w:t xml:space="preserve">Local names belong to a function call; storing the returned value creates a separate </w:t>
+      </w:r>
+      <w:r>
+        <w:rPr>
+          <w:b/>
+        </w:rPr>
+        <w:t>caller</w:t>
+      </w:r>
+      <w:r>
+        <w:rPr>
+          <w:b w:val="0"/>
+        </w:rPr>
+        <w:t xml:space="preserve"> binding.</w:t>
       </w:r>
     </w:p>
     <w:p>
-      <w:r>
-        <w:t>3. This one example guarantees correct results for every future input.</w:t>
+      <w:pPr>
+        <w:pStyle w:val="Heading3"/>
+      </w:pPr>
+      <w:r>
+        <w:t>Practice 2: explain the deciding evidence</w:t>
       </w:r>
     </w:p>
     <w:p>
@@ -1265,104 +1901,1148 @@
         <w:pStyle w:val="Heading3"/>
       </w:pPr>
       <w:r>
-        <w:t>My selected conclusion, deciding fact and explanation</w:t>
+        <w:t>Changed case · predict first</w:t>
       </w:r>
     </w:p>
     <w:p>
-      <w:r>
-        <w:t>________________________________________________________________</w:t>
+      <w:pPr>
+        <w:spacing w:line="336" w:lineRule="auto" w:after="180"/>
+        <w:shd w:fill="F5F1FB"/>
+      </w:pPr>
+      <w:r>
+        <w:rPr>
+          <w:b w:val="0"/>
+        </w:rPr>
+        <w:t>Changed-case practice: Add print(result) after the calls in a fresh script with no global result. Which conclusion is supported by the supplied facts?</w:t>
       </w:r>
     </w:p>
     <w:p>
-      <w:r>
-        <w:t>________________________________________________________________</w:t>
+      <w:pPr>
+        <w:spacing w:line="336" w:lineRule="auto" w:after="180"/>
+        <w:shd w:fill="F4F9FC"/>
+      </w:pPr>
+      <w:r>
+        <w:rPr>
+          <w:b w:val="0"/>
+        </w:rPr>
+        <w:t xml:space="preserve">1. We can decide the result without examining the changed </w:t>
+      </w:r>
+      <w:r>
+        <w:rPr>
+          <w:b/>
+        </w:rPr>
+        <w:t>input</w:t>
+      </w:r>
+      <w:r>
+        <w:rPr>
+          <w:b w:val="0"/>
+        </w:rPr>
+        <w:t xml:space="preserve"> or the procedure.</w:t>
       </w:r>
     </w:p>
     <w:p>
-      <w:r>
-        <w:t>________________________________________________________________</w:t>
+      <w:pPr>
+        <w:spacing w:line="336" w:lineRule="auto" w:after="180"/>
+        <w:shd w:fill="F4F9FC"/>
+      </w:pPr>
+      <w:r>
+        <w:rPr>
+          <w:b w:val="0"/>
+        </w:rPr>
+        <w:t xml:space="preserve">2. NameError occurs because that local name is not defined in the </w:t>
+      </w:r>
+      <w:r>
+        <w:rPr>
+          <w:b/>
+        </w:rPr>
+        <w:t>caller</w:t>
+      </w:r>
+      <w:r>
+        <w:rPr>
+          <w:b w:val="0"/>
+        </w:rPr>
+        <w:t>.</w:t>
       </w:r>
     </w:p>
     <w:p>
-      <w:r>
-        <w:t>________________________________________________________________</w:t>
+      <w:pPr>
+        <w:spacing w:line="336" w:lineRule="auto" w:after="180"/>
+        <w:shd w:fill="F4F9FC"/>
+      </w:pPr>
+      <w:r>
+        <w:rPr>
+          <w:b w:val="0"/>
+        </w:rPr>
+        <w:t xml:space="preserve">3. This one example guarantees correct results for every future </w:t>
+      </w:r>
+      <w:r>
+        <w:rPr>
+          <w:b/>
+        </w:rPr>
+        <w:t>input</w:t>
+      </w:r>
+      <w:r>
+        <w:rPr>
+          <w:b w:val="0"/>
+        </w:rPr>
+        <w:t>.</w:t>
       </w:r>
     </w:p>
     <w:p>
-      <w:r>
-        <w:t>________________________________________________________________</w:t>
+      <w:pPr>
+        <w:pStyle w:val="Heading3"/>
+      </w:pPr>
+      <w:r>
+        <w:t>My selected conclusion, deciding fact and explanation</w:t>
       </w:r>
     </w:p>
     <w:p>
       <w:r>
-        <w:t>Hint if needed: Use the changed condition and the deciding step in the pictorial trace. The answer must say what follows from those facts.</w:t>
+        <w:t>________________________________________________________________</w:t>
       </w:r>
     </w:p>
     <w:p>
       <w:r>
-        <w:t>After your attempt, compare with the supported explanation: NameError occurs because that local name is not defined in the caller. A returned value and the function’s internal name are different things.</w:t>
+        <w:t>________________________________________________________________</w:t>
       </w:r>
     </w:p>
     <w:p>
-      <w:pPr>
-        <w:pStyle w:val="Heading3"/>
-      </w:pPr>
-      <w:r>
-        <w:t>Repair a missing building block</w:t>
+      <w:r>
+        <w:t>________________________________________________________________</w:t>
       </w:r>
     </w:p>
     <w:p>
       <w:r>
-        <w:t>Review Functions and arguments (python-bridge/8). Goal: Distinguish a function definition from a function call. Short practice: Match every argument to a parameter for the two calls. Why do outputs differ, and what prints when both calls are removed?. Return to this week and explain what you changed.</w:t>
+        <w:t>________________________________________________________________</w:t>
       </w:r>
     </w:p>
     <w:p>
       <w:r>
-        <w:t>Review Loops and trace tables (python-bridge/6). Goal: Trace variable values before and after each loop iteration. Short practice: List the four visited values and their running totals. Explain why 5 is absent and what prints for range(1,1).. Return to this week and explain what you changed.</w:t>
+        <w:t>________________________________________________________________</w:t>
       </w:r>
     </w:p>
     <w:p>
-      <w:r>
-        <w:t>Review Expressions and operator order (python-bridge/3). Goal: Evaluate numeric expressions using Python’s grouping rules. Short practice: Trace the operation order in both expressions. Identify which picture step changes with parentheses and predict both results when the multiplier becomes four.. Return to this week and explain what you changed.</w:t>
+      <w:pPr>
+        <w:pStyle w:val="Heading3"/>
+      </w:pPr>
+      <w:r>
+        <w:t>Hint · try first</w:t>
       </w:r>
     </w:p>
     <w:p>
       <w:pPr>
-        <w:pStyle w:val="Heading3"/>
-      </w:pPr>
-      <w:r>
-        <w:t>Predict, run and debug</w:t>
+        <w:spacing w:line="336" w:lineRule="auto" w:after="180"/>
+        <w:shd w:fill="F1F6F8"/>
+      </w:pPr>
+      <w:r>
+        <w:rPr>
+          <w:b w:val="0"/>
+        </w:rPr>
+        <w:t>Hint if needed: Use the changed condition and the deciding step in the pictorial trace. The answer must say what follows from those facts.</w:t>
       </w:r>
     </w:p>
     <w:p>
-      <w:r>
-        <w:t>The browser lab lets you edit the supported Python examples already included in this lesson. Predict first, run, inspect the actual output or error, change one input, then run again. Keep code, predictions, actual results and a reasoned revision together. On paper, label your result as a trace rather than an execution.</w:t>
+      <w:pPr>
+        <w:pStyle w:val="Heading3"/>
+      </w:pPr>
+      <w:r>
+        <w:t>Feedback · compare after trying</w:t>
       </w:r>
     </w:p>
     <w:p>
       <w:pPr>
-        <w:pStyle w:val="Heading3"/>
-      </w:pPr>
-      <w:r>
-        <w:t>Keep your completed work</w:t>
+        <w:spacing w:line="336" w:lineRule="auto" w:after="180"/>
+        <w:shd w:fill="F1F6FC"/>
+      </w:pPr>
+      <w:r>
+        <w:rPr>
+          <w:b w:val="0"/>
+        </w:rPr>
+        <w:t xml:space="preserve">After your attempt, compare with the supported explanation: NameError occurs because that local name is not defined in the </w:t>
+      </w:r>
+      <w:r>
+        <w:rPr>
+          <w:b/>
+        </w:rPr>
+        <w:t>caller</w:t>
+      </w:r>
+      <w:r>
+        <w:rPr>
+          <w:b w:val="0"/>
+        </w:rPr>
+        <w:t>. A returned value and the function’s internal name are different things.</w:t>
       </w:r>
     </w:p>
     <w:p>
-      <w:r>
-        <w:t>Use Download completed work in the hosted lesson to export your answers, reflections, practice feedback and code-run evidence. Open the HTML copy to read or print it. Drafts stay in this browser when storage is available; clear drafts on a shared device.</w:t>
+      <w:pPr>
+        <w:pStyle w:val="Heading3"/>
+      </w:pPr>
+      <w:r>
+        <w:t>Repair a missing building block</w:t>
       </w:r>
     </w:p>
     <w:p>
       <w:pPr>
-        <w:pStyle w:val="Heading3"/>
-      </w:pPr>
-      <w:r>
-        <w:t>What I repaired, the evidence I kept and the next test</w:t>
+        <w:spacing w:line="336" w:lineRule="auto" w:after="180"/>
+      </w:pPr>
+      <w:r>
+        <w:rPr>
+          <w:b w:val="0"/>
+        </w:rPr>
+        <w:t>Review Functions and arguments (python-bridge/8). Goal: Distinguish a function definition from a function call. Short practice: Match every argument to a parameter for the two calls.</w:t>
       </w:r>
     </w:p>
     <w:p>
+      <w:pPr>
+        <w:spacing w:line="336" w:lineRule="auto" w:after="180"/>
+      </w:pPr>
+      <w:r>
+        <w:rPr>
+          <w:b w:val="0"/>
+        </w:rPr>
+        <w:t xml:space="preserve">Why do </w:t>
+      </w:r>
+      <w:r>
+        <w:rPr>
+          <w:b/>
+        </w:rPr>
+        <w:t>output</w:t>
+      </w:r>
+      <w:r>
+        <w:rPr>
+          <w:b w:val="0"/>
+        </w:rPr>
+        <w:t>s differ, and what prints when both calls are removed?. Return to this week and explain what you changed.</w:t>
+      </w:r>
+    </w:p>
+    <w:p>
+      <w:pPr>
+        <w:spacing w:line="336" w:lineRule="auto" w:after="180"/>
+      </w:pPr>
+      <w:r>
+        <w:rPr>
+          <w:b w:val="0"/>
+        </w:rPr>
+        <w:t>Review Loops and trace tables (python-bridge/6). Goal: Trace variable values before and after each loop iteration. Short practice: List the four visited values and their running totals.</w:t>
+      </w:r>
+    </w:p>
+    <w:p>
+      <w:pPr>
+        <w:spacing w:line="336" w:lineRule="auto" w:after="180"/>
+      </w:pPr>
+      <w:r>
+        <w:rPr>
+          <w:b w:val="0"/>
+        </w:rPr>
+        <w:t>Explain why 5 is absent and what prints for range(1,1).. Return to this week and explain what you changed.</w:t>
+      </w:r>
+    </w:p>
+    <w:p>
+      <w:pPr>
+        <w:spacing w:line="336" w:lineRule="auto" w:after="180"/>
+      </w:pPr>
+      <w:r>
+        <w:rPr>
+          <w:b w:val="0"/>
+        </w:rPr>
+        <w:t>Review Expressions and operator order (python-bridge/3). Goal: Evaluate numeric expressions using Python’s grouping rules. Short practice: Trace the operation order in both expressions.</w:t>
+      </w:r>
+    </w:p>
+    <w:p>
+      <w:pPr>
+        <w:spacing w:line="336" w:lineRule="auto" w:after="180"/>
+      </w:pPr>
+      <w:r>
+        <w:rPr>
+          <w:b w:val="0"/>
+        </w:rPr>
+        <w:t>Identify which picture step changes with parentheses and predict both results when the multiplier becomes four.. Return to this week and explain what you changed.</w:t>
+      </w:r>
+    </w:p>
+    <w:p>
+      <w:pPr>
+        <w:pStyle w:val="Heading3"/>
+      </w:pPr>
+      <w:r>
+        <w:t>Predict, run and debug</w:t>
+      </w:r>
+    </w:p>
+    <w:p>
+      <w:pPr>
+        <w:spacing w:line="336" w:lineRule="auto" w:after="180"/>
+      </w:pPr>
+      <w:r>
+        <w:rPr>
+          <w:b w:val="0"/>
+        </w:rPr>
+        <w:t xml:space="preserve">The browser lab lets you edit the supported Python examples already included in this lesson. Predict first, run, inspect the actual </w:t>
+      </w:r>
+      <w:r>
+        <w:rPr>
+          <w:b/>
+        </w:rPr>
+        <w:t>output</w:t>
+      </w:r>
+      <w:r>
+        <w:rPr>
+          <w:b w:val="0"/>
+        </w:rPr>
+        <w:t xml:space="preserve"> or error, change one </w:t>
+      </w:r>
+      <w:r>
+        <w:rPr>
+          <w:b/>
+        </w:rPr>
+        <w:t>input</w:t>
+      </w:r>
+      <w:r>
+        <w:rPr>
+          <w:b w:val="0"/>
+        </w:rPr>
+        <w:t>, then run again.</w:t>
+      </w:r>
+    </w:p>
+    <w:p>
+      <w:pPr>
+        <w:spacing w:line="336" w:lineRule="auto" w:after="180"/>
+      </w:pPr>
+      <w:r>
+        <w:rPr>
+          <w:b w:val="0"/>
+        </w:rPr>
+        <w:t xml:space="preserve">Keep code, </w:t>
+      </w:r>
+      <w:r>
+        <w:rPr>
+          <w:b/>
+        </w:rPr>
+        <w:t>prediction</w:t>
+      </w:r>
+      <w:r>
+        <w:rPr>
+          <w:b w:val="0"/>
+        </w:rPr>
+        <w:t>s, actual results and a reasoned revision together. On paper, label your result as a trace rather than an execution.</w:t>
+      </w:r>
+    </w:p>
+    <w:p>
+      <w:pPr>
+        <w:pStyle w:val="Heading3"/>
+      </w:pPr>
+      <w:r>
+        <w:t>Keep your completed work</w:t>
+      </w:r>
+    </w:p>
+    <w:p>
+      <w:pPr>
+        <w:spacing w:line="336" w:lineRule="auto" w:after="180"/>
+      </w:pPr>
+      <w:r>
+        <w:rPr>
+          <w:b w:val="0"/>
+        </w:rPr>
+        <w:t xml:space="preserve">Use Download completed work in the hosted lesson to export your answers, reflections, practice feedback and code-run </w:t>
+      </w:r>
+      <w:r>
+        <w:rPr>
+          <w:b/>
+        </w:rPr>
+        <w:t>evidence</w:t>
+      </w:r>
+      <w:r>
+        <w:rPr>
+          <w:b w:val="0"/>
+        </w:rPr>
+        <w:t>. Open the HTML copy to read or print it.</w:t>
+      </w:r>
+    </w:p>
+    <w:p>
+      <w:pPr>
+        <w:spacing w:line="336" w:lineRule="auto" w:after="180"/>
+      </w:pPr>
+      <w:r>
+        <w:rPr>
+          <w:b w:val="0"/>
+        </w:rPr>
+        <w:t>Drafts stay in this browser when storage is available; clear drafts on a shared device.</w:t>
+      </w:r>
+    </w:p>
+    <w:p>
+      <w:pPr>
+        <w:pStyle w:val="Heading3"/>
+      </w:pPr>
+      <w:r>
+        <w:t>What I repaired, the evidence I kept and the next test</w:t>
+      </w:r>
+    </w:p>
+    <w:p>
       <w:r>
         <w:t>________________________________________________________________</w:t>
+      </w:r>
+    </w:p>
+    <w:p>
+      <w:r>
+        <w:t>________________________________________________________________</w:t>
+      </w:r>
+    </w:p>
+    <w:p>
+      <w:r>
+        <w:t>________________________________________________________________</w:t>
+      </w:r>
+    </w:p>
+    <w:p>
+      <w:r>
+        <w:t>________________________________________________________________</w:t>
+      </w:r>
+    </w:p>
+    <w:p>
+      <w:r>
+        <w:t>________________________________________________________________</w:t>
+      </w:r>
+    </w:p>
+    <w:p>
+      <w:pPr>
+        <w:pStyle w:val="Heading1"/>
+      </w:pPr>
+      <w:r>
+        <w:t>15. Visual concept journey</w:t>
+      </w:r>
+    </w:p>
+    <w:p>
+      <w:r>
+        <w:t>Explain each Return values and local state picture from its labels, then record a relevant limit.</w:t>
+      </w:r>
+    </w:p>
+    <w:p>
+      <w:pPr>
+        <w:pStyle w:val="Heading3"/>
+      </w:pPr>
+      <w:r>
+        <w:t>01. Return values and local state: the case</w:t>
+      </w:r>
+    </w:p>
+    <w:p>
+      <w:r>
+        <w:drawing>
+          <wp:inline xmlns:a="http://schemas.openxmlformats.org/drawingml/2006/main" xmlns:pic="http://schemas.openxmlformats.org/drawingml/2006/picture">
+            <wp:extent cx="5486400" cy="2834640"/>
+            <wp:docPr id="2" name="Picture 2" descr="Return values survive their calls. A function returns a local calculation that the caller stores. Supplied facts: Python 3: def extra(a,b): result=a+b; return result. Then first=extra(2,5); second=extra(4,1); print(first,second)."/>
+            <wp:cNvGraphicFramePr>
+              <a:graphicFrameLocks noChangeAspect="1"/>
+            </wp:cNvGraphicFramePr>
+            <a:graphic>
+              <a:graphicData uri="http://schemas.openxmlformats.org/drawingml/2006/picture">
+                <pic:pic>
+                  <pic:nvPicPr>
+                    <pic:cNvPr id="0" name="academy-story-python-bridge-9-01.png"/>
+                    <pic:cNvPicPr/>
+                  </pic:nvPicPr>
+                  <pic:blipFill>
+                    <a:blip r:embed="rId10"/>
+                    <a:stretch>
+                      <a:fillRect/>
+                    </a:stretch>
+                  </pic:blipFill>
+                  <pic:spPr>
+                    <a:xfrm>
+                      <a:off x="0" y="0"/>
+                      <a:ext cx="5486400" cy="2834640"/>
+                    </a:xfrm>
+                    <a:prstGeom prst="rect"/>
+                  </pic:spPr>
+                </pic:pic>
+              </a:graphicData>
+            </a:graphic>
+          </wp:inline>
+        </w:drawing>
+      </w:r>
+    </w:p>
+    <w:p>
+      <w:pPr>
+        <w:spacing w:line="336" w:lineRule="auto" w:after="180"/>
+      </w:pPr>
+      <w:r>
+        <w:rPr>
+          <w:b/>
+        </w:rPr>
+        <w:t>Return value</w:t>
+      </w:r>
+      <w:r>
+        <w:rPr>
+          <w:b w:val="0"/>
+        </w:rPr>
+        <w:t xml:space="preserve">s survive their calls. A function returns a local calculation that the </w:t>
+      </w:r>
+      <w:r>
+        <w:rPr>
+          <w:b/>
+        </w:rPr>
+        <w:t>caller</w:t>
+      </w:r>
+      <w:r>
+        <w:rPr>
+          <w:b w:val="0"/>
+        </w:rPr>
+        <w:t xml:space="preserve"> stores. Supplied facts: Python 3: def extra(a,b): result=a+b; return result.</w:t>
+      </w:r>
+    </w:p>
+    <w:p>
+      <w:pPr>
+        <w:spacing w:line="336" w:lineRule="auto" w:after="180"/>
+      </w:pPr>
+      <w:r>
+        <w:rPr>
+          <w:b w:val="0"/>
+        </w:rPr>
+        <w:t>Then first=extra(2,5); second=extra(4,1); print(first,second).</w:t>
+      </w:r>
+    </w:p>
+    <w:p>
+      <w:pPr>
+        <w:spacing w:line="336" w:lineRule="auto" w:after="180"/>
+        <w:shd w:fill="F5F1FB"/>
+      </w:pPr>
+      <w:r>
+        <w:rPr>
+          <w:b w:val="0"/>
+        </w:rPr>
+        <w:t>Point to the given fact that matters most. Explain why it matters.</w:t>
+      </w:r>
+    </w:p>
+    <w:p>
+      <w:pPr>
+        <w:pStyle w:val="Heading3"/>
+      </w:pPr>
+      <w:r>
+        <w:t>My picture explanation, deciding evidence and one limit</w:t>
+      </w:r>
+    </w:p>
+    <w:p>
+      <w:r>
+        <w:t>________________________________________________________________</w:t>
+      </w:r>
+    </w:p>
+    <w:p>
+      <w:r>
+        <w:t>________________________________________________________________</w:t>
+      </w:r>
+    </w:p>
+    <w:p>
+      <w:r>
+        <w:t>________________________________________________________________</w:t>
+      </w:r>
+    </w:p>
+    <w:p>
+      <w:r>
+        <w:t>________________________________________________________________</w:t>
+      </w:r>
+    </w:p>
+    <w:p>
+      <w:pPr>
+        <w:pStyle w:val="Heading3"/>
+      </w:pPr>
+      <w:r>
+        <w:t>02. Follow the deciding steps</w:t>
+      </w:r>
+    </w:p>
+    <w:p>
+      <w:r>
+        <w:drawing>
+          <wp:inline xmlns:a="http://schemas.openxmlformats.org/drawingml/2006/main" xmlns:pic="http://schemas.openxmlformats.org/drawingml/2006/picture">
+            <wp:extent cx="5486400" cy="3182112"/>
+            <wp:docPr id="3" name="Picture 3" descr="Trace first call: Its local result is 7; return assigns 7 to first. → Trace second call: Its new local result is 5; return assigns 5 to second. → Read caller values: The final print displays 7 5; the second call does not overwrite first."/>
+            <wp:cNvGraphicFramePr>
+              <a:graphicFrameLocks noChangeAspect="1"/>
+            </wp:cNvGraphicFramePr>
+            <a:graphic>
+              <a:graphicData uri="http://schemas.openxmlformats.org/drawingml/2006/picture">
+                <pic:pic>
+                  <pic:nvPicPr>
+                    <pic:cNvPr id="0" name="academy-story-python-bridge-9-02.png"/>
+                    <pic:cNvPicPr/>
+                  </pic:nvPicPr>
+                  <pic:blipFill>
+                    <a:blip r:embed="rId11"/>
+                    <a:stretch>
+                      <a:fillRect/>
+                    </a:stretch>
+                  </pic:blipFill>
+                  <pic:spPr>
+                    <a:xfrm>
+                      <a:off x="0" y="0"/>
+                      <a:ext cx="5486400" cy="3182112"/>
+                    </a:xfrm>
+                    <a:prstGeom prst="rect"/>
+                  </pic:spPr>
+                </pic:pic>
+              </a:graphicData>
+            </a:graphic>
+          </wp:inline>
+        </w:drawing>
+      </w:r>
+    </w:p>
+    <w:p>
+      <w:pPr>
+        <w:spacing w:line="336" w:lineRule="auto" w:after="180"/>
+      </w:pPr>
+      <w:r>
+        <w:rPr>
+          <w:b w:val="0"/>
+        </w:rPr>
+        <w:t xml:space="preserve">Trace first call: Its local result is 7; return assigns 7 to first. → Trace second call: Its new local result is 5; return assigns 5 to second. → Read </w:t>
+      </w:r>
+      <w:r>
+        <w:rPr>
+          <w:b/>
+        </w:rPr>
+        <w:t>caller</w:t>
+      </w:r>
+      <w:r>
+        <w:rPr>
+          <w:b w:val="0"/>
+        </w:rPr>
+        <w:t xml:space="preserve"> values: The final print displays 7 5; the second call does not overwrite first.</w:t>
+      </w:r>
+    </w:p>
+    <w:p>
+      <w:pPr>
+        <w:spacing w:line="336" w:lineRule="auto" w:after="180"/>
+        <w:shd w:fill="F5F1FB"/>
+      </w:pPr>
+      <w:r>
+        <w:rPr>
+          <w:b w:val="0"/>
+        </w:rPr>
+        <w:t xml:space="preserve">Point to each numbered stage and explain which recorded </w:t>
+      </w:r>
+      <w:r>
+        <w:rPr>
+          <w:b/>
+        </w:rPr>
+        <w:t>input</w:t>
+      </w:r>
+      <w:r>
+        <w:rPr>
+          <w:b w:val="0"/>
+        </w:rPr>
+        <w:t xml:space="preserve"> it uses.</w:t>
+      </w:r>
+    </w:p>
+    <w:p>
+      <w:pPr>
+        <w:pStyle w:val="Heading3"/>
+      </w:pPr>
+      <w:r>
+        <w:t>My picture explanation, deciding evidence and one limit</w:t>
+      </w:r>
+    </w:p>
+    <w:p>
+      <w:r>
+        <w:t>________________________________________________________________</w:t>
+      </w:r>
+    </w:p>
+    <w:p>
+      <w:r>
+        <w:t>________________________________________________________________</w:t>
+      </w:r>
+    </w:p>
+    <w:p>
+      <w:r>
+        <w:t>________________________________________________________________</w:t>
+      </w:r>
+    </w:p>
+    <w:p>
+      <w:r>
+        <w:t>________________________________________________________________</w:t>
+      </w:r>
+    </w:p>
+    <w:p>
+      <w:pPr>
+        <w:pStyle w:val="Heading3"/>
+      </w:pPr>
+      <w:r>
+        <w:t>03. Two calls return two values</w:t>
+      </w:r>
+    </w:p>
+    <w:p>
+      <w:r>
+        <w:drawing>
+          <wp:inline xmlns:a="http://schemas.openxmlformats.org/drawingml/2006/main" xmlns:pic="http://schemas.openxmlformats.org/drawingml/2006/picture">
+            <wp:extent cx="5486400" cy="2834640"/>
+            <wp:docPr id="4" name="Picture 4" descr="Two calls return two values. remaining(12, 4) | spaces becomes 8 | first receives 8. remaining(10, 7) | spaces becomes 3 | second receives 3"/>
+            <wp:cNvGraphicFramePr>
+              <a:graphicFrameLocks noChangeAspect="1"/>
+            </wp:cNvGraphicFramePr>
+            <a:graphic>
+              <a:graphicData uri="http://schemas.openxmlformats.org/drawingml/2006/picture">
+                <pic:pic>
+                  <pic:nvPicPr>
+                    <pic:cNvPr id="0" name="academy-story-python-bridge-9-03.png"/>
+                    <pic:cNvPicPr/>
+                  </pic:nvPicPr>
+                  <pic:blipFill>
+                    <a:blip r:embed="rId12"/>
+                    <a:stretch>
+                      <a:fillRect/>
+                    </a:stretch>
+                  </pic:blipFill>
+                  <pic:spPr>
+                    <a:xfrm>
+                      <a:off x="0" y="0"/>
+                      <a:ext cx="5486400" cy="2834640"/>
+                    </a:xfrm>
+                    <a:prstGeom prst="rect"/>
+                  </pic:spPr>
+                </pic:pic>
+              </a:graphicData>
+            </a:graphic>
+          </wp:inline>
+        </w:drawing>
+      </w:r>
+    </w:p>
+    <w:p>
+      <w:pPr>
+        <w:spacing w:line="336" w:lineRule="auto" w:after="180"/>
+      </w:pPr>
+      <w:r>
+        <w:rPr>
+          <w:b w:val="0"/>
+        </w:rPr>
+        <w:t>Two calls return two values. remaining(12, 4) | spaces becomes 8 | first receives 8. remaining(10, 7) | spaces becomes 3 | second receives 3</w:t>
+      </w:r>
+    </w:p>
+    <w:p>
+      <w:pPr>
+        <w:spacing w:line="336" w:lineRule="auto" w:after="180"/>
+        <w:shd w:fill="F5F1FB"/>
+      </w:pPr>
+      <w:r>
+        <w:rPr>
+          <w:b w:val="0"/>
+        </w:rPr>
+        <w:t>Read the labels and values. Explain the relationship the model shows.</w:t>
+      </w:r>
+    </w:p>
+    <w:p>
+      <w:pPr>
+        <w:pStyle w:val="Heading3"/>
+      </w:pPr>
+      <w:r>
+        <w:t>My picture explanation, deciding evidence and one limit</w:t>
+      </w:r>
+    </w:p>
+    <w:p>
+      <w:r>
+        <w:t>________________________________________________________________</w:t>
+      </w:r>
+    </w:p>
+    <w:p>
+      <w:r>
+        <w:t>________________________________________________________________</w:t>
+      </w:r>
+    </w:p>
+    <w:p>
+      <w:r>
+        <w:t>________________________________________________________________</w:t>
+      </w:r>
+    </w:p>
+    <w:p>
+      <w:r>
+        <w:t>________________________________________________________________</w:t>
+      </w:r>
+    </w:p>
+    <w:p>
+      <w:pPr>
+        <w:pStyle w:val="Heading3"/>
+      </w:pPr>
+      <w:r>
+        <w:t>04. Change one thing. Trace what follows.</w:t>
+      </w:r>
+    </w:p>
+    <w:p>
+      <w:r>
+        <w:drawing>
+          <wp:inline xmlns:a="http://schemas.openxmlformats.org/drawingml/2006/main" xmlns:pic="http://schemas.openxmlformats.org/drawingml/2006/picture">
+            <wp:extent cx="5486400" cy="3026664"/>
+            <wp:docPr id="5" name="Picture 5" descr="Original case: The final print displays 7 5; the second call does not overwrite first. Changed condition: Add print(result) after the calls in a fresh script with no global result. Expected result: NameError occurs because that local name is not defined in the caller. Reason: A returned value and the function’s internal name are different things."/>
+            <wp:cNvGraphicFramePr>
+              <a:graphicFrameLocks noChangeAspect="1"/>
+            </wp:cNvGraphicFramePr>
+            <a:graphic>
+              <a:graphicData uri="http://schemas.openxmlformats.org/drawingml/2006/picture">
+                <pic:pic>
+                  <pic:nvPicPr>
+                    <pic:cNvPr id="0" name="academy-story-python-bridge-9-04.png"/>
+                    <pic:cNvPicPr/>
+                  </pic:nvPicPr>
+                  <pic:blipFill>
+                    <a:blip r:embed="rId13"/>
+                    <a:stretch>
+                      <a:fillRect/>
+                    </a:stretch>
+                  </pic:blipFill>
+                  <pic:spPr>
+                    <a:xfrm>
+                      <a:off x="0" y="0"/>
+                      <a:ext cx="5486400" cy="3026664"/>
+                    </a:xfrm>
+                    <a:prstGeom prst="rect"/>
+                  </pic:spPr>
+                </pic:pic>
+              </a:graphicData>
+            </a:graphic>
+          </wp:inline>
+        </w:drawing>
+      </w:r>
+    </w:p>
+    <w:p>
+      <w:pPr>
+        <w:spacing w:line="336" w:lineRule="auto" w:after="180"/>
+      </w:pPr>
+      <w:r>
+        <w:rPr>
+          <w:b w:val="0"/>
+        </w:rPr>
+        <w:t>Original case: The final print displays 7 5; the second call does not overwrite first. Changed condition: Add print(result) after the calls in a fresh script with no global result.</w:t>
+      </w:r>
+    </w:p>
+    <w:p>
+      <w:pPr>
+        <w:spacing w:line="336" w:lineRule="auto" w:after="180"/>
+      </w:pPr>
+      <w:r>
+        <w:rPr>
+          <w:b w:val="0"/>
+        </w:rPr>
+        <w:t xml:space="preserve">Expected result: NameError occurs because that local name is not defined in the </w:t>
+      </w:r>
+      <w:r>
+        <w:rPr>
+          <w:b/>
+        </w:rPr>
+        <w:t>caller</w:t>
+      </w:r>
+      <w:r>
+        <w:rPr>
+          <w:b w:val="0"/>
+        </w:rPr>
+        <w:t>. Reason: A returned value and the function’s internal name are different things.</w:t>
+      </w:r>
+    </w:p>
+    <w:p>
+      <w:pPr>
+        <w:spacing w:line="336" w:lineRule="auto" w:after="180"/>
+        <w:shd w:fill="F5F1FB"/>
+      </w:pPr>
+      <w:r>
+        <w:rPr>
+          <w:b w:val="0"/>
+        </w:rPr>
+        <w:t>Predict before checking the worked changed-case result. Name what changed and what the supplied facts allow you to conclude.</w:t>
+      </w:r>
+    </w:p>
+    <w:p>
+      <w:pPr>
+        <w:pStyle w:val="Heading3"/>
+      </w:pPr>
+      <w:r>
+        <w:t>My picture explanation, deciding evidence and one limit</w:t>
+      </w:r>
+    </w:p>
+    <w:p>
+      <w:r>
+        <w:t>________________________________________________________________</w:t>
+      </w:r>
+    </w:p>
+    <w:p>
+      <w:r>
+        <w:t>________________________________________________________________</w:t>
+      </w:r>
+    </w:p>
+    <w:p>
+      <w:r>
+        <w:t>________________________________________________________________</w:t>
+      </w:r>
+    </w:p>
+    <w:p>
+      <w:r>
+        <w:t>________________________________________________________________</w:t>
+      </w:r>
+    </w:p>
+    <w:p>
+      <w:pPr>
+        <w:pStyle w:val="Heading3"/>
+      </w:pPr>
+      <w:r>
+        <w:t>05. Connect the explanation to its limit</w:t>
+      </w:r>
+    </w:p>
+    <w:p>
+      <w:r>
+        <w:drawing>
+          <wp:inline xmlns:a="http://schemas.openxmlformats.org/drawingml/2006/main" xmlns:pic="http://schemas.openxmlformats.org/drawingml/2006/picture">
+            <wp:extent cx="5486400" cy="2834640"/>
+            <wp:docPr id="6" name="Picture 6" descr="Returning passes a value back to the caller. Local names belong to a function call; storing the returned value creates a separate caller binding. Limit: The example uses immutable integers; shared mutable objects require additional reasoning about references."/>
+            <wp:cNvGraphicFramePr>
+              <a:graphicFrameLocks noChangeAspect="1"/>
+            </wp:cNvGraphicFramePr>
+            <a:graphic>
+              <a:graphicData uri="http://schemas.openxmlformats.org/drawingml/2006/picture">
+                <pic:pic>
+                  <pic:nvPicPr>
+                    <pic:cNvPr id="0" name="academy-story-python-bridge-9-05.png"/>
+                    <pic:cNvPicPr/>
+                  </pic:nvPicPr>
+                  <pic:blipFill>
+                    <a:blip r:embed="rId14"/>
+                    <a:stretch>
+                      <a:fillRect/>
+                    </a:stretch>
+                  </pic:blipFill>
+                  <pic:spPr>
+                    <a:xfrm>
+                      <a:off x="0" y="0"/>
+                      <a:ext cx="5486400" cy="2834640"/>
+                    </a:xfrm>
+                    <a:prstGeom prst="rect"/>
+                  </pic:spPr>
+                </pic:pic>
+              </a:graphicData>
+            </a:graphic>
+          </wp:inline>
+        </w:drawing>
+      </w:r>
+    </w:p>
+    <w:p>
+      <w:pPr>
+        <w:spacing w:line="336" w:lineRule="auto" w:after="180"/>
+      </w:pPr>
+      <w:r>
+        <w:rPr>
+          <w:b w:val="0"/>
+        </w:rPr>
+        <w:t xml:space="preserve">Returning passes a value back to the </w:t>
+      </w:r>
+      <w:r>
+        <w:rPr>
+          <w:b/>
+        </w:rPr>
+        <w:t>caller</w:t>
+      </w:r>
+      <w:r>
+        <w:rPr>
+          <w:b w:val="0"/>
+        </w:rPr>
+        <w:t xml:space="preserve">. Local names belong to a function call; storing the returned value creates a separate </w:t>
+      </w:r>
+      <w:r>
+        <w:rPr>
+          <w:b/>
+        </w:rPr>
+        <w:t>caller</w:t>
+      </w:r>
+      <w:r>
+        <w:rPr>
+          <w:b w:val="0"/>
+        </w:rPr>
+        <w:t xml:space="preserve"> binding.</w:t>
+      </w:r>
+    </w:p>
+    <w:p>
+      <w:pPr>
+        <w:spacing w:line="336" w:lineRule="auto" w:after="180"/>
+      </w:pPr>
+      <w:r>
+        <w:rPr>
+          <w:b w:val="0"/>
+        </w:rPr>
+        <w:t>Limit: The example uses immutable integers; shared mutable objects require additional reasoning about references.</w:t>
+      </w:r>
+    </w:p>
+    <w:p>
+      <w:pPr>
+        <w:spacing w:line="336" w:lineRule="auto" w:after="180"/>
+        <w:shd w:fill="F5F1FB"/>
+      </w:pPr>
+      <w:r>
+        <w:rPr>
+          <w:b w:val="0"/>
+        </w:rPr>
+        <w:t>Explain the case, then point to a limit on the claim.</w:t>
+      </w:r>
+    </w:p>
+    <w:p>
+      <w:pPr>
+        <w:pStyle w:val="Heading3"/>
+      </w:pPr>
+      <w:r>
+        <w:t>My picture explanation, deciding evidence and one limit</w:t>
+      </w:r>
+    </w:p>
+    <w:p>
+      <w:r>
+        <w:t>________________________________________________________________</w:t>
+      </w:r>
+    </w:p>
+    <w:p>
+      <w:r>
+        <w:t>________________________________________________________________</w:t>
+      </w:r>
+    </w:p>
+    <w:p>
+      <w:r>
+        <w:t>________________________________________________________________</w:t>
+      </w:r>
+    </w:p>
+    <w:p>
+      <w:r>
+        <w:t>________________________________________________________________</w:t>
+      </w:r>
+    </w:p>
+    <w:p>
+      <w:pPr>
+        <w:pStyle w:val="Heading3"/>
+      </w:pPr>
+      <w:r>
+        <w:t>06. Make the idea visible in your project</w:t>
+      </w:r>
+    </w:p>
+    <w:p>
+      <w:r>
+        <w:drawing>
+          <wp:inline xmlns:a="http://schemas.openxmlformats.org/drawingml/2006/main" xmlns:pic="http://schemas.openxmlformats.org/drawingml/2006/picture">
+            <wp:extent cx="5486400" cy="3681984"/>
+            <wp:docPr id="7" name="Picture 7" descr="For Python readiness before the Responsible Plant Classifier, retain a trace of the values, the predicted outputs and the changed-case explanation. Use actual Python 3 results to check the prediction after reasoning first. Draw your input, deciding step, result and limit. Supported question: Trace the two returned values and explain why first stays seven. What happens if the caller tries to print result directly?"/>
+            <wp:cNvGraphicFramePr>
+              <a:graphicFrameLocks noChangeAspect="1"/>
+            </wp:cNvGraphicFramePr>
+            <a:graphic>
+              <a:graphicData uri="http://schemas.openxmlformats.org/drawingml/2006/picture">
+                <pic:pic>
+                  <pic:nvPicPr>
+                    <pic:cNvPr id="0" name="academy-story-python-bridge-9-06.png"/>
+                    <pic:cNvPicPr/>
+                  </pic:nvPicPr>
+                  <pic:blipFill>
+                    <a:blip r:embed="rId15"/>
+                    <a:stretch>
+                      <a:fillRect/>
+                    </a:stretch>
+                  </pic:blipFill>
+                  <pic:spPr>
+                    <a:xfrm>
+                      <a:off x="0" y="0"/>
+                      <a:ext cx="5486400" cy="3681984"/>
+                    </a:xfrm>
+                    <a:prstGeom prst="rect"/>
+                  </pic:spPr>
+                </pic:pic>
+              </a:graphicData>
+            </a:graphic>
+          </wp:inline>
+        </w:drawing>
+      </w:r>
+    </w:p>
+    <w:p>
+      <w:pPr>
+        <w:spacing w:line="336" w:lineRule="auto" w:after="180"/>
+      </w:pPr>
+      <w:r>
+        <w:rPr>
+          <w:b w:val="0"/>
+        </w:rPr>
+        <w:t xml:space="preserve">For Python readiness before the Responsible Plant Classifier, retain a trace of the values, the predicted </w:t>
+      </w:r>
+      <w:r>
+        <w:rPr>
+          <w:b/>
+        </w:rPr>
+        <w:t>output</w:t>
+      </w:r>
+      <w:r>
+        <w:rPr>
+          <w:b w:val="0"/>
+        </w:rPr>
+        <w:t xml:space="preserve">s and the changed-case explanation. Use actual Python 3 results to check the </w:t>
+      </w:r>
+      <w:r>
+        <w:rPr>
+          <w:b/>
+        </w:rPr>
+        <w:t>prediction</w:t>
+      </w:r>
+      <w:r>
+        <w:rPr>
+          <w:b w:val="0"/>
+        </w:rPr>
+        <w:t xml:space="preserve"> after reasoning first.</w:t>
+      </w:r>
+    </w:p>
+    <w:p>
+      <w:pPr>
+        <w:spacing w:line="336" w:lineRule="auto" w:after="180"/>
+      </w:pPr>
+      <w:r>
+        <w:rPr>
+          <w:b w:val="0"/>
+        </w:rPr>
+        <w:t xml:space="preserve">Draw your </w:t>
+      </w:r>
+      <w:r>
+        <w:rPr>
+          <w:b/>
+        </w:rPr>
+        <w:t>input</w:t>
+      </w:r>
+      <w:r>
+        <w:rPr>
+          <w:b w:val="0"/>
+        </w:rPr>
+        <w:t xml:space="preserve">, deciding step, result and limit. Supported question: Trace the two returned values and explain why first stays seven. What happens if the </w:t>
+      </w:r>
+      <w:r>
+        <w:rPr>
+          <w:b/>
+        </w:rPr>
+        <w:t>caller</w:t>
+      </w:r>
+      <w:r>
+        <w:rPr>
+          <w:b w:val="0"/>
+        </w:rPr>
+        <w:t xml:space="preserve"> tries to print result directly?</w:t>
+      </w:r>
+    </w:p>
+    <w:p>
+      <w:pPr>
+        <w:spacing w:line="336" w:lineRule="auto" w:after="180"/>
+        <w:shd w:fill="F5F1FB"/>
+      </w:pPr>
+      <w:r>
+        <w:rPr>
+          <w:b w:val="0"/>
+        </w:rPr>
+        <w:t xml:space="preserve">Draw your project trace and justify the deciding step using </w:t>
+      </w:r>
+      <w:r>
+        <w:rPr>
+          <w:b/>
+        </w:rPr>
+        <w:t>evidence</w:t>
+      </w:r>
+      <w:r>
+        <w:rPr>
+          <w:b w:val="0"/>
+        </w:rPr>
+        <w:t>.</w:t>
+      </w:r>
+    </w:p>
+    <w:p>
+      <w:pPr>
+        <w:pStyle w:val="Heading3"/>
+      </w:pPr>
+      <w:r>
+        <w:t>My picture explanation, deciding evidence and one limit</w:t>
       </w:r>
     </w:p>
     <w:p>

--- a/downloads/workbook/bridge-week-09.docx
+++ b/downloads/workbook/bridge-week-09.docx
@@ -530,6 +530,26 @@
     </w:p>
     <w:p>
       <w:pPr>
+        <w:pStyle w:val="Heading3"/>
+      </w:pPr>
+      <w:r>
+        <w:t>Where to find the supplied example</w:t>
+      </w:r>
+    </w:p>
+    <w:p>
+      <w:pPr>
+        <w:spacing w:line="336" w:lineRule="auto" w:after="180"/>
+        <w:shd w:fill="F1F6F8"/>
+      </w:pPr>
+      <w:r>
+        <w:rPr>
+          <w:b w:val="0"/>
+        </w:rPr>
+        <w:t>Reference for this exercise: open this week’s student lesson, “Return values and local state”, at “See how it works” and “Follow a worked example”. Use the original worked values or code named in the question; the later pictorial case is a separate example. Keep this reference beside your workbook while practising.</w:t>
+      </w:r>
+    </w:p>
+    <w:p>
+      <w:pPr>
         <w:spacing w:line="336" w:lineRule="auto" w:after="180"/>
       </w:pPr>
       <w:r>
@@ -592,6 +612,26 @@
     </w:p>
     <w:p>
       <w:pPr>
+        <w:pStyle w:val="Heading3"/>
+      </w:pPr>
+      <w:r>
+        <w:t>Where to find the supplied example</w:t>
+      </w:r>
+    </w:p>
+    <w:p>
+      <w:pPr>
+        <w:spacing w:line="336" w:lineRule="auto" w:after="180"/>
+        <w:shd w:fill="F1F6F8"/>
+      </w:pPr>
+      <w:r>
+        <w:rPr>
+          <w:b w:val="0"/>
+        </w:rPr>
+        <w:t>Reference for this exercise: open this week’s student lesson, “Return values and local state”, at “See how it works” and “Follow a worked example”. Use the original worked values or code named in the question; the later pictorial case is a separate example. Keep this reference beside your workbook while practising.</w:t>
+      </w:r>
+    </w:p>
+    <w:p>
+      <w:pPr>
         <w:spacing w:line="336" w:lineRule="auto" w:after="180"/>
       </w:pPr>
       <w:r>
@@ -650,6 +690,26 @@
     <w:p>
       <w:r>
         <w:t>Repair the returned value. Apply the supplied Return values and local state facts and keep your reasoning.</w:t>
+      </w:r>
+    </w:p>
+    <w:p>
+      <w:pPr>
+        <w:pStyle w:val="Heading3"/>
+      </w:pPr>
+      <w:r>
+        <w:t>Where to find the supplied example</w:t>
+      </w:r>
+    </w:p>
+    <w:p>
+      <w:pPr>
+        <w:spacing w:line="336" w:lineRule="auto" w:after="180"/>
+        <w:shd w:fill="F1F6F8"/>
+      </w:pPr>
+      <w:r>
+        <w:rPr>
+          <w:b w:val="0"/>
+        </w:rPr>
+        <w:t>Reference for this exercise: open this week’s student lesson, “Return values and local state”, at “Find and repair a mistake”. Use the original worked values or code named in the question; the later pictorial case is a separate example. Keep this reference beside your workbook while practising.</w:t>
       </w:r>
     </w:p>
     <w:p>

--- a/downloads/workbook/bridge-week-09.docx
+++ b/downloads/workbook/bridge-week-09.docx
@@ -25,22 +25,45 @@
         <w:pStyle w:val="Heading1"/>
       </w:pPr>
       <w:r>
-        <w:t>01. Recall and choose your starting point</w:t>
-      </w:r>
-    </w:p>
-    <w:p>
-      <w:r>
-        <w:t>Record your starting explanation for Return values and local state before opening notes. Show any later correction separately.</w:t>
-      </w:r>
-    </w:p>
-    <w:p>
-      <w:pPr>
-        <w:spacing w:line="336" w:lineRule="auto" w:after="180"/>
-      </w:pPr>
-      <w:r>
-        <w:rPr>
-          <w:b w:val="0"/>
-        </w:rPr>
+        <w:t>One connected return-and-local-state record.</w:t>
+      </w:r>
+    </w:p>
+    <w:p>
+      <w:r>
+        <w:t>Explain value flow, trace repeated calls, repair missing return and state the data assumptions.</w:t>
+      </w:r>
+    </w:p>
+    <w:p>
+      <w:r>
+        <w:t>Keep local names, caller bindings, returned values, printed output and first error distinct.</w:t>
+      </w:r>
+    </w:p>
+    <w:p>
+      <w:pPr>
+        <w:pStyle w:val="Heading1"/>
+      </w:pPr>
+      <w:r>
+        <w:t>01. Recall · Retrieve before notes</w:t>
+      </w:r>
+    </w:p>
+    <w:p>
+      <w:r>
+        <w:t>Keep the stated task, its own code/values and support record together.</w:t>
+      </w:r>
+    </w:p>
+    <w:p>
+      <w:pPr>
+        <w:pStyle w:val="Heading2"/>
+      </w:pPr>
+      <w:r>
+        <w:t>Task and evidence record</w:t>
+      </w:r>
+    </w:p>
+    <w:p>
+      <w:pPr>
+        <w:pStyle w:val="ListBullet"/>
+      </w:pPr>
+      <w:r>
         <w:t>Try the recall before opening notes. Then use a different colour or a labelled second line to correct your explanation.</w:t>
       </w:r>
     </w:p>
@@ -54,12 +77,9 @@
     </w:p>
     <w:p>
       <w:pPr>
-        <w:spacing w:line="336" w:lineRule="auto" w:after="180"/>
-      </w:pPr>
-      <w:r>
-        <w:rPr>
-          <w:b w:val="0"/>
-        </w:rPr>
+        <w:pStyle w:val="ListBullet"/>
+      </w:pPr>
+      <w:r>
         <w:t>Without opening the old lesson, explain one key idea from Functions and arguments. Give an example and a mistake that the idea helps you avoid.</w:t>
       </w:r>
     </w:p>
@@ -96,12 +116,9 @@
     </w:p>
     <w:p>
       <w:pPr>
-        <w:spacing w:line="336" w:lineRule="auto" w:after="180"/>
-      </w:pPr>
-      <w:r>
-        <w:rPr>
-          <w:b w:val="0"/>
-        </w:rPr>
+        <w:pStyle w:val="ListBullet"/>
+      </w:pPr>
+      <w:r>
         <w:t>Without opening the old lesson, explain one key idea from Loops and trace tables. Give an example and a mistake that the idea helps you avoid.</w:t>
       </w:r>
     </w:p>
@@ -138,12 +155,9 @@
     </w:p>
     <w:p>
       <w:pPr>
-        <w:spacing w:line="336" w:lineRule="auto" w:after="180"/>
-      </w:pPr>
-      <w:r>
-        <w:rPr>
-          <w:b w:val="0"/>
-        </w:rPr>
+        <w:pStyle w:val="ListBullet"/>
+      </w:pPr>
+      <w:r>
         <w:t>Without opening the old lesson, explain one key idea from Expressions and operator order. Give an example and a mistake that the idea helps you avoid.</w:t>
       </w:r>
     </w:p>
@@ -175,135 +189,52 @@
         <w:pStyle w:val="Heading1"/>
       </w:pPr>
       <w:r>
-        <w:t>02. Practise with fading help</w:t>
-      </w:r>
-    </w:p>
-    <w:p>
-      <w:r>
-        <w:t>Complete the supported Return values and local state trace and record the first step you can explain without help.</w:t>
-      </w:r>
-    </w:p>
-    <w:p>
-      <w:pPr>
-        <w:spacing w:line="336" w:lineRule="auto" w:after="180"/>
-      </w:pPr>
-      <w:r>
-        <w:rPr>
-          <w:b w:val="0"/>
-        </w:rPr>
-        <w:t xml:space="preserve">Use W2: Trace separate calls for </w:t>
-      </w:r>
-      <w:r>
-        <w:rPr>
-          <w:b/>
-        </w:rPr>
-        <w:t>Return value</w:t>
-      </w:r>
-      <w:r>
-        <w:rPr>
-          <w:b w:val="0"/>
-        </w:rPr>
-        <w:t>s and local state. Record the answer once; the lesson and workbook refer to the same attempt.</w:t>
-      </w:r>
-    </w:p>
-    <w:tbl>
-      <w:tblPr>
-        <w:tblStyle w:val="LightShading-Accent1"/>
-        <w:tblW w:type="auto" w:w="0"/>
-        <w:tblLook w:firstColumn="1" w:firstRow="1" w:lastColumn="0" w:lastRow="0" w:noHBand="0" w:noVBand="1" w:val="04A0"/>
-      </w:tblPr>
-      <w:tblGrid>
-        <w:gridCol w:w="2556"/>
-        <w:gridCol w:w="2556"/>
-        <w:gridCol w:w="2556"/>
-        <w:gridCol w:w="2556"/>
-      </w:tblGrid>
-      <w:tr>
-        <w:trPr>
-          <w:tblHeader/>
-        </w:trPr>
-        <w:tc>
-          <w:tcPr>
-            <w:tcW w:type="dxa" w:w="2556"/>
-          </w:tcPr>
-          <w:p>
-            <w:r>
-              <w:t>Given inputs</w:t>
-            </w:r>
-          </w:p>
-        </w:tc>
-        <w:tc>
-          <w:tcPr>
-            <w:tcW w:type="dxa" w:w="2556"/>
-          </w:tcPr>
-          <w:p>
-            <w:r>
-              <w:t>Procedure I chose</w:t>
-            </w:r>
-          </w:p>
-        </w:tc>
-        <w:tc>
-          <w:tcPr>
-            <w:tcW w:type="dxa" w:w="2556"/>
-          </w:tcPr>
-          <w:p>
-            <w:r>
-              <w:t>Middle steps</w:t>
-            </w:r>
-          </w:p>
-        </w:tc>
-        <w:tc>
-          <w:tcPr>
-            <w:tcW w:type="dxa" w:w="2556"/>
-          </w:tcPr>
-          <w:p>
-            <w:r>
-              <w:t>Result and check</w:t>
-            </w:r>
-          </w:p>
-        </w:tc>
-      </w:tr>
-      <w:tr>
-        <w:tc>
-          <w:tcPr>
-            <w:tcW w:type="dxa" w:w="2556"/>
-          </w:tcPr>
-          <w:p>
-            <w:r/>
-          </w:p>
-        </w:tc>
-        <w:tc>
-          <w:tcPr>
-            <w:tcW w:type="dxa" w:w="2556"/>
-          </w:tcPr>
-          <w:p>
-            <w:r/>
-          </w:p>
-        </w:tc>
-        <w:tc>
-          <w:tcPr>
-            <w:tcW w:type="dxa" w:w="2556"/>
-          </w:tcPr>
-          <w:p>
-            <w:r/>
-          </w:p>
-        </w:tc>
-        <w:tc>
-          <w:tcPr>
-            <w:tcW w:type="dxa" w:w="2556"/>
-          </w:tcPr>
-          <w:p>
-            <w:r/>
-          </w:p>
-        </w:tc>
-      </w:tr>
-    </w:tbl>
+        <w:t>05. W1 · Explain the procedure</w:t>
+      </w:r>
+    </w:p>
+    <w:p>
+      <w:r>
+        <w:t>Keep the stated task, its own code/values and support record together.</w:t>
+      </w:r>
+    </w:p>
+    <w:p>
+      <w:pPr>
+        <w:pStyle w:val="Heading2"/>
+      </w:pPr>
+      <w:r>
+        <w:t>Task and evidence record</w:t>
+      </w:r>
+    </w:p>
+    <w:p>
+      <w:pPr>
+        <w:pStyle w:val="ListBullet"/>
+      </w:pPr>
+      <w:r>
+        <w:t>Main remaining(12,4)/(10,7)returns 8/3; caller sums 11. W2 remaining(8,3)/(8,8)/(8,3)stores a 5,b 0,c 5; print(a,b,c) displays 5 0 5. Pictured extra(2,5)/(4,1)returns7/5, caller prints 7 5. Local spaces/result not caller names in fresh script. Faulty print-only function returns None, not the visible number or 0; addition to None fails. Supplied valid integer assumptions remain separate from function semantics.</w:t>
+      </w:r>
+    </w:p>
+    <w:p>
+      <w:pPr>
+        <w:pStyle w:val="ListBullet"/>
+      </w:pPr>
+      <w:r>
+        <w:t>Reference for this exercise: open this week’s student lesson, “Return values and local state”, at “See how it works” and “Follow a worked example”. Use the original worked values or code named in the question; the later pictorial case is a separate example. Keep this reference beside your workbook while practising.</w:t>
+      </w:r>
+    </w:p>
+    <w:p>
+      <w:pPr>
+        <w:pStyle w:val="ListBullet"/>
+      </w:pPr>
+      <w:r>
+        <w:t>Using the correct worked definition, execute result = remaining(15, 6), then doubled = result * 2. State both stored values and what the script displays before a print statement is added.</w:t>
+      </w:r>
+    </w:p>
     <w:p>
       <w:pPr>
         <w:pStyle w:val="Heading3"/>
       </w:pPr>
       <w:r>
-        <w:t>The step I completed without help, and the hint I needed</w:t>
+        <w:t>My reasoning and evidence</w:t>
       </w:r>
     </w:p>
     <w:p>
@@ -322,50 +253,63 @@
       </w:r>
     </w:p>
     <w:p>
+      <w:r>
+        <w:t>________________________________________________________________</w:t>
+      </w:r>
+    </w:p>
+    <w:p>
+      <w:r>
+        <w:t>________________________________________________________________</w:t>
+      </w:r>
+    </w:p>
+    <w:p>
+      <w:r>
+        <w:t>________________________________________________________________</w:t>
+      </w:r>
+    </w:p>
+    <w:p>
       <w:pPr>
         <w:pStyle w:val="Heading1"/>
       </w:pPr>
       <w:r>
-        <w:t>03. Individual reasoning check</w:t>
-      </w:r>
-    </w:p>
-    <w:p>
-      <w:r>
-        <w:t>Check the proposed Return values and local state explanation against the supplied facts before discussing it.</w:t>
-      </w:r>
-    </w:p>
-    <w:p>
-      <w:pPr>
-        <w:spacing w:line="336" w:lineRule="auto" w:after="180"/>
-      </w:pPr>
-      <w:r>
-        <w:rPr>
-          <w:b w:val="0"/>
-        </w:rPr>
-        <w:t xml:space="preserve">Use the worked case for </w:t>
-      </w:r>
-      <w:r>
-        <w:rPr>
-          <w:b/>
-        </w:rPr>
-        <w:t>Return value</w:t>
-      </w:r>
-      <w:r>
-        <w:rPr>
-          <w:b w:val="0"/>
-        </w:rPr>
-        <w:t>s and local state. Proposed explanation: “Printing a value returns that value”. Decide whether this explanation is supported.</w:t>
-      </w:r>
-    </w:p>
-    <w:p>
-      <w:pPr>
-        <w:spacing w:line="336" w:lineRule="auto" w:after="180"/>
-      </w:pPr>
-      <w:r>
-        <w:rPr>
-          <w:b w:val="0"/>
-        </w:rPr>
-        <w:t>Point to the step or supplied fact that decides; explain your repair if needed.</w:t>
+        <w:t>06. W2 · Predict, trace and observe</w:t>
+      </w:r>
+    </w:p>
+    <w:p>
+      <w:r>
+        <w:t>Keep the stated task, its own code/values and support record together.</w:t>
+      </w:r>
+    </w:p>
+    <w:p>
+      <w:pPr>
+        <w:pStyle w:val="Heading2"/>
+      </w:pPr>
+      <w:r>
+        <w:t>Task and evidence record</w:t>
+      </w:r>
+    </w:p>
+    <w:p>
+      <w:pPr>
+        <w:pStyle w:val="ListBullet"/>
+      </w:pPr>
+      <w:r>
+        <w:t>Main remaining(12,4)/(10,7)returns 8/3; caller sums 11. W2 remaining(8,3)/(8,8)/(8,3)stores a 5,b 0,c 5; print(a,b,c) displays 5 0 5. Pictured extra(2,5)/(4,1)returns7/5, caller prints 7 5. Local spaces/result not caller names in fresh script. Faulty print-only function returns None, not the visible number or 0; addition to None fails. Supplied valid integer assumptions remain separate from function semantics.</w:t>
+      </w:r>
+    </w:p>
+    <w:p>
+      <w:pPr>
+        <w:pStyle w:val="ListBullet"/>
+      </w:pPr>
+      <w:r>
+        <w:t>Reference for this exercise: open this week’s student lesson, “Return values and local state”, at “See how it works” and “Follow a worked example”. Use the original worked values or code named in the question; the later pictorial case is a separate example. Keep this reference beside your workbook while practising.</w:t>
+      </w:r>
+    </w:p>
+    <w:p>
+      <w:pPr>
+        <w:pStyle w:val="ListBullet"/>
+      </w:pPr>
+      <w:r>
+        <w:t>Using the correct definition, store a = remaining(8, 3), b = remaining(8, 8), c = remaining(8, 3). State a, b and c. In a fresh script, explain why print(spaces) outside the function fails.</w:t>
       </w:r>
     </w:p>
     <w:p>
@@ -373,7 +317,7 @@
         <w:pStyle w:val="Heading3"/>
       </w:pPr>
       <w:r>
-        <w:t>My explanation before partner discussion</w:t>
+        <w:t>My reasoning and evidence</w:t>
       </w:r>
     </w:p>
     <w:p>
@@ -397,16 +341,58 @@
       </w:r>
     </w:p>
     <w:p>
+      <w:r>
+        <w:t>________________________________________________________________</w:t>
+      </w:r>
+    </w:p>
+    <w:p>
+      <w:r>
+        <w:t>________________________________________________________________</w:t>
+      </w:r>
+    </w:p>
+    <w:p>
       <w:pPr>
         <w:pStyle w:val="Heading1"/>
       </w:pPr>
       <w:r>
-        <w:t>04. Independent transfer case</w:t>
-      </w:r>
-    </w:p>
-    <w:p>
-      <w:r>
-        <w:t>Write one first attempt at the reserved independent case before feedback. Repeated copies of that case refer to the same recorded attempt.</w:t>
+        <w:t>07. W3 · Find the first error</w:t>
+      </w:r>
+    </w:p>
+    <w:p>
+      <w:r>
+        <w:t>Keep the stated task, its own code/values and support record together.</w:t>
+      </w:r>
+    </w:p>
+    <w:p>
+      <w:pPr>
+        <w:pStyle w:val="Heading2"/>
+      </w:pPr>
+      <w:r>
+        <w:t>Task and evidence record</w:t>
+      </w:r>
+    </w:p>
+    <w:p>
+      <w:pPr>
+        <w:pStyle w:val="ListBullet"/>
+      </w:pPr>
+      <w:r>
+        <w:t>Main remaining(12,4)/(10,7)returns 8/3; caller sums 11. W2 remaining(8,3)/(8,8)/(8,3)stores a 5,b 0,c 5; print(a,b,c) displays 5 0 5. Pictured extra(2,5)/(4,1)returns7/5, caller prints 7 5. Local spaces/result not caller names in fresh script. Faulty print-only function returns None, not the visible number or 0; addition to None fails. Supplied valid integer assumptions remain separate from function semantics.</w:t>
+      </w:r>
+    </w:p>
+    <w:p>
+      <w:pPr>
+        <w:pStyle w:val="ListBullet"/>
+      </w:pPr>
+      <w:r>
+        <w:t>Reference for this exercise: open this week’s student lesson, “Return values and local state”, at “Find and repair a mistake”. Use the original worked values or code named in the question; the later pictorial case is a separate example. Keep this reference beside your workbook while practising.</w:t>
+      </w:r>
+    </w:p>
+    <w:p>
+      <w:pPr>
+        <w:pStyle w:val="ListBullet"/>
+      </w:pPr>
+      <w:r>
+        <w:t>Use the faulty printing version with answer = remaining(11, 2). State the displayed number and the value stored in answer. Explain why print(answer + 1) fails, then repair the function and predict the repaired output.</w:t>
       </w:r>
     </w:p>
     <w:p>
@@ -414,31 +400,149 @@
         <w:pStyle w:val="Heading3"/>
       </w:pPr>
       <w:r>
+        <w:t>My reasoning and evidence</w:t>
+      </w:r>
+    </w:p>
+    <w:p>
+      <w:r>
+        <w:t>________________________________________________________________</w:t>
+      </w:r>
+    </w:p>
+    <w:p>
+      <w:r>
+        <w:t>________________________________________________________________</w:t>
+      </w:r>
+    </w:p>
+    <w:p>
+      <w:r>
+        <w:t>________________________________________________________________</w:t>
+      </w:r>
+    </w:p>
+    <w:p>
+      <w:r>
+        <w:t>________________________________________________________________</w:t>
+      </w:r>
+    </w:p>
+    <w:p>
+      <w:r>
+        <w:t>________________________________________________________________</w:t>
+      </w:r>
+    </w:p>
+    <w:p>
+      <w:r>
+        <w:t>________________________________________________________________</w:t>
+      </w:r>
+    </w:p>
+    <w:p>
+      <w:pPr>
+        <w:pStyle w:val="Heading1"/>
+      </w:pPr>
+      <w:r>
+        <w:t>09. W5 · State an honest limit</w:t>
+      </w:r>
+    </w:p>
+    <w:p>
+      <w:r>
+        <w:t>Keep the stated task, its own code/values and support record together.</w:t>
+      </w:r>
+    </w:p>
+    <w:p>
+      <w:pPr>
+        <w:pStyle w:val="Heading2"/>
+      </w:pPr>
+      <w:r>
+        <w:t>Task and evidence record</w:t>
+      </w:r>
+    </w:p>
+    <w:p>
+      <w:pPr>
+        <w:pStyle w:val="ListBullet"/>
+      </w:pPr>
+      <w:r>
+        <w:t>Main remaining(12,4)/(10,7)returns 8/3; caller sums 11. W2 remaining(8,3)/(8,8)/(8,3)stores a 5,b 0,c 5; print(a,b,c) displays 5 0 5. Pictured extra(2,5)/(4,1)returns7/5, caller prints 7 5. Local spaces/result not caller names in fresh script. Faulty print-only function returns None, not the visible number or 0; addition to None fails. Supplied valid integer assumptions remain separate from function semantics.</w:t>
+      </w:r>
+    </w:p>
+    <w:p>
+      <w:pPr>
+        <w:pStyle w:val="ListBullet"/>
+      </w:pPr>
+      <w:r>
+        <w:t>A function body has spaces = capacity - used, then return spaces, then print("done"), all at the same indentation. What does answer = remaining(4, 4) store and display? Explain whether the final print can run.</w:t>
+      </w:r>
+    </w:p>
+    <w:p>
+      <w:pPr>
+        <w:pStyle w:val="Heading3"/>
+      </w:pPr>
+      <w:r>
+        <w:t>My reasoning and evidence</w:t>
+      </w:r>
+    </w:p>
+    <w:p>
+      <w:r>
+        <w:t>________________________________________________________________</w:t>
+      </w:r>
+    </w:p>
+    <w:p>
+      <w:r>
+        <w:t>________________________________________________________________</w:t>
+      </w:r>
+    </w:p>
+    <w:p>
+      <w:r>
+        <w:t>________________________________________________________________</w:t>
+      </w:r>
+    </w:p>
+    <w:p>
+      <w:r>
+        <w:t>________________________________________________________________</w:t>
+      </w:r>
+    </w:p>
+    <w:p>
+      <w:r>
+        <w:t>________________________________________________________________</w:t>
+      </w:r>
+    </w:p>
+    <w:p>
+      <w:r>
+        <w:t>________________________________________________________________</w:t>
+      </w:r>
+    </w:p>
+    <w:p>
+      <w:pPr>
+        <w:pStyle w:val="Heading1"/>
+      </w:pPr>
+      <w:r>
+        <w:t>04. Try alone · Selected independent task</w:t>
+      </w:r>
+    </w:p>
+    <w:p>
+      <w:r>
+        <w:t>Keep the stated task, its own code/values and support record together.</w:t>
+      </w:r>
+    </w:p>
+    <w:p>
+      <w:pPr>
+        <w:pStyle w:val="Heading2"/>
+      </w:pPr>
+      <w:r>
+        <w:t>Task and evidence record</w:t>
+      </w:r>
+    </w:p>
+    <w:p>
+      <w:pPr>
+        <w:pStyle w:val="Heading3"/>
+      </w:pPr>
+      <w:r>
         <w:t>Independent case: Use returns and keep local state local</w:t>
       </w:r>
     </w:p>
     <w:p>
       <w:pPr>
-        <w:spacing w:line="336" w:lineRule="auto" w:after="180"/>
-        <w:shd w:fill="F5F1FB"/>
-      </w:pPr>
-      <w:r>
-        <w:rPr>
-          <w:b w:val="0"/>
-        </w:rPr>
-        <w:t xml:space="preserve">Trace both calls and the final expression. If return total is removed from the function, does this final print complete? Would a separate print(total) outside the function have access to its </w:t>
-      </w:r>
-      <w:r>
-        <w:rPr>
-          <w:b/>
-        </w:rPr>
-        <w:t>local variable</w:t>
-      </w:r>
-      <w:r>
-        <w:rPr>
-          <w:b w:val="0"/>
-        </w:rPr>
-        <w:t>?</w:t>
+        <w:pStyle w:val="ListBullet"/>
+      </w:pPr>
+      <w:r>
+        <w:t>Trace both calls and the final expression. If return total is removed from the function, does this final print complete? Would a separate print(total) outside the function have access to its local variable?</w:t>
       </w:r>
     </w:p>
     <w:p>
@@ -506,12 +610,9 @@
     </w:p>
     <w:p>
       <w:pPr>
-        <w:spacing w:line="336" w:lineRule="auto" w:after="180"/>
-      </w:pPr>
-      <w:r>
-        <w:rPr>
-          <w:b w:val="0"/>
-        </w:rPr>
+        <w:pStyle w:val="ListBullet"/>
+      </w:pPr>
+      <w:r>
         <w:t>Attempt this case before feedback. Record any help. Earlier examples below are further practice; a case already practised with feedback cannot establish fresh transfer.</w:t>
       </w:r>
     </w:p>
@@ -520,12 +621,28 @@
         <w:pStyle w:val="Heading1"/>
       </w:pPr>
       <w:r>
-        <w:t>05. W1 Separate returning from displaying</w:t>
-      </w:r>
-    </w:p>
-    <w:p>
-      <w:r>
-        <w:t>Separate returning from displaying. Apply the supplied Return values and local state facts and keep your reasoning.</w:t>
+        <w:t>10. Project · Keep code and evidence</w:t>
+      </w:r>
+    </w:p>
+    <w:p>
+      <w:r>
+        <w:t>Keep the stated task, its own code/values and support record together.</w:t>
+      </w:r>
+    </w:p>
+    <w:p>
+      <w:pPr>
+        <w:pStyle w:val="Heading2"/>
+      </w:pPr>
+      <w:r>
+        <w:t>Task and evidence record</w:t>
+      </w:r>
+    </w:p>
+    <w:p>
+      <w:pPr>
+        <w:pStyle w:val="ListBullet"/>
+      </w:pPr>
+      <w:r>
+        <w:t>Add a labelled return values and local state evidence sheet to Python readiness portfolio. Show how you can use a returned value in a later calculation. Use the supplied fictional case and keep its inputs, intermediate steps, calculation or prediction, and limitation. Connect this record to last week’s record; a matching answer without a trace is insufficient.</w:t>
       </w:r>
     </w:p>
     <w:p>
@@ -533,38 +650,7 @@
         <w:pStyle w:val="Heading3"/>
       </w:pPr>
       <w:r>
-        <w:t>Where to find the supplied example</w:t>
-      </w:r>
-    </w:p>
-    <w:p>
-      <w:pPr>
-        <w:spacing w:line="336" w:lineRule="auto" w:after="180"/>
-        <w:shd w:fill="F1F6F8"/>
-      </w:pPr>
-      <w:r>
-        <w:rPr>
-          <w:b w:val="0"/>
-        </w:rPr>
-        <w:t>Reference for this exercise: open this week’s student lesson, “Return values and local state”, at “See how it works” and “Follow a worked example”. Use the original worked values or code named in the question; the later pictorial case is a separate example. Keep this reference beside your workbook while practising.</w:t>
-      </w:r>
-    </w:p>
-    <w:p>
-      <w:pPr>
-        <w:spacing w:line="336" w:lineRule="auto" w:after="180"/>
-      </w:pPr>
-      <w:r>
-        <w:rPr>
-          <w:b w:val="0"/>
-        </w:rPr>
-        <w:t>Using the correct worked definition, execute result = remaining(15, 6), then doubled = result * 2. State both stored values and what the script displays before a print statement is added.</w:t>
-      </w:r>
-    </w:p>
-    <w:p>
-      <w:pPr>
-        <w:pStyle w:val="Heading3"/>
-      </w:pPr>
-      <w:r>
-        <w:t>My reasoning and evidence</w:t>
+        <w:t>My project change, supporting evidence and remaining limit</w:t>
       </w:r>
     </w:p>
     <w:p>
@@ -602,478 +688,20 @@
         <w:pStyle w:val="Heading1"/>
       </w:pPr>
       <w:r>
-        <w:t>06. W2 Trace separate calls</w:t>
-      </w:r>
-    </w:p>
-    <w:p>
-      <w:r>
-        <w:t>Trace separate calls. Apply the supplied Return values and local state facts and keep your reasoning.</w:t>
-      </w:r>
-    </w:p>
-    <w:p>
-      <w:pPr>
-        <w:pStyle w:val="Heading3"/>
-      </w:pPr>
-      <w:r>
-        <w:t>Where to find the supplied example</w:t>
-      </w:r>
-    </w:p>
-    <w:p>
-      <w:pPr>
-        <w:spacing w:line="336" w:lineRule="auto" w:after="180"/>
-        <w:shd w:fill="F1F6F8"/>
-      </w:pPr>
-      <w:r>
-        <w:rPr>
-          <w:b w:val="0"/>
-        </w:rPr>
-        <w:t>Reference for this exercise: open this week’s student lesson, “Return values and local state”, at “See how it works” and “Follow a worked example”. Use the original worked values or code named in the question; the later pictorial case is a separate example. Keep this reference beside your workbook while practising.</w:t>
-      </w:r>
-    </w:p>
-    <w:p>
-      <w:pPr>
-        <w:spacing w:line="336" w:lineRule="auto" w:after="180"/>
-      </w:pPr>
-      <w:r>
-        <w:rPr>
-          <w:b w:val="0"/>
-        </w:rPr>
-        <w:t>Using the correct definition, store a = remaining(8, 3), b = remaining(8, 8), c = remaining(8, 3). State a, b and c. In a fresh script, explain why print(spaces) outside the function fails.</w:t>
-      </w:r>
-    </w:p>
-    <w:p>
-      <w:pPr>
-        <w:pStyle w:val="Heading3"/>
-      </w:pPr>
-      <w:r>
-        <w:t>My reasoning and evidence</w:t>
-      </w:r>
-    </w:p>
-    <w:p>
-      <w:r>
-        <w:t>________________________________________________________________</w:t>
-      </w:r>
-    </w:p>
-    <w:p>
-      <w:r>
-        <w:t>________________________________________________________________</w:t>
-      </w:r>
-    </w:p>
-    <w:p>
-      <w:r>
-        <w:t>________________________________________________________________</w:t>
-      </w:r>
-    </w:p>
-    <w:p>
-      <w:r>
-        <w:t>________________________________________________________________</w:t>
-      </w:r>
-    </w:p>
-    <w:p>
-      <w:r>
-        <w:t>________________________________________________________________</w:t>
-      </w:r>
-    </w:p>
-    <w:p>
-      <w:r>
-        <w:t>________________________________________________________________</w:t>
-      </w:r>
-    </w:p>
-    <w:p>
-      <w:pPr>
-        <w:pStyle w:val="Heading1"/>
-      </w:pPr>
-      <w:r>
-        <w:t>07. W3 Repair the returned value</w:t>
-      </w:r>
-    </w:p>
-    <w:p>
-      <w:r>
-        <w:t>Repair the returned value. Apply the supplied Return values and local state facts and keep your reasoning.</w:t>
-      </w:r>
-    </w:p>
-    <w:p>
-      <w:pPr>
-        <w:pStyle w:val="Heading3"/>
-      </w:pPr>
-      <w:r>
-        <w:t>Where to find the supplied example</w:t>
-      </w:r>
-    </w:p>
-    <w:p>
-      <w:pPr>
-        <w:spacing w:line="336" w:lineRule="auto" w:after="180"/>
-        <w:shd w:fill="F1F6F8"/>
-      </w:pPr>
-      <w:r>
-        <w:rPr>
-          <w:b w:val="0"/>
-        </w:rPr>
-        <w:t>Reference for this exercise: open this week’s student lesson, “Return values and local state”, at “Find and repair a mistake”. Use the original worked values or code named in the question; the later pictorial case is a separate example. Keep this reference beside your workbook while practising.</w:t>
-      </w:r>
-    </w:p>
-    <w:p>
-      <w:pPr>
-        <w:spacing w:line="336" w:lineRule="auto" w:after="180"/>
-      </w:pPr>
-      <w:r>
-        <w:rPr>
-          <w:b w:val="0"/>
-        </w:rPr>
-        <w:t xml:space="preserve">Use the faulty printing version with answer = remaining(11, 2). State the displayed number and the value stored in answer. Explain why print(answer + 1) fails, then repair the function and predict the repaired </w:t>
-      </w:r>
-      <w:r>
-        <w:rPr>
-          <w:b/>
-        </w:rPr>
-        <w:t>output</w:t>
-      </w:r>
-      <w:r>
-        <w:rPr>
-          <w:b w:val="0"/>
-        </w:rPr>
-        <w:t>.</w:t>
-      </w:r>
-    </w:p>
-    <w:p>
-      <w:pPr>
-        <w:pStyle w:val="Heading3"/>
-      </w:pPr>
-      <w:r>
-        <w:t>My reasoning and evidence</w:t>
-      </w:r>
-    </w:p>
-    <w:p>
-      <w:r>
-        <w:t>________________________________________________________________</w:t>
-      </w:r>
-    </w:p>
-    <w:p>
-      <w:r>
-        <w:t>________________________________________________________________</w:t>
-      </w:r>
-    </w:p>
-    <w:p>
-      <w:r>
-        <w:t>________________________________________________________________</w:t>
-      </w:r>
-    </w:p>
-    <w:p>
-      <w:r>
-        <w:t>________________________________________________________________</w:t>
-      </w:r>
-    </w:p>
-    <w:p>
-      <w:r>
-        <w:t>________________________________________________________________</w:t>
-      </w:r>
-    </w:p>
-    <w:p>
-      <w:r>
-        <w:t>________________________________________________________________</w:t>
-      </w:r>
-    </w:p>
-    <w:p>
-      <w:pPr>
-        <w:pStyle w:val="Heading1"/>
-      </w:pPr>
-      <w:r>
-        <w:t>08. W4 Build a reusable calculation independently</w:t>
-      </w:r>
-    </w:p>
-    <w:p>
-      <w:r>
-        <w:t>Attempt before feedback. If this repeats the selected independent case, reuse that first attempt; otherwise keep a separate record. Build a reusable calculation independently. Apply the supplied Return values and local state facts and keep your reasoning.</w:t>
-      </w:r>
-    </w:p>
-    <w:p>
-      <w:pPr>
-        <w:spacing w:line="336" w:lineRule="auto" w:after="180"/>
-      </w:pPr>
-      <w:r>
-        <w:rPr>
-          <w:b w:val="0"/>
-        </w:rPr>
-        <w:t xml:space="preserve">Each tray holds 5 counters. Define stock(trays, loose) to return the total using a </w:t>
-      </w:r>
-      <w:r>
-        <w:rPr>
-          <w:b/>
-        </w:rPr>
-        <w:t>local variable</w:t>
-      </w:r>
-      <w:r>
-        <w:rPr>
-          <w:b w:val="0"/>
-        </w:rPr>
-        <w:t xml:space="preserve"> total. Assume nonnegative integer arguments. Store results for (2, 3), (0, 3) and (2, 0).</w:t>
-      </w:r>
-    </w:p>
-    <w:p>
-      <w:pPr>
-        <w:spacing w:line="336" w:lineRule="auto" w:after="180"/>
-      </w:pPr>
-      <w:r>
-        <w:rPr>
-          <w:b w:val="0"/>
-        </w:rPr>
-        <w:t xml:space="preserve">Print the sum of the first two stored results. Predict that </w:t>
-      </w:r>
-      <w:r>
-        <w:rPr>
-          <w:b/>
-        </w:rPr>
-        <w:t>output</w:t>
-      </w:r>
-      <w:r>
-        <w:rPr>
-          <w:b w:val="0"/>
-        </w:rPr>
-        <w:t xml:space="preserve"> and all three stored values. Call (2, 3) again to check fresh state.</w:t>
-      </w:r>
-    </w:p>
-    <w:p>
-      <w:pPr>
-        <w:pStyle w:val="Heading3"/>
-      </w:pPr>
-      <w:r>
-        <w:t>My reasoning and evidence</w:t>
-      </w:r>
-    </w:p>
-    <w:p>
-      <w:r>
-        <w:t>________________________________________________________________</w:t>
-      </w:r>
-    </w:p>
-    <w:p>
-      <w:r>
-        <w:t>________________________________________________________________</w:t>
-      </w:r>
-    </w:p>
-    <w:p>
-      <w:r>
-        <w:t>________________________________________________________________</w:t>
-      </w:r>
-    </w:p>
-    <w:p>
-      <w:r>
-        <w:t>________________________________________________________________</w:t>
-      </w:r>
-    </w:p>
-    <w:p>
-      <w:r>
-        <w:t>________________________________________________________________</w:t>
-      </w:r>
-    </w:p>
-    <w:p>
-      <w:r>
-        <w:t>________________________________________________________________</w:t>
-      </w:r>
-    </w:p>
-    <w:p>
-      <w:r>
-        <w:t>________________________________________________________________</w:t>
-      </w:r>
-    </w:p>
-    <w:p>
-      <w:r>
-        <w:t>________________________________________________________________</w:t>
-      </w:r>
-    </w:p>
-    <w:p>
-      <w:pPr>
-        <w:pStyle w:val="Heading1"/>
-      </w:pPr>
-      <w:r>
-        <w:t>09. W5 Locate a statement that never runs</w:t>
-      </w:r>
-    </w:p>
-    <w:p>
-      <w:r>
-        <w:t>Locate a statement that never runs. Apply the supplied Return values and local state facts and keep your reasoning.</w:t>
-      </w:r>
-    </w:p>
-    <w:p>
-      <w:pPr>
-        <w:spacing w:line="336" w:lineRule="auto" w:after="180"/>
-      </w:pPr>
-      <w:r>
-        <w:rPr>
-          <w:b w:val="0"/>
-        </w:rPr>
-        <w:t>A function body has spaces = capacity - used, then return spaces, then print("done"), all at the same indentation. What does answer = remaining(4, 4) store and display? Explain whether the final print can run.</w:t>
-      </w:r>
-    </w:p>
-    <w:p>
-      <w:pPr>
-        <w:pStyle w:val="Heading3"/>
-      </w:pPr>
-      <w:r>
-        <w:t>My reasoning and evidence</w:t>
-      </w:r>
-    </w:p>
-    <w:p>
-      <w:r>
-        <w:t>________________________________________________________________</w:t>
-      </w:r>
-    </w:p>
-    <w:p>
-      <w:r>
-        <w:t>________________________________________________________________</w:t>
-      </w:r>
-    </w:p>
-    <w:p>
-      <w:r>
-        <w:t>________________________________________________________________</w:t>
-      </w:r>
-    </w:p>
-    <w:p>
-      <w:r>
-        <w:t>________________________________________________________________</w:t>
-      </w:r>
-    </w:p>
-    <w:p>
-      <w:r>
-        <w:t>________________________________________________________________</w:t>
-      </w:r>
-    </w:p>
-    <w:p>
-      <w:r>
-        <w:t>________________________________________________________________</w:t>
-      </w:r>
-    </w:p>
-    <w:p>
-      <w:pPr>
-        <w:pStyle w:val="Heading1"/>
-      </w:pPr>
-      <w:r>
-        <w:t>10. Project checkpoint and reflection</w:t>
-      </w:r>
-    </w:p>
-    <w:p>
-      <w:r>
-        <w:t>Connect Return values and local state to Python readiness portfolio, identify a limit and choose the next useful test.</w:t>
-      </w:r>
-    </w:p>
-    <w:p>
-      <w:pPr>
-        <w:spacing w:line="336" w:lineRule="auto" w:after="180"/>
-      </w:pPr>
-      <w:r>
-        <w:rPr>
-          <w:b w:val="0"/>
-        </w:rPr>
-        <w:t xml:space="preserve">Add a labelled </w:t>
-      </w:r>
-      <w:r>
-        <w:rPr>
-          <w:b/>
-        </w:rPr>
-        <w:t>return value</w:t>
-      </w:r>
-      <w:r>
-        <w:rPr>
-          <w:b w:val="0"/>
-        </w:rPr>
-        <w:t xml:space="preserve">s and local state </w:t>
-      </w:r>
-      <w:r>
-        <w:rPr>
-          <w:b/>
-        </w:rPr>
-        <w:t>evidence</w:t>
-      </w:r>
-      <w:r>
-        <w:rPr>
-          <w:b w:val="0"/>
-        </w:rPr>
-        <w:t xml:space="preserve"> sheet to Python readiness portfolio. Show how you can use a returned value in a later calculation.</w:t>
-      </w:r>
-    </w:p>
-    <w:p>
-      <w:pPr>
-        <w:spacing w:line="336" w:lineRule="auto" w:after="180"/>
-      </w:pPr>
-      <w:r>
-        <w:rPr>
-          <w:b w:val="0"/>
-        </w:rPr>
-        <w:t xml:space="preserve">Use the supplied fictional case and keep its </w:t>
-      </w:r>
-      <w:r>
-        <w:rPr>
-          <w:b/>
-        </w:rPr>
-        <w:t>input</w:t>
-      </w:r>
-      <w:r>
-        <w:rPr>
-          <w:b w:val="0"/>
-        </w:rPr>
-        <w:t xml:space="preserve">s, intermediate steps, calculation or </w:t>
-      </w:r>
-      <w:r>
-        <w:rPr>
-          <w:b/>
-        </w:rPr>
-        <w:t>prediction</w:t>
-      </w:r>
-      <w:r>
-        <w:rPr>
-          <w:b w:val="0"/>
-        </w:rPr>
-        <w:t>, and limitation. Connect this record to last week’s record; a matching answer without a trace is insufficient.</w:t>
-      </w:r>
-    </w:p>
-    <w:p>
-      <w:pPr>
-        <w:pStyle w:val="Heading3"/>
-      </w:pPr>
-      <w:r>
-        <w:t>My project change, supporting evidence and remaining limit</w:t>
-      </w:r>
-    </w:p>
-    <w:p>
-      <w:r>
-        <w:t>________________________________________________________________</w:t>
-      </w:r>
-    </w:p>
-    <w:p>
-      <w:r>
-        <w:t>________________________________________________________________</w:t>
-      </w:r>
-    </w:p>
-    <w:p>
-      <w:r>
-        <w:t>________________________________________________________________</w:t>
-      </w:r>
-    </w:p>
-    <w:p>
-      <w:r>
-        <w:t>________________________________________________________________</w:t>
-      </w:r>
-    </w:p>
-    <w:p>
-      <w:r>
-        <w:t>________________________________________________________________</w:t>
-      </w:r>
-    </w:p>
-    <w:p>
-      <w:r>
-        <w:t>________________________________________________________________</w:t>
-      </w:r>
-    </w:p>
-    <w:p>
-      <w:pPr>
-        <w:pStyle w:val="Heading1"/>
-      </w:pPr>
-      <w:r>
-        <w:t>11. Feedback, return check and learning record</w:t>
-      </w:r>
-    </w:p>
-    <w:p>
-      <w:r>
-        <w:t>Record the first repaired step and a different case to revisit after a delay.</w:t>
+        <w:t>11. Feedback · Repair and return</w:t>
+      </w:r>
+    </w:p>
+    <w:p>
+      <w:r>
+        <w:t>Keep the stated task, its own code/values and support record together.</w:t>
+      </w:r>
+    </w:p>
+    <w:p>
+      <w:pPr>
+        <w:pStyle w:val="Heading2"/>
+      </w:pPr>
+      <w:r>
+        <w:t>Task and evidence record</w:t>
       </w:r>
     </w:p>
     <w:tbl>
@@ -1214,12 +842,9 @@
     </w:tbl>
     <w:p>
       <w:pPr>
-        <w:spacing w:line="336" w:lineRule="auto" w:after="180"/>
-      </w:pPr>
-      <w:r>
-        <w:rPr>
-          <w:b w:val="0"/>
-        </w:rPr>
+        <w:pStyle w:val="ListBullet"/>
+      </w:pPr>
+      <w:r>
         <w:t>Revisit this idea with your teacher after a delay. Familiarity is different from explaining and using it on a changed case.</w:t>
       </w:r>
     </w:p>
@@ -1228,51 +853,321 @@
         <w:pStyle w:val="Heading1"/>
       </w:pPr>
       <w:r>
-        <w:t>12. Pictorial case practice: Return values and local state</w:t>
-      </w:r>
-    </w:p>
-    <w:p>
-      <w:r>
-        <w:t>Return values survive their calls. A function returns a local calculation that the caller stores. Explain the labelled step before checking the changed condition.</w:t>
-      </w:r>
-    </w:p>
-    <w:p>
-      <w:pPr>
-        <w:spacing w:line="336" w:lineRule="auto" w:after="180"/>
-      </w:pPr>
-      <w:r>
-        <w:rPr>
-          <w:b/>
-        </w:rPr>
-        <w:t>Return value</w:t>
-      </w:r>
-      <w:r>
-        <w:rPr>
-          <w:b w:val="0"/>
-        </w:rPr>
-        <w:t xml:space="preserve">s survive their calls. A function returns a local calculation that the </w:t>
-      </w:r>
-      <w:r>
-        <w:rPr>
-          <w:b/>
-        </w:rPr>
-        <w:t>caller</w:t>
-      </w:r>
-      <w:r>
-        <w:rPr>
-          <w:b w:val="0"/>
-        </w:rPr>
-        <w:t xml:space="preserve"> stores.</w:t>
-      </w:r>
-    </w:p>
-    <w:p>
-      <w:pPr>
-        <w:spacing w:line="336" w:lineRule="auto" w:after="180"/>
-      </w:pPr>
-      <w:r>
-        <w:rPr>
-          <w:b w:val="0"/>
-        </w:rPr>
+        <w:t>Reference bank and extra practice</w:t>
+      </w:r>
+    </w:p>
+    <w:p>
+      <w:pPr>
+        <w:pStyle w:val="Heading1"/>
+      </w:pPr>
+      <w:r>
+        <w:t>02. Reference · Supported W2 record</w:t>
+      </w:r>
+    </w:p>
+    <w:p>
+      <w:r>
+        <w:t>Keep the stated task, its own code/values and support record together.</w:t>
+      </w:r>
+    </w:p>
+    <w:p>
+      <w:pPr>
+        <w:pStyle w:val="Heading2"/>
+      </w:pPr>
+      <w:r>
+        <w:t>Task and evidence record</w:t>
+      </w:r>
+    </w:p>
+    <w:p>
+      <w:pPr>
+        <w:pStyle w:val="ListBullet"/>
+      </w:pPr>
+      <w:r>
+        <w:t>Use W2: Trace separate calls for Return values and local state. Record the answer once; the lesson and workbook refer to the same attempt.</w:t>
+      </w:r>
+    </w:p>
+    <w:tbl>
+      <w:tblPr>
+        <w:tblStyle w:val="LightShading-Accent1"/>
+        <w:tblW w:type="auto" w:w="0"/>
+        <w:tblLook w:firstColumn="1" w:firstRow="1" w:lastColumn="0" w:lastRow="0" w:noHBand="0" w:noVBand="1" w:val="04A0"/>
+      </w:tblPr>
+      <w:tblGrid>
+        <w:gridCol w:w="2556"/>
+        <w:gridCol w:w="2556"/>
+        <w:gridCol w:w="2556"/>
+        <w:gridCol w:w="2556"/>
+      </w:tblGrid>
+      <w:tr>
+        <w:trPr>
+          <w:tblHeader/>
+        </w:trPr>
+        <w:tc>
+          <w:tcPr>
+            <w:tcW w:type="dxa" w:w="2556"/>
+          </w:tcPr>
+          <w:p>
+            <w:r>
+              <w:t>Given inputs</w:t>
+            </w:r>
+          </w:p>
+        </w:tc>
+        <w:tc>
+          <w:tcPr>
+            <w:tcW w:type="dxa" w:w="2556"/>
+          </w:tcPr>
+          <w:p>
+            <w:r>
+              <w:t>Procedure I chose</w:t>
+            </w:r>
+          </w:p>
+        </w:tc>
+        <w:tc>
+          <w:tcPr>
+            <w:tcW w:type="dxa" w:w="2556"/>
+          </w:tcPr>
+          <w:p>
+            <w:r>
+              <w:t>Middle steps</w:t>
+            </w:r>
+          </w:p>
+        </w:tc>
+        <w:tc>
+          <w:tcPr>
+            <w:tcW w:type="dxa" w:w="2556"/>
+          </w:tcPr>
+          <w:p>
+            <w:r>
+              <w:t>Result and check</w:t>
+            </w:r>
+          </w:p>
+        </w:tc>
+      </w:tr>
+      <w:tr>
+        <w:tc>
+          <w:tcPr>
+            <w:tcW w:type="dxa" w:w="2556"/>
+          </w:tcPr>
+          <w:p>
+            <w:r/>
+          </w:p>
+        </w:tc>
+        <w:tc>
+          <w:tcPr>
+            <w:tcW w:type="dxa" w:w="2556"/>
+          </w:tcPr>
+          <w:p>
+            <w:r/>
+          </w:p>
+        </w:tc>
+        <w:tc>
+          <w:tcPr>
+            <w:tcW w:type="dxa" w:w="2556"/>
+          </w:tcPr>
+          <w:p>
+            <w:r/>
+          </w:p>
+        </w:tc>
+        <w:tc>
+          <w:tcPr>
+            <w:tcW w:type="dxa" w:w="2556"/>
+          </w:tcPr>
+          <w:p>
+            <w:r/>
+          </w:p>
+        </w:tc>
+      </w:tr>
+    </w:tbl>
+    <w:p>
+      <w:pPr>
+        <w:pStyle w:val="Heading3"/>
+      </w:pPr>
+      <w:r>
+        <w:t>The step I completed without help, and the hint I needed</w:t>
+      </w:r>
+    </w:p>
+    <w:p>
+      <w:r>
+        <w:t>________________________________________________________________</w:t>
+      </w:r>
+    </w:p>
+    <w:p>
+      <w:r>
+        <w:t>________________________________________________________________</w:t>
+      </w:r>
+    </w:p>
+    <w:p>
+      <w:r>
+        <w:t>________________________________________________________________</w:t>
+      </w:r>
+    </w:p>
+    <w:p>
+      <w:pPr>
+        <w:pStyle w:val="Heading1"/>
+      </w:pPr>
+      <w:r>
+        <w:t>03. Extra practice · Individual reasoning check</w:t>
+      </w:r>
+    </w:p>
+    <w:p>
+      <w:r>
+        <w:t>Keep the stated task, its own code/values and support record together.</w:t>
+      </w:r>
+    </w:p>
+    <w:p>
+      <w:pPr>
+        <w:pStyle w:val="Heading2"/>
+      </w:pPr>
+      <w:r>
+        <w:t>Task and evidence record</w:t>
+      </w:r>
+    </w:p>
+    <w:p>
+      <w:pPr>
+        <w:pStyle w:val="ListBullet"/>
+      </w:pPr>
+      <w:r>
+        <w:t>Use the worked case for Return values and local state. Proposed explanation: “Printing a value returns that value”. Decide whether this explanation is supported. Point to the step or supplied fact that decides; explain your repair if needed.</w:t>
+      </w:r>
+    </w:p>
+    <w:p>
+      <w:pPr>
+        <w:pStyle w:val="Heading3"/>
+      </w:pPr>
+      <w:r>
+        <w:t>My explanation before partner discussion</w:t>
+      </w:r>
+    </w:p>
+    <w:p>
+      <w:r>
+        <w:t>________________________________________________________________</w:t>
+      </w:r>
+    </w:p>
+    <w:p>
+      <w:r>
+        <w:t>________________________________________________________________</w:t>
+      </w:r>
+    </w:p>
+    <w:p>
+      <w:r>
+        <w:t>________________________________________________________________</w:t>
+      </w:r>
+    </w:p>
+    <w:p>
+      <w:r>
+        <w:t>________________________________________________________________</w:t>
+      </w:r>
+    </w:p>
+    <w:p>
+      <w:pPr>
+        <w:pStyle w:val="Heading1"/>
+      </w:pPr>
+      <w:r>
+        <w:t>08. Additional practice · Earlier W4 transfer</w:t>
+      </w:r>
+    </w:p>
+    <w:p>
+      <w:r>
+        <w:t>Keep the stated task, its own code/values and support record together.</w:t>
+      </w:r>
+    </w:p>
+    <w:p>
+      <w:pPr>
+        <w:pStyle w:val="Heading2"/>
+      </w:pPr>
+      <w:r>
+        <w:t>Task and evidence record</w:t>
+      </w:r>
+    </w:p>
+    <w:p>
+      <w:pPr>
+        <w:pStyle w:val="ListBullet"/>
+      </w:pPr>
+      <w:r>
+        <w:t>Each tray holds 5 counters. Define stock(trays, loose) to return the total using a local variable total. Assume nonnegative integer arguments. Store results for (2, 3), (0, 3) and (2, 0). Print the sum of the first two stored results. Predict that output and all three stored values. Call (2, 3) again to check fresh state.</w:t>
+      </w:r>
+    </w:p>
+    <w:p>
+      <w:pPr>
+        <w:pStyle w:val="Heading3"/>
+      </w:pPr>
+      <w:r>
+        <w:t>My reasoning and evidence</w:t>
+      </w:r>
+    </w:p>
+    <w:p>
+      <w:r>
+        <w:t>________________________________________________________________</w:t>
+      </w:r>
+    </w:p>
+    <w:p>
+      <w:r>
+        <w:t>________________________________________________________________</w:t>
+      </w:r>
+    </w:p>
+    <w:p>
+      <w:r>
+        <w:t>________________________________________________________________</w:t>
+      </w:r>
+    </w:p>
+    <w:p>
+      <w:r>
+        <w:t>________________________________________________________________</w:t>
+      </w:r>
+    </w:p>
+    <w:p>
+      <w:r>
+        <w:t>________________________________________________________________</w:t>
+      </w:r>
+    </w:p>
+    <w:p>
+      <w:r>
+        <w:t>________________________________________________________________</w:t>
+      </w:r>
+    </w:p>
+    <w:p>
+      <w:r>
+        <w:t>________________________________________________________________</w:t>
+      </w:r>
+    </w:p>
+    <w:p>
+      <w:r>
+        <w:t>________________________________________________________________</w:t>
+      </w:r>
+    </w:p>
+    <w:p>
+      <w:pPr>
+        <w:pStyle w:val="Heading1"/>
+      </w:pPr>
+      <w:r>
+        <w:t>12. Extra practice · Pictured case</w:t>
+      </w:r>
+    </w:p>
+    <w:p>
+      <w:r>
+        <w:t>Keep the stated task, its own code/values and support record together.</w:t>
+      </w:r>
+    </w:p>
+    <w:p>
+      <w:pPr>
+        <w:pStyle w:val="Heading2"/>
+      </w:pPr>
+      <w:r>
+        <w:t>Task and evidence record</w:t>
+      </w:r>
+    </w:p>
+    <w:p>
+      <w:pPr>
+        <w:pStyle w:val="ListBullet"/>
+      </w:pPr>
+      <w:r>
+        <w:t>Return values survive their calls. A function returns a local calculation that the caller stores.</w:t>
+      </w:r>
+    </w:p>
+    <w:p>
+      <w:pPr>
+        <w:pStyle w:val="ListBullet"/>
+      </w:pPr>
+      <w:r>
         <w:t>Python 3: def extra(a,b): result=a+b; return result. Then first=extra(2,5); second=extra(4,1); print(first,second).</w:t>
       </w:r>
     </w:p>
@@ -1314,26 +1209,10 @@
     </w:p>
     <w:p>
       <w:pPr>
-        <w:spacing w:line="336" w:lineRule="auto" w:after="180"/>
-        <w:shd w:fill="F5F1FB"/>
-      </w:pPr>
-      <w:r>
-        <w:rPr>
-          <w:b w:val="0"/>
-        </w:rPr>
-        <w:t xml:space="preserve">Trace the two returned values and explain why first stays seven. What happens if the </w:t>
-      </w:r>
-      <w:r>
-        <w:rPr>
-          <w:b/>
-        </w:rPr>
-        <w:t>caller</w:t>
-      </w:r>
-      <w:r>
-        <w:rPr>
-          <w:b w:val="0"/>
-        </w:rPr>
-        <w:t xml:space="preserve"> tries to print result directly?</w:t>
+        <w:pStyle w:val="ListBullet"/>
+      </w:pPr>
+      <w:r>
+        <w:t>Trace the two returned values and explain why first stays seven. What happens if the caller tries to print result directly?</w:t>
       </w:r>
     </w:p>
     <w:p>
@@ -1376,80 +1255,18 @@
     </w:p>
     <w:p>
       <w:pPr>
-        <w:pStyle w:val="Heading3"/>
-      </w:pPr>
-      <w:r>
-        <w:t>Record the help used</w:t>
-      </w:r>
-    </w:p>
-    <w:p>
-      <w:pPr>
-        <w:spacing w:line="336" w:lineRule="auto" w:after="180"/>
-        <w:shd w:fill="F1F6F8"/>
-      </w:pPr>
-      <w:r>
-        <w:rPr>
-          <w:b w:val="0"/>
-        </w:rPr>
-        <w:t xml:space="preserve">Support used: alone / hint / worked example. This record is practice </w:t>
-      </w:r>
-      <w:r>
-        <w:rPr>
-          <w:b/>
-        </w:rPr>
-        <w:t>evidence</w:t>
-      </w:r>
-      <w:r>
-        <w:rPr>
-          <w:b w:val="0"/>
-        </w:rPr>
-        <w:t>.</w:t>
-      </w:r>
-    </w:p>
-    <w:p>
-      <w:pPr>
-        <w:spacing w:line="336" w:lineRule="auto" w:after="180"/>
-      </w:pPr>
-      <w:r>
-        <w:rPr>
-          <w:b w:val="0"/>
-        </w:rPr>
-        <w:t xml:space="preserve">Project connection: For Python readiness before the Responsible Plant Classifier, retain a trace of the values, the predicted </w:t>
-      </w:r>
-      <w:r>
-        <w:rPr>
-          <w:b/>
-        </w:rPr>
-        <w:t>output</w:t>
-      </w:r>
-      <w:r>
-        <w:rPr>
-          <w:b w:val="0"/>
-        </w:rPr>
-        <w:t>s and the changed-case explanation.</w:t>
-      </w:r>
-    </w:p>
-    <w:p>
-      <w:pPr>
-        <w:spacing w:line="336" w:lineRule="auto" w:after="180"/>
-      </w:pPr>
-      <w:r>
-        <w:rPr>
-          <w:b w:val="0"/>
-        </w:rPr>
-        <w:t xml:space="preserve">Use actual Python 3 results to check the </w:t>
-      </w:r>
-      <w:r>
-        <w:rPr>
-          <w:b/>
-        </w:rPr>
-        <w:t>prediction</w:t>
-      </w:r>
-      <w:r>
-        <w:rPr>
-          <w:b w:val="0"/>
-        </w:rPr>
-        <w:t xml:space="preserve"> after reasoning first.</w:t>
+        <w:pStyle w:val="ListBullet"/>
+      </w:pPr>
+      <w:r>
+        <w:t>Support used: alone / hint / worked example. This record is practice evidence.</w:t>
+      </w:r>
+    </w:p>
+    <w:p>
+      <w:pPr>
+        <w:pStyle w:val="ListBullet"/>
+      </w:pPr>
+      <w:r>
+        <w:t>Project connection: For Python readiness before the Responsible Plant Classifier, retain a trace of the values, the predicted outputs and the changed-case explanation. Use actual Python 3 results to check the prediction after reasoning first.</w:t>
       </w:r>
     </w:p>
     <w:p>
@@ -1457,105 +1274,44 @@
         <w:pStyle w:val="Heading1"/>
       </w:pPr>
       <w:r>
-        <w:t>13. Project portfolio milestone</w:t>
-      </w:r>
-    </w:p>
-    <w:p>
-      <w:r>
-        <w:t>Keep this week’s input, deciding step, result and limit together in the Python readiness portfolio record.</w:t>
-      </w:r>
-    </w:p>
-    <w:p>
-      <w:pPr>
-        <w:spacing w:line="336" w:lineRule="auto" w:after="180"/>
-      </w:pPr>
-      <w:r>
-        <w:rPr>
-          <w:b w:val="0"/>
-        </w:rPr>
+        <w:t>13. Reference · Project portfolio milestone</w:t>
+      </w:r>
+    </w:p>
+    <w:p>
+      <w:r>
+        <w:t>Keep the stated task, its own code/values and support record together.</w:t>
+      </w:r>
+    </w:p>
+    <w:p>
+      <w:pPr>
+        <w:pStyle w:val="Heading2"/>
+      </w:pPr>
+      <w:r>
+        <w:t>Task and evidence record</w:t>
+      </w:r>
+    </w:p>
+    <w:p>
+      <w:pPr>
+        <w:pStyle w:val="ListBullet"/>
+      </w:pPr>
+      <w:r>
         <w:t>Project: Python readiness portfolio</w:t>
       </w:r>
     </w:p>
     <w:p>
       <w:pPr>
-        <w:spacing w:line="336" w:lineRule="auto" w:after="180"/>
-      </w:pPr>
-      <w:r>
-        <w:rPr>
-          <w:b w:val="0"/>
-        </w:rPr>
-        <w:t xml:space="preserve">Current milestone: Python readiness portfolio. Keep runnable code, </w:t>
-      </w:r>
-      <w:r>
-        <w:rPr>
-          <w:b/>
-        </w:rPr>
-        <w:t>prediction</w:t>
-      </w:r>
-      <w:r>
-        <w:rPr>
-          <w:b w:val="0"/>
-        </w:rPr>
-        <w:t xml:space="preserve">s, actual </w:t>
-      </w:r>
-      <w:r>
-        <w:rPr>
-          <w:b/>
-        </w:rPr>
-        <w:t>output</w:t>
-      </w:r>
-      <w:r>
-        <w:rPr>
-          <w:b w:val="0"/>
-        </w:rPr>
-        <w:t xml:space="preserve">s, one repaired error and an explanation of a function on changed </w:t>
-      </w:r>
-      <w:r>
-        <w:rPr>
-          <w:b/>
-        </w:rPr>
-        <w:t>input</w:t>
-      </w:r>
-      <w:r>
-        <w:rPr>
-          <w:b w:val="0"/>
-        </w:rPr>
-        <w:t>s.</w:t>
-      </w:r>
-    </w:p>
-    <w:p>
-      <w:pPr>
-        <w:spacing w:line="336" w:lineRule="auto" w:after="180"/>
-      </w:pPr>
-      <w:r>
-        <w:rPr>
-          <w:b w:val="0"/>
-        </w:rPr>
-        <w:t xml:space="preserve">For Python readiness before the Responsible Plant Classifier, retain a trace of the values, the predicted </w:t>
-      </w:r>
-      <w:r>
-        <w:rPr>
-          <w:b/>
-        </w:rPr>
-        <w:t>output</w:t>
-      </w:r>
-      <w:r>
-        <w:rPr>
-          <w:b w:val="0"/>
-        </w:rPr>
-        <w:t xml:space="preserve">s and the changed-case explanation. Use actual Python 3 results to check the </w:t>
-      </w:r>
-      <w:r>
-        <w:rPr>
-          <w:b/>
-        </w:rPr>
-        <w:t>prediction</w:t>
-      </w:r>
-      <w:r>
-        <w:rPr>
-          <w:b w:val="0"/>
-        </w:rPr>
-        <w:t xml:space="preserve"> after reasoning first.</w:t>
+        <w:pStyle w:val="ListBullet"/>
+      </w:pPr>
+      <w:r>
+        <w:t>Current milestone: Python readiness portfolio. Keep runnable code, predictions, actual outputs, one repaired error and an explanation of a function on changed inputs.</w:t>
+      </w:r>
+    </w:p>
+    <w:p>
+      <w:pPr>
+        <w:pStyle w:val="ListBullet"/>
+      </w:pPr>
+      <w:r>
+        <w:t>For Python readiness before the Responsible Plant Classifier, retain a trace of the values, the predicted outputs and the changed-case explanation. Use actual Python 3 results to check the prediction after reasoning first.</w:t>
       </w:r>
     </w:p>
     <w:tbl>
@@ -1712,12 +1468,514 @@
         <w:pStyle w:val="Heading1"/>
       </w:pPr>
       <w:r>
-        <w:t>14. Supported practice and learning evidence</w:t>
-      </w:r>
-    </w:p>
-    <w:p>
-      <w:r>
-        <w:t>Try the supported questions before comparing with hints and feedback. Record what you repaired and the evidence you retained.</w:t>
+        <w:t>14. Extra practice · Predict, check and repair</w:t>
+      </w:r>
+    </w:p>
+    <w:p>
+      <w:r>
+        <w:t>Use only after an attempt; keep the reserved assessment separate.</w:t>
+      </w:r>
+    </w:p>
+    <w:p>
+      <w:pPr>
+        <w:pStyle w:val="Heading2"/>
+      </w:pPr>
+      <w:r>
+        <w:t>First question and hint</w:t>
+      </w:r>
+    </w:p>
+    <w:p>
+      <w:pPr>
+        <w:pStyle w:val="ListBullet"/>
+      </w:pPr>
+      <w:r>
+        <w:t>Return values survive their calls. A function returns a local calculation that the caller stores.</w:t>
+      </w:r>
+    </w:p>
+    <w:p>
+      <w:pPr>
+        <w:pStyle w:val="Heading3"/>
+      </w:pPr>
+      <w:r>
+        <w:t>Practice 1: explain the deciding evidence</w:t>
+      </w:r>
+    </w:p>
+    <w:p>
+      <w:pPr>
+        <w:pStyle w:val="ListBullet"/>
+      </w:pPr>
+      <w:r>
+        <w:t>Which labelled step matches this detail? The final print displays 7 5; the second call does not overwrite first.</w:t>
+      </w:r>
+    </w:p>
+    <w:p>
+      <w:pPr>
+        <w:pStyle w:val="ListBullet"/>
+      </w:pPr>
+      <w:r>
+        <w:t>1. Read caller values</w:t>
+      </w:r>
+    </w:p>
+    <w:p>
+      <w:pPr>
+        <w:pStyle w:val="ListBullet"/>
+      </w:pPr>
+      <w:r>
+        <w:t>2. Trace first call</w:t>
+      </w:r>
+    </w:p>
+    <w:p>
+      <w:pPr>
+        <w:pStyle w:val="ListBullet"/>
+      </w:pPr>
+      <w:r>
+        <w:t>3. Trace second call</w:t>
+      </w:r>
+    </w:p>
+    <w:p>
+      <w:pPr>
+        <w:pStyle w:val="Heading3"/>
+      </w:pPr>
+      <w:r>
+        <w:t>My selected conclusion, deciding fact and explanation</w:t>
+      </w:r>
+    </w:p>
+    <w:p>
+      <w:r>
+        <w:t>________________________________________________________________</w:t>
+      </w:r>
+    </w:p>
+    <w:p>
+      <w:r>
+        <w:t>________________________________________________________________</w:t>
+      </w:r>
+    </w:p>
+    <w:p>
+      <w:r>
+        <w:t>________________________________________________________________</w:t>
+      </w:r>
+    </w:p>
+    <w:p>
+      <w:r>
+        <w:t>________________________________________________________________</w:t>
+      </w:r>
+    </w:p>
+    <w:p>
+      <w:r>
+        <w:t>________________________________________________________________</w:t>
+      </w:r>
+    </w:p>
+    <w:p>
+      <w:pPr>
+        <w:pStyle w:val="ListBullet"/>
+      </w:pPr>
+      <w:r>
+        <w:t>Hint if needed: Read the steps in the pictorial case. Match the supplied detail to the stage that performs or records it.</w:t>
+      </w:r>
+    </w:p>
+    <w:p>
+      <w:pPr>
+        <w:pStyle w:val="Heading2"/>
+      </w:pPr>
+      <w:r>
+        <w:t>Check the first explanation · reference / check after trying</w:t>
+      </w:r>
+    </w:p>
+    <w:p>
+      <w:pPr>
+        <w:spacing w:line="336" w:lineRule="auto" w:after="180"/>
+      </w:pPr>
+      <w:r>
+        <w:rPr>
+          <w:b w:val="0"/>
+        </w:rPr>
+        <w:t xml:space="preserve">After your attempt, compare with the supported explanation: Read </w:t>
+      </w:r>
+      <w:r>
+        <w:rPr>
+          <w:b/>
+        </w:rPr>
+        <w:t>caller</w:t>
+      </w:r>
+      <w:r>
+        <w:rPr>
+          <w:b w:val="0"/>
+        </w:rPr>
+        <w:t xml:space="preserve"> values The final print displays 7 5; the second call does not overwrite first. Returning passes a value back to the </w:t>
+      </w:r>
+      <w:r>
+        <w:rPr>
+          <w:b/>
+        </w:rPr>
+        <w:t>caller</w:t>
+      </w:r>
+      <w:r>
+        <w:rPr>
+          <w:b w:val="0"/>
+        </w:rPr>
+        <w:t>.</w:t>
+      </w:r>
+    </w:p>
+    <w:p>
+      <w:pPr>
+        <w:spacing w:line="336" w:lineRule="auto" w:after="180"/>
+      </w:pPr>
+      <w:r>
+        <w:rPr>
+          <w:b w:val="0"/>
+        </w:rPr>
+        <w:t xml:space="preserve">Local names belong to a function call; storing the returned value creates a separate </w:t>
+      </w:r>
+      <w:r>
+        <w:rPr>
+          <w:b/>
+        </w:rPr>
+        <w:t>caller</w:t>
+      </w:r>
+      <w:r>
+        <w:rPr>
+          <w:b w:val="0"/>
+        </w:rPr>
+        <w:t xml:space="preserve"> binding.</w:t>
+      </w:r>
+    </w:p>
+    <w:p>
+      <w:pPr>
+        <w:pStyle w:val="Heading2"/>
+      </w:pPr>
+      <w:r>
+        <w:t>Changed-case question and hint</w:t>
+      </w:r>
+    </w:p>
+    <w:p>
+      <w:pPr>
+        <w:pStyle w:val="Heading3"/>
+      </w:pPr>
+      <w:r>
+        <w:t>Practice 2: explain the deciding evidence</w:t>
+      </w:r>
+    </w:p>
+    <w:p>
+      <w:pPr>
+        <w:pStyle w:val="ListBullet"/>
+      </w:pPr>
+      <w:r>
+        <w:t>Changed-case practice: Add print(result) after the calls in a fresh script with no global result. Which conclusion is supported by the supplied facts?</w:t>
+      </w:r>
+    </w:p>
+    <w:p>
+      <w:pPr>
+        <w:pStyle w:val="ListBullet"/>
+      </w:pPr>
+      <w:r>
+        <w:t>1. We can decide the result without examining the changed input or the procedure.</w:t>
+      </w:r>
+    </w:p>
+    <w:p>
+      <w:pPr>
+        <w:pStyle w:val="ListBullet"/>
+      </w:pPr>
+      <w:r>
+        <w:t>2. NameError occurs because that local name is not defined in the caller.</w:t>
+      </w:r>
+    </w:p>
+    <w:p>
+      <w:pPr>
+        <w:pStyle w:val="ListBullet"/>
+      </w:pPr>
+      <w:r>
+        <w:t>3. This one example guarantees correct results for every future input.</w:t>
+      </w:r>
+    </w:p>
+    <w:p>
+      <w:pPr>
+        <w:pStyle w:val="Heading3"/>
+      </w:pPr>
+      <w:r>
+        <w:t>My selected conclusion, deciding fact and explanation</w:t>
+      </w:r>
+    </w:p>
+    <w:p>
+      <w:r>
+        <w:t>________________________________________________________________</w:t>
+      </w:r>
+    </w:p>
+    <w:p>
+      <w:r>
+        <w:t>________________________________________________________________</w:t>
+      </w:r>
+    </w:p>
+    <w:p>
+      <w:r>
+        <w:t>________________________________________________________________</w:t>
+      </w:r>
+    </w:p>
+    <w:p>
+      <w:r>
+        <w:t>________________________________________________________________</w:t>
+      </w:r>
+    </w:p>
+    <w:p>
+      <w:r>
+        <w:t>________________________________________________________________</w:t>
+      </w:r>
+    </w:p>
+    <w:p>
+      <w:pPr>
+        <w:pStyle w:val="ListBullet"/>
+      </w:pPr>
+      <w:r>
+        <w:t>Hint if needed: Use the changed condition and the deciding step in the pictorial trace. The answer must say what follows from those facts.</w:t>
+      </w:r>
+    </w:p>
+    <w:p>
+      <w:pPr>
+        <w:pStyle w:val="Heading2"/>
+      </w:pPr>
+      <w:r>
+        <w:t>Check the changed explanation · reference / check after trying</w:t>
+      </w:r>
+    </w:p>
+    <w:p>
+      <w:pPr>
+        <w:spacing w:line="336" w:lineRule="auto" w:after="180"/>
+      </w:pPr>
+      <w:r>
+        <w:rPr>
+          <w:b w:val="0"/>
+        </w:rPr>
+        <w:t xml:space="preserve">After your attempt, compare with the supported explanation: NameError occurs because that local name is not defined in the </w:t>
+      </w:r>
+      <w:r>
+        <w:rPr>
+          <w:b/>
+        </w:rPr>
+        <w:t>caller</w:t>
+      </w:r>
+      <w:r>
+        <w:rPr>
+          <w:b w:val="0"/>
+        </w:rPr>
+        <w:t>. A returned value and the function’s internal name are different things.</w:t>
+      </w:r>
+    </w:p>
+    <w:p>
+      <w:pPr>
+        <w:pStyle w:val="Heading2"/>
+      </w:pPr>
+      <w:r>
+        <w:t>Repair and keep the record</w:t>
+      </w:r>
+    </w:p>
+    <w:p>
+      <w:pPr>
+        <w:spacing w:line="336" w:lineRule="auto" w:after="180"/>
+      </w:pPr>
+      <w:r>
+        <w:rPr>
+          <w:b w:val="0"/>
+        </w:rPr>
+        <w:t>Review Functions and arguments (python-bridge/8). Goal: Distinguish a function definition from a function call. Short practice: Match every argument to a parameter for the two calls.</w:t>
+      </w:r>
+    </w:p>
+    <w:p>
+      <w:pPr>
+        <w:spacing w:line="336" w:lineRule="auto" w:after="180"/>
+      </w:pPr>
+      <w:r>
+        <w:rPr>
+          <w:b w:val="0"/>
+        </w:rPr>
+        <w:t xml:space="preserve">Why do </w:t>
+      </w:r>
+      <w:r>
+        <w:rPr>
+          <w:b/>
+        </w:rPr>
+        <w:t>output</w:t>
+      </w:r>
+      <w:r>
+        <w:rPr>
+          <w:b w:val="0"/>
+        </w:rPr>
+        <w:t>s differ, and what prints when both calls are removed?. Return to this week and explain what you changed.</w:t>
+      </w:r>
+    </w:p>
+    <w:p>
+      <w:pPr>
+        <w:spacing w:line="336" w:lineRule="auto" w:after="180"/>
+      </w:pPr>
+      <w:r>
+        <w:rPr>
+          <w:b w:val="0"/>
+        </w:rPr>
+        <w:t>Review Loops and trace tables (python-bridge/6). Goal: Trace variable values before and after each loop iteration. Short practice: List the four visited values and their running totals.</w:t>
+      </w:r>
+    </w:p>
+    <w:p>
+      <w:pPr>
+        <w:spacing w:line="336" w:lineRule="auto" w:after="180"/>
+      </w:pPr>
+      <w:r>
+        <w:rPr>
+          <w:b w:val="0"/>
+        </w:rPr>
+        <w:t>Explain why 5 is absent and what prints for range(1,1).. Return to this week and explain what you changed.</w:t>
+      </w:r>
+    </w:p>
+    <w:p>
+      <w:pPr>
+        <w:spacing w:line="336" w:lineRule="auto" w:after="180"/>
+      </w:pPr>
+      <w:r>
+        <w:rPr>
+          <w:b w:val="0"/>
+        </w:rPr>
+        <w:t>Review Expressions and operator order (python-bridge/3). Goal: Evaluate numeric expressions using Python’s grouping rules. Short practice: Trace the operation order in both expressions.</w:t>
+      </w:r>
+    </w:p>
+    <w:p>
+      <w:pPr>
+        <w:spacing w:line="336" w:lineRule="auto" w:after="180"/>
+      </w:pPr>
+      <w:r>
+        <w:rPr>
+          <w:b w:val="0"/>
+        </w:rPr>
+        <w:t>Identify which picture step changes with parentheses and predict both results when the multiplier becomes four.. Return to this week and explain what you changed.</w:t>
+      </w:r>
+    </w:p>
+    <w:p>
+      <w:pPr>
+        <w:spacing w:line="336" w:lineRule="auto" w:after="180"/>
+      </w:pPr>
+      <w:r>
+        <w:rPr>
+          <w:b w:val="0"/>
+        </w:rPr>
+        <w:t xml:space="preserve">The browser lab lets you edit the supported Python examples already included in this lesson. Predict first, run, inspect the actual </w:t>
+      </w:r>
+      <w:r>
+        <w:rPr>
+          <w:b/>
+        </w:rPr>
+        <w:t>output</w:t>
+      </w:r>
+      <w:r>
+        <w:rPr>
+          <w:b w:val="0"/>
+        </w:rPr>
+        <w:t xml:space="preserve"> or error, change one </w:t>
+      </w:r>
+      <w:r>
+        <w:rPr>
+          <w:b/>
+        </w:rPr>
+        <w:t>input</w:t>
+      </w:r>
+      <w:r>
+        <w:rPr>
+          <w:b w:val="0"/>
+        </w:rPr>
+        <w:t>, then run again.</w:t>
+      </w:r>
+    </w:p>
+    <w:p>
+      <w:pPr>
+        <w:spacing w:line="336" w:lineRule="auto" w:after="180"/>
+      </w:pPr>
+      <w:r>
+        <w:rPr>
+          <w:b w:val="0"/>
+        </w:rPr>
+        <w:t xml:space="preserve">Keep code, </w:t>
+      </w:r>
+      <w:r>
+        <w:rPr>
+          <w:b/>
+        </w:rPr>
+        <w:t>prediction</w:t>
+      </w:r>
+      <w:r>
+        <w:rPr>
+          <w:b w:val="0"/>
+        </w:rPr>
+        <w:t>s, actual results and a reasoned revision together. On paper, label your result as a trace rather than an execution.</w:t>
+      </w:r>
+    </w:p>
+    <w:p>
+      <w:pPr>
+        <w:spacing w:line="336" w:lineRule="auto" w:after="180"/>
+      </w:pPr>
+      <w:r>
+        <w:rPr>
+          <w:b w:val="0"/>
+        </w:rPr>
+        <w:t xml:space="preserve">Use Download completed work in the hosted lesson to export your answers, reflections, practice feedback and code-run </w:t>
+      </w:r>
+      <w:r>
+        <w:rPr>
+          <w:b/>
+        </w:rPr>
+        <w:t>evidence</w:t>
+      </w:r>
+      <w:r>
+        <w:rPr>
+          <w:b w:val="0"/>
+        </w:rPr>
+        <w:t>. Open the HTML copy to read or print it.</w:t>
+      </w:r>
+    </w:p>
+    <w:p>
+      <w:pPr>
+        <w:spacing w:line="336" w:lineRule="auto" w:after="180"/>
+      </w:pPr>
+      <w:r>
+        <w:rPr>
+          <w:b w:val="0"/>
+        </w:rPr>
+        <w:t>Drafts stay in this browser when storage is available; clear drafts on a shared device.</w:t>
+      </w:r>
+    </w:p>
+    <w:p>
+      <w:pPr>
+        <w:pStyle w:val="Heading3"/>
+      </w:pPr>
+      <w:r>
+        <w:t>What I repaired, the evidence I kept and the next test</w:t>
+      </w:r>
+    </w:p>
+    <w:p>
+      <w:r>
+        <w:t>________________________________________________________________</w:t>
+      </w:r>
+    </w:p>
+    <w:p>
+      <w:r>
+        <w:t>________________________________________________________________</w:t>
+      </w:r>
+    </w:p>
+    <w:p>
+      <w:r>
+        <w:t>________________________________________________________________</w:t>
+      </w:r>
+    </w:p>
+    <w:p>
+      <w:r>
+        <w:t>________________________________________________________________</w:t>
+      </w:r>
+    </w:p>
+    <w:p>
+      <w:r>
+        <w:t>________________________________________________________________</w:t>
+      </w:r>
+    </w:p>
+    <w:p>
+      <w:pPr>
+        <w:pStyle w:val="Heading2"/>
+      </w:pPr>
+      <w:r>
+        <w:t>Earlier wording, alternatives and picture transcripts · reference / check after trying</w:t>
       </w:r>
     </w:p>
     <w:p>
@@ -1733,98 +1991,10 @@
     </w:p>
     <w:p>
       <w:pPr>
-        <w:spacing w:line="336" w:lineRule="auto" w:after="180"/>
-      </w:pPr>
-      <w:r>
-        <w:rPr>
-          <w:b/>
-        </w:rPr>
-        <w:t>Return value</w:t>
-      </w:r>
-      <w:r>
-        <w:rPr>
-          <w:b w:val="0"/>
-        </w:rPr>
-        <w:t xml:space="preserve">s survive their calls. A function returns a local calculation that the </w:t>
-      </w:r>
-      <w:r>
-        <w:rPr>
-          <w:b/>
-        </w:rPr>
-        <w:t>caller</w:t>
-      </w:r>
-      <w:r>
-        <w:rPr>
-          <w:b w:val="0"/>
-        </w:rPr>
-        <w:t xml:space="preserve"> stores.</w:t>
-      </w:r>
-    </w:p>
-    <w:p>
-      <w:pPr>
         <w:pStyle w:val="Heading3"/>
       </w:pPr>
       <w:r>
-        <w:t>Practice 1: explain the deciding evidence</w:t>
-      </w:r>
-    </w:p>
-    <w:p>
-      <w:pPr>
-        <w:spacing w:line="336" w:lineRule="auto" w:after="180"/>
-      </w:pPr>
-      <w:r>
-        <w:rPr>
-          <w:b w:val="0"/>
-        </w:rPr>
-        <w:t>Which labelled step matches this detail? The final print displays 7 5; the second call does not overwrite first.</w:t>
-      </w:r>
-    </w:p>
-    <w:p>
-      <w:pPr>
-        <w:spacing w:line="336" w:lineRule="auto" w:after="180"/>
-        <w:shd w:fill="F4F9FC"/>
-      </w:pPr>
-      <w:r>
-        <w:rPr>
-          <w:b w:val="0"/>
-        </w:rPr>
-        <w:t xml:space="preserve">1. Read </w:t>
-      </w:r>
-      <w:r>
-        <w:rPr>
-          <w:b/>
-        </w:rPr>
-        <w:t>caller</w:t>
-      </w:r>
-      <w:r>
-        <w:rPr>
-          <w:b w:val="0"/>
-        </w:rPr>
-        <w:t xml:space="preserve"> values</w:t>
-      </w:r>
-    </w:p>
-    <w:p>
-      <w:pPr>
-        <w:spacing w:line="336" w:lineRule="auto" w:after="180"/>
-        <w:shd w:fill="F4F9FC"/>
-      </w:pPr>
-      <w:r>
-        <w:rPr>
-          <w:b w:val="0"/>
-        </w:rPr>
-        <w:t>2. Trace first call</w:t>
-      </w:r>
-    </w:p>
-    <w:p>
-      <w:pPr>
-        <w:spacing w:line="336" w:lineRule="auto" w:after="180"/>
-        <w:shd w:fill="F4F9FC"/>
-      </w:pPr>
-      <w:r>
-        <w:rPr>
-          <w:b w:val="0"/>
-        </w:rPr>
-        <w:t>3. Trace second call</w:t>
+        <w:t>Repair a missing building block</w:t>
       </w:r>
     </w:p>
     <w:p>
@@ -1832,32 +2002,7 @@
         <w:pStyle w:val="Heading3"/>
       </w:pPr>
       <w:r>
-        <w:t>My selected conclusion, deciding fact and explanation</w:t>
-      </w:r>
-    </w:p>
-    <w:p>
-      <w:r>
-        <w:t>________________________________________________________________</w:t>
-      </w:r>
-    </w:p>
-    <w:p>
-      <w:r>
-        <w:t>________________________________________________________________</w:t>
-      </w:r>
-    </w:p>
-    <w:p>
-      <w:r>
-        <w:t>________________________________________________________________</w:t>
-      </w:r>
-    </w:p>
-    <w:p>
-      <w:r>
-        <w:t>________________________________________________________________</w:t>
-      </w:r>
-    </w:p>
-    <w:p>
-      <w:r>
-        <w:t>________________________________________________________________</w:t>
+        <w:t>Predict, run and debug</w:t>
       </w:r>
     </w:p>
     <w:p>
@@ -1865,517 +2010,25 @@
         <w:pStyle w:val="Heading3"/>
       </w:pPr>
       <w:r>
-        <w:t>Hint · try first</w:t>
-      </w:r>
-    </w:p>
-    <w:p>
-      <w:pPr>
-        <w:spacing w:line="336" w:lineRule="auto" w:after="180"/>
-        <w:shd w:fill="F1F6F8"/>
-      </w:pPr>
-      <w:r>
-        <w:rPr>
-          <w:b w:val="0"/>
-        </w:rPr>
-        <w:t>Hint if needed: Read the steps in the pictorial case. Match the supplied detail to the stage that performs or records it.</w:t>
-      </w:r>
-    </w:p>
-    <w:p>
-      <w:pPr>
-        <w:pStyle w:val="Heading3"/>
-      </w:pPr>
-      <w:r>
-        <w:t>Feedback · compare after trying</w:t>
-      </w:r>
-    </w:p>
-    <w:p>
-      <w:pPr>
-        <w:spacing w:line="336" w:lineRule="auto" w:after="180"/>
-        <w:shd w:fill="F1F6FC"/>
-      </w:pPr>
-      <w:r>
-        <w:rPr>
-          <w:b w:val="0"/>
-        </w:rPr>
-        <w:t xml:space="preserve">After your attempt, compare with the supported explanation: Read </w:t>
-      </w:r>
-      <w:r>
-        <w:rPr>
-          <w:b/>
-        </w:rPr>
-        <w:t>caller</w:t>
-      </w:r>
-      <w:r>
-        <w:rPr>
-          <w:b w:val="0"/>
-        </w:rPr>
-        <w:t xml:space="preserve"> values The final print displays 7 5; the second call does not overwrite first. Returning passes a value back to the </w:t>
-      </w:r>
-      <w:r>
-        <w:rPr>
-          <w:b/>
-        </w:rPr>
-        <w:t>caller</w:t>
-      </w:r>
-      <w:r>
-        <w:rPr>
-          <w:b w:val="0"/>
-        </w:rPr>
-        <w:t>.</w:t>
-      </w:r>
-    </w:p>
-    <w:p>
-      <w:pPr>
-        <w:spacing w:line="336" w:lineRule="auto" w:after="180"/>
-        <w:shd w:fill="F1F6FC"/>
-      </w:pPr>
-      <w:r>
-        <w:rPr>
-          <w:b w:val="0"/>
-        </w:rPr>
-        <w:t xml:space="preserve">Local names belong to a function call; storing the returned value creates a separate </w:t>
-      </w:r>
-      <w:r>
-        <w:rPr>
-          <w:b/>
-        </w:rPr>
-        <w:t>caller</w:t>
-      </w:r>
-      <w:r>
-        <w:rPr>
-          <w:b w:val="0"/>
-        </w:rPr>
-        <w:t xml:space="preserve"> binding.</w:t>
-      </w:r>
-    </w:p>
-    <w:p>
-      <w:pPr>
-        <w:pStyle w:val="Heading3"/>
-      </w:pPr>
-      <w:r>
-        <w:t>Practice 2: explain the deciding evidence</w:t>
-      </w:r>
-    </w:p>
-    <w:p>
-      <w:pPr>
-        <w:pStyle w:val="Heading3"/>
-      </w:pPr>
-      <w:r>
-        <w:t>Changed case · predict first</w:t>
-      </w:r>
-    </w:p>
-    <w:p>
-      <w:pPr>
-        <w:spacing w:line="336" w:lineRule="auto" w:after="180"/>
-        <w:shd w:fill="F5F1FB"/>
-      </w:pPr>
-      <w:r>
-        <w:rPr>
-          <w:b w:val="0"/>
-        </w:rPr>
-        <w:t>Changed-case practice: Add print(result) after the calls in a fresh script with no global result. Which conclusion is supported by the supplied facts?</w:t>
-      </w:r>
-    </w:p>
-    <w:p>
-      <w:pPr>
-        <w:spacing w:line="336" w:lineRule="auto" w:after="180"/>
-        <w:shd w:fill="F4F9FC"/>
-      </w:pPr>
-      <w:r>
-        <w:rPr>
-          <w:b w:val="0"/>
-        </w:rPr>
-        <w:t xml:space="preserve">1. We can decide the result without examining the changed </w:t>
-      </w:r>
-      <w:r>
-        <w:rPr>
-          <w:b/>
-        </w:rPr>
-        <w:t>input</w:t>
-      </w:r>
-      <w:r>
-        <w:rPr>
-          <w:b w:val="0"/>
-        </w:rPr>
-        <w:t xml:space="preserve"> or the procedure.</w:t>
-      </w:r>
-    </w:p>
-    <w:p>
-      <w:pPr>
-        <w:spacing w:line="336" w:lineRule="auto" w:after="180"/>
-        <w:shd w:fill="F4F9FC"/>
-      </w:pPr>
-      <w:r>
-        <w:rPr>
-          <w:b w:val="0"/>
-        </w:rPr>
-        <w:t xml:space="preserve">2. NameError occurs because that local name is not defined in the </w:t>
-      </w:r>
-      <w:r>
-        <w:rPr>
-          <w:b/>
-        </w:rPr>
-        <w:t>caller</w:t>
-      </w:r>
-      <w:r>
-        <w:rPr>
-          <w:b w:val="0"/>
-        </w:rPr>
-        <w:t>.</w:t>
-      </w:r>
-    </w:p>
-    <w:p>
-      <w:pPr>
-        <w:spacing w:line="336" w:lineRule="auto" w:after="180"/>
-        <w:shd w:fill="F4F9FC"/>
-      </w:pPr>
-      <w:r>
-        <w:rPr>
-          <w:b w:val="0"/>
-        </w:rPr>
-        <w:t xml:space="preserve">3. This one example guarantees correct results for every future </w:t>
-      </w:r>
-      <w:r>
-        <w:rPr>
-          <w:b/>
-        </w:rPr>
-        <w:t>input</w:t>
-      </w:r>
-      <w:r>
-        <w:rPr>
-          <w:b w:val="0"/>
-        </w:rPr>
-        <w:t>.</w:t>
-      </w:r>
-    </w:p>
-    <w:p>
-      <w:pPr>
-        <w:pStyle w:val="Heading3"/>
-      </w:pPr>
-      <w:r>
-        <w:t>My selected conclusion, deciding fact and explanation</w:t>
-      </w:r>
-    </w:p>
-    <w:p>
-      <w:r>
-        <w:t>________________________________________________________________</w:t>
-      </w:r>
-    </w:p>
-    <w:p>
-      <w:r>
-        <w:t>________________________________________________________________</w:t>
-      </w:r>
-    </w:p>
-    <w:p>
-      <w:r>
-        <w:t>________________________________________________________________</w:t>
-      </w:r>
-    </w:p>
-    <w:p>
-      <w:r>
-        <w:t>________________________________________________________________</w:t>
-      </w:r>
-    </w:p>
-    <w:p>
-      <w:r>
-        <w:t>________________________________________________________________</w:t>
-      </w:r>
-    </w:p>
-    <w:p>
-      <w:pPr>
-        <w:pStyle w:val="Heading3"/>
-      </w:pPr>
-      <w:r>
-        <w:t>Hint · try first</w:t>
-      </w:r>
-    </w:p>
-    <w:p>
-      <w:pPr>
-        <w:spacing w:line="336" w:lineRule="auto" w:after="180"/>
-        <w:shd w:fill="F1F6F8"/>
-      </w:pPr>
-      <w:r>
-        <w:rPr>
-          <w:b w:val="0"/>
-        </w:rPr>
-        <w:t>Hint if needed: Use the changed condition and the deciding step in the pictorial trace. The answer must say what follows from those facts.</w:t>
-      </w:r>
-    </w:p>
-    <w:p>
-      <w:pPr>
-        <w:pStyle w:val="Heading3"/>
-      </w:pPr>
-      <w:r>
-        <w:t>Feedback · compare after trying</w:t>
-      </w:r>
-    </w:p>
-    <w:p>
-      <w:pPr>
-        <w:spacing w:line="336" w:lineRule="auto" w:after="180"/>
-        <w:shd w:fill="F1F6FC"/>
-      </w:pPr>
-      <w:r>
-        <w:rPr>
-          <w:b w:val="0"/>
-        </w:rPr>
-        <w:t xml:space="preserve">After your attempt, compare with the supported explanation: NameError occurs because that local name is not defined in the </w:t>
-      </w:r>
-      <w:r>
-        <w:rPr>
-          <w:b/>
-        </w:rPr>
-        <w:t>caller</w:t>
-      </w:r>
-      <w:r>
-        <w:rPr>
-          <w:b w:val="0"/>
-        </w:rPr>
-        <w:t>. A returned value and the function’s internal name are different things.</w:t>
-      </w:r>
-    </w:p>
-    <w:p>
-      <w:pPr>
-        <w:pStyle w:val="Heading3"/>
-      </w:pPr>
-      <w:r>
-        <w:t>Repair a missing building block</w:t>
-      </w:r>
-    </w:p>
-    <w:p>
-      <w:pPr>
-        <w:spacing w:line="336" w:lineRule="auto" w:after="180"/>
-      </w:pPr>
-      <w:r>
-        <w:rPr>
-          <w:b w:val="0"/>
-        </w:rPr>
-        <w:t>Review Functions and arguments (python-bridge/8). Goal: Distinguish a function definition from a function call. Short practice: Match every argument to a parameter for the two calls.</w:t>
-      </w:r>
-    </w:p>
-    <w:p>
-      <w:pPr>
-        <w:spacing w:line="336" w:lineRule="auto" w:after="180"/>
-      </w:pPr>
-      <w:r>
-        <w:rPr>
-          <w:b w:val="0"/>
-        </w:rPr>
-        <w:t xml:space="preserve">Why do </w:t>
-      </w:r>
-      <w:r>
-        <w:rPr>
-          <w:b/>
-        </w:rPr>
-        <w:t>output</w:t>
-      </w:r>
-      <w:r>
-        <w:rPr>
-          <w:b w:val="0"/>
-        </w:rPr>
-        <w:t>s differ, and what prints when both calls are removed?. Return to this week and explain what you changed.</w:t>
-      </w:r>
-    </w:p>
-    <w:p>
-      <w:pPr>
-        <w:spacing w:line="336" w:lineRule="auto" w:after="180"/>
-      </w:pPr>
-      <w:r>
-        <w:rPr>
-          <w:b w:val="0"/>
-        </w:rPr>
-        <w:t>Review Loops and trace tables (python-bridge/6). Goal: Trace variable values before and after each loop iteration. Short practice: List the four visited values and their running totals.</w:t>
-      </w:r>
-    </w:p>
-    <w:p>
-      <w:pPr>
-        <w:spacing w:line="336" w:lineRule="auto" w:after="180"/>
-      </w:pPr>
-      <w:r>
-        <w:rPr>
-          <w:b w:val="0"/>
-        </w:rPr>
-        <w:t>Explain why 5 is absent and what prints for range(1,1).. Return to this week and explain what you changed.</w:t>
-      </w:r>
-    </w:p>
-    <w:p>
-      <w:pPr>
-        <w:spacing w:line="336" w:lineRule="auto" w:after="180"/>
-      </w:pPr>
-      <w:r>
-        <w:rPr>
-          <w:b w:val="0"/>
-        </w:rPr>
-        <w:t>Review Expressions and operator order (python-bridge/3). Goal: Evaluate numeric expressions using Python’s grouping rules. Short practice: Trace the operation order in both expressions.</w:t>
-      </w:r>
-    </w:p>
-    <w:p>
-      <w:pPr>
-        <w:spacing w:line="336" w:lineRule="auto" w:after="180"/>
-      </w:pPr>
-      <w:r>
-        <w:rPr>
-          <w:b w:val="0"/>
-        </w:rPr>
-        <w:t>Identify which picture step changes with parentheses and predict both results when the multiplier becomes four.. Return to this week and explain what you changed.</w:t>
-      </w:r>
-    </w:p>
-    <w:p>
-      <w:pPr>
-        <w:pStyle w:val="Heading3"/>
-      </w:pPr>
-      <w:r>
-        <w:t>Predict, run and debug</w:t>
-      </w:r>
-    </w:p>
-    <w:p>
-      <w:pPr>
-        <w:spacing w:line="336" w:lineRule="auto" w:after="180"/>
-      </w:pPr>
-      <w:r>
-        <w:rPr>
-          <w:b w:val="0"/>
-        </w:rPr>
-        <w:t xml:space="preserve">The browser lab lets you edit the supported Python examples already included in this lesson. Predict first, run, inspect the actual </w:t>
-      </w:r>
-      <w:r>
-        <w:rPr>
-          <w:b/>
-        </w:rPr>
-        <w:t>output</w:t>
-      </w:r>
-      <w:r>
-        <w:rPr>
-          <w:b w:val="0"/>
-        </w:rPr>
-        <w:t xml:space="preserve"> or error, change one </w:t>
-      </w:r>
-      <w:r>
-        <w:rPr>
-          <w:b/>
-        </w:rPr>
-        <w:t>input</w:t>
-      </w:r>
-      <w:r>
-        <w:rPr>
-          <w:b w:val="0"/>
-        </w:rPr>
-        <w:t>, then run again.</w:t>
-      </w:r>
-    </w:p>
-    <w:p>
-      <w:pPr>
-        <w:spacing w:line="336" w:lineRule="auto" w:after="180"/>
-      </w:pPr>
-      <w:r>
-        <w:rPr>
-          <w:b w:val="0"/>
-        </w:rPr>
-        <w:t xml:space="preserve">Keep code, </w:t>
-      </w:r>
-      <w:r>
-        <w:rPr>
-          <w:b/>
-        </w:rPr>
-        <w:t>prediction</w:t>
-      </w:r>
-      <w:r>
-        <w:rPr>
-          <w:b w:val="0"/>
-        </w:rPr>
-        <w:t>s, actual results and a reasoned revision together. On paper, label your result as a trace rather than an execution.</w:t>
-      </w:r>
-    </w:p>
-    <w:p>
-      <w:pPr>
-        <w:pStyle w:val="Heading3"/>
-      </w:pPr>
-      <w:r>
         <w:t>Keep your completed work</w:t>
       </w:r>
     </w:p>
     <w:p>
       <w:pPr>
-        <w:spacing w:line="336" w:lineRule="auto" w:after="180"/>
-      </w:pPr>
-      <w:r>
-        <w:rPr>
-          <w:b w:val="0"/>
-        </w:rPr>
-        <w:t xml:space="preserve">Use Download completed work in the hosted lesson to export your answers, reflections, practice feedback and code-run </w:t>
-      </w:r>
-      <w:r>
-        <w:rPr>
-          <w:b/>
-        </w:rPr>
-        <w:t>evidence</w:t>
-      </w:r>
-      <w:r>
-        <w:rPr>
-          <w:b w:val="0"/>
-        </w:rPr>
-        <w:t>. Open the HTML copy to read or print it.</w:t>
-      </w:r>
-    </w:p>
-    <w:p>
-      <w:pPr>
-        <w:spacing w:line="336" w:lineRule="auto" w:after="180"/>
-      </w:pPr>
-      <w:r>
-        <w:rPr>
-          <w:b w:val="0"/>
-        </w:rPr>
-        <w:t>Drafts stay in this browser when storage is available; clear drafts on a shared device.</w:t>
-      </w:r>
-    </w:p>
-    <w:p>
-      <w:pPr>
-        <w:pStyle w:val="Heading3"/>
-      </w:pPr>
-      <w:r>
-        <w:t>What I repaired, the evidence I kept and the next test</w:t>
-      </w:r>
-    </w:p>
-    <w:p>
-      <w:r>
-        <w:t>________________________________________________________________</w:t>
-      </w:r>
-    </w:p>
-    <w:p>
-      <w:r>
-        <w:t>________________________________________________________________</w:t>
-      </w:r>
-    </w:p>
-    <w:p>
-      <w:r>
-        <w:t>________________________________________________________________</w:t>
-      </w:r>
-    </w:p>
-    <w:p>
-      <w:r>
-        <w:t>________________________________________________________________</w:t>
-      </w:r>
-    </w:p>
-    <w:p>
-      <w:r>
-        <w:t>________________________________________________________________</w:t>
-      </w:r>
-    </w:p>
-    <w:p>
-      <w:pPr>
         <w:pStyle w:val="Heading1"/>
       </w:pPr>
       <w:r>
-        <w:t>15. Visual concept journey</w:t>
-      </w:r>
-    </w:p>
-    <w:p>
-      <w:r>
-        <w:t>Explain each Return values and local state picture from its labels, then record a relevant limit.</w:t>
-      </w:r>
-    </w:p>
-    <w:p>
-      <w:pPr>
-        <w:pStyle w:val="Heading3"/>
+        <w:t>15. Reference · Six-picture response sheets</w:t>
+      </w:r>
+    </w:p>
+    <w:p>
+      <w:r>
+        <w:t>Use the picture relevant to a current gap.</w:t>
+      </w:r>
+    </w:p>
+    <w:p>
+      <w:pPr>
+        <w:pStyle w:val="Heading2"/>
       </w:pPr>
       <w:r>
         <w:t>01. Return values and local state: the case</w:t>
@@ -2460,7 +2113,6 @@
     <w:p>
       <w:pPr>
         <w:spacing w:line="336" w:lineRule="auto" w:after="180"/>
-        <w:shd w:fill="F5F1FB"/>
       </w:pPr>
       <w:r>
         <w:rPr>
@@ -2499,7 +2151,7 @@
     </w:p>
     <w:p>
       <w:pPr>
-        <w:pStyle w:val="Heading3"/>
+        <w:pStyle w:val="Heading2"/>
       </w:pPr>
       <w:r>
         <w:t>02. Follow the deciding steps</w:t>
@@ -2567,7 +2219,6 @@
     <w:p>
       <w:pPr>
         <w:spacing w:line="336" w:lineRule="auto" w:after="180"/>
-        <w:shd w:fill="F5F1FB"/>
       </w:pPr>
       <w:r>
         <w:rPr>
@@ -2618,7 +2269,7 @@
     </w:p>
     <w:p>
       <w:pPr>
-        <w:pStyle w:val="Heading3"/>
+        <w:pStyle w:val="Heading2"/>
       </w:pPr>
       <w:r>
         <w:t>03. Two calls return two values</w:t>
@@ -2674,7 +2325,6 @@
     <w:p>
       <w:pPr>
         <w:spacing w:line="336" w:lineRule="auto" w:after="180"/>
-        <w:shd w:fill="F5F1FB"/>
       </w:pPr>
       <w:r>
         <w:rPr>
@@ -2713,7 +2363,7 @@
     </w:p>
     <w:p>
       <w:pPr>
-        <w:pStyle w:val="Heading3"/>
+        <w:pStyle w:val="Heading2"/>
       </w:pPr>
       <w:r>
         <w:t>04. Change one thing. Trace what follows.</w:t>
@@ -2792,7 +2442,6 @@
     <w:p>
       <w:pPr>
         <w:spacing w:line="336" w:lineRule="auto" w:after="180"/>
-        <w:shd w:fill="F5F1FB"/>
       </w:pPr>
       <w:r>
         <w:rPr>
@@ -2831,7 +2480,7 @@
     </w:p>
     <w:p>
       <w:pPr>
-        <w:pStyle w:val="Heading3"/>
+        <w:pStyle w:val="Heading2"/>
       </w:pPr>
       <w:r>
         <w:t>05. Connect the explanation to its limit</w:t>
@@ -2922,7 +2571,6 @@
     <w:p>
       <w:pPr>
         <w:spacing w:line="336" w:lineRule="auto" w:after="180"/>
-        <w:shd w:fill="F5F1FB"/>
       </w:pPr>
       <w:r>
         <w:rPr>
@@ -2961,7 +2609,7 @@
     </w:p>
     <w:p>
       <w:pPr>
-        <w:pStyle w:val="Heading3"/>
+        <w:pStyle w:val="Heading2"/>
       </w:pPr>
       <w:r>
         <w:t>06. Make the idea visible in your project</w:t>
@@ -3076,7 +2724,6 @@
     <w:p>
       <w:pPr>
         <w:spacing w:line="336" w:lineRule="auto" w:after="180"/>
-        <w:shd w:fill="F5F1FB"/>
       </w:pPr>
       <w:r>
         <w:rPr>
@@ -3123,6 +2770,62 @@
     <w:p>
       <w:r>
         <w:t>________________________________________________________________</w:t>
+      </w:r>
+    </w:p>
+    <w:p>
+      <w:pPr>
+        <w:pStyle w:val="Heading2"/>
+      </w:pPr>
+      <w:r>
+        <w:t>Earlier wording, alternatives and picture transcripts · reference / check after trying</w:t>
+      </w:r>
+    </w:p>
+    <w:p>
+      <w:pPr>
+        <w:pStyle w:val="Heading3"/>
+      </w:pPr>
+      <w:r>
+        <w:t>01. Return values and local state: the case</w:t>
+      </w:r>
+    </w:p>
+    <w:p>
+      <w:pPr>
+        <w:pStyle w:val="Heading3"/>
+      </w:pPr>
+      <w:r>
+        <w:t>02. Follow the deciding steps</w:t>
+      </w:r>
+    </w:p>
+    <w:p>
+      <w:pPr>
+        <w:pStyle w:val="Heading3"/>
+      </w:pPr>
+      <w:r>
+        <w:t>03. Two calls return two values</w:t>
+      </w:r>
+    </w:p>
+    <w:p>
+      <w:pPr>
+        <w:pStyle w:val="Heading3"/>
+      </w:pPr>
+      <w:r>
+        <w:t>04. Change one thing. Trace what follows.</w:t>
+      </w:r>
+    </w:p>
+    <w:p>
+      <w:pPr>
+        <w:pStyle w:val="Heading3"/>
+      </w:pPr>
+      <w:r>
+        <w:t>05. Connect the explanation to its limit</w:t>
+      </w:r>
+    </w:p>
+    <w:p>
+      <w:pPr>
+        <w:pStyle w:val="Heading3"/>
+      </w:pPr>
+      <w:r>
+        <w:t>06. Make the idea visible in your project</w:t>
       </w:r>
     </w:p>
     <w:sectPr>
